--- a/0-开发工具/3-软件编程工具/eclipse/Eclipse开发环境设置.docx
+++ b/0-开发工具/3-软件编程工具/eclipse/Eclipse开发环境设置.docx
@@ -1,10 +1,13 @@
 
 <file path=word/document.xml><?xml version="1.0" encoding="utf-8"?>
-<w:document xmlns:wpc="http://schemas.microsoft.com/office/word/2010/wordprocessingCanvas" xmlns:cx="http://schemas.microsoft.com/office/drawing/2014/chartex" xmlns:cx1="http://schemas.microsoft.com/office/drawing/2015/9/8/chartex" xmlns:cx2="http://schemas.microsoft.com/office/drawing/2015/10/21/chartex" xmlns:cx3="http://schemas.microsoft.com/office/drawing/2016/5/9/chartex" xmlns:cx4="http://schemas.microsoft.com/office/drawing/2016/5/10/chartex" xmlns:cx5="http://schemas.microsoft.com/office/drawing/2016/5/11/chartex" xmlns:cx6="http://schemas.microsoft.com/office/drawing/2016/5/12/chartex" xmlns:cx7="http://schemas.microsoft.com/office/drawing/2016/5/13/chartex" xmlns:cx8="http://schemas.microsoft.com/office/drawing/2016/5/14/chartex" xmlns:mc="http://schemas.openxmlformats.org/markup-compatibility/2006" xmlns:aink="http://schemas.microsoft.com/office/drawing/2016/ink" xmlns:am3d="http://schemas.microsoft.com/office/drawing/2017/model3d" xmlns:o="urn:schemas-microsoft-com:office:office" xmlns:r="http://schemas.openxmlformats.org/officeDocument/2006/relationships" xmlns:m="http://schemas.openxmlformats.org/officeDocument/2006/math" xmlns:v="urn:schemas-microsoft-com:vml" xmlns:wp14="http://schemas.microsoft.com/office/word/2010/wordprocessingDrawing" xmlns:wp="http://schemas.openxmlformats.org/drawingml/2006/wordprocessingDrawing" xmlns:w10="urn:schemas-microsoft-com:office:word" xmlns:w="http://schemas.openxmlformats.org/wordprocessingml/2006/main" xmlns:w14="http://schemas.microsoft.com/office/word/2010/wordml" xmlns:w15="http://schemas.microsoft.com/office/word/2012/wordml" xmlns:w16cex="http://schemas.microsoft.com/office/word/2018/wordml/cex" xmlns:w16cid="http://schemas.microsoft.com/office/word/2016/wordml/cid" xmlns:w16="http://schemas.microsoft.com/office/word/2018/wordml" xmlns:w16sdtdh="http://schemas.microsoft.com/office/word/2020/wordml/sdtdatahash" xmlns:w16se="http://schemas.microsoft.com/office/word/2015/wordml/symex" xmlns:wpg="http://schemas.microsoft.com/office/word/2010/wordprocessingGroup" xmlns:wpi="http://schemas.microsoft.com/office/word/2010/wordprocessingInk" xmlns:wne="http://schemas.microsoft.com/office/word/2006/wordml" xmlns:wps="http://schemas.microsoft.com/office/word/2010/wordprocessingShape" mc:Ignorable="w14 w15 w16se w16cid w16 w16cex w16sdtdh wp14">
+<w:document xmlns:wpc="http://schemas.microsoft.com/office/word/2010/wordprocessingCanvas" xmlns:cx="http://schemas.microsoft.com/office/drawing/2014/chartex" xmlns:cx1="http://schemas.microsoft.com/office/drawing/2015/9/8/chartex" xmlns:cx2="http://schemas.microsoft.com/office/drawing/2015/10/21/chartex" xmlns:cx3="http://schemas.microsoft.com/office/drawing/2016/5/9/chartex" xmlns:cx4="http://schemas.microsoft.com/office/drawing/2016/5/10/chartex" xmlns:cx5="http://schemas.microsoft.com/office/drawing/2016/5/11/chartex" xmlns:cx6="http://schemas.microsoft.com/office/drawing/2016/5/12/chartex" xmlns:cx7="http://schemas.microsoft.com/office/drawing/2016/5/13/chartex" xmlns:cx8="http://schemas.microsoft.com/office/drawing/2016/5/14/chartex" xmlns:mc="http://schemas.openxmlformats.org/markup-compatibility/2006" xmlns:aink="http://schemas.microsoft.com/office/drawing/2016/ink" xmlns:am3d="http://schemas.microsoft.com/office/drawing/2017/model3d" xmlns:o="urn:schemas-microsoft-com:office:office" xmlns:oel="http://schemas.microsoft.com/office/2019/extlst" xmlns:r="http://schemas.openxmlformats.org/officeDocument/2006/relationships" xmlns:m="http://schemas.openxmlformats.org/officeDocument/2006/math" xmlns:v="urn:schemas-microsoft-com:vml" xmlns:wp14="http://schemas.microsoft.com/office/word/2010/wordprocessingDrawing" xmlns:wp="http://schemas.openxmlformats.org/drawingml/2006/wordprocessingDrawing" xmlns:w10="urn:schemas-microsoft-com:office:word" xmlns:w="http://schemas.openxmlformats.org/wordprocessingml/2006/main" xmlns:w14="http://schemas.microsoft.com/office/word/2010/wordml" xmlns:w15="http://schemas.microsoft.com/office/word/2012/wordml" xmlns:w16cex="http://schemas.microsoft.com/office/word/2018/wordml/cex" xmlns:w16cid="http://schemas.microsoft.com/office/word/2016/wordml/cid" xmlns:w16="http://schemas.microsoft.com/office/word/2018/wordml" xmlns:w16du="http://schemas.microsoft.com/office/word/2023/wordml/word16du" xmlns:w16sdtdh="http://schemas.microsoft.com/office/word/2020/wordml/sdtdatahash" xmlns:w16sdtfl="http://schemas.microsoft.com/office/word/2024/wordml/sdtformatlock" xmlns:w16se="http://schemas.microsoft.com/office/word/2015/wordml/symex" xmlns:wpg="http://schemas.microsoft.com/office/word/2010/wordprocessingGroup" xmlns:wpi="http://schemas.microsoft.com/office/word/2010/wordprocessingInk" xmlns:wne="http://schemas.microsoft.com/office/word/2006/wordml" xmlns:wps="http://schemas.microsoft.com/office/word/2010/wordprocessingShape" mc:Ignorable="w14 w15 w16se w16cid w16 w16cex w16sdtdh w16sdtfl w16du wp14">
   <w:body>
     <w:p>
       <w:pPr>
         <w:pStyle w:val="2"/>
+        <w:rPr>
+          <w:rFonts w:hint="eastAsia"/>
+        </w:rPr>
       </w:pPr>
       <w:r>
         <w:rPr>
@@ -16,6 +19,9 @@
     <w:p>
       <w:pPr>
         <w:pStyle w:val="3"/>
+        <w:rPr>
+          <w:rFonts w:hint="eastAsia"/>
+        </w:rPr>
       </w:pPr>
       <w:r>
         <w:rPr>
@@ -34,6 +40,11 @@
       </w:r>
     </w:p>
     <w:p>
+      <w:pPr>
+        <w:rPr>
+          <w:rFonts w:hint="eastAsia"/>
+        </w:rPr>
+      </w:pPr>
       <w:r>
         <w:rPr>
           <w:noProof/>
@@ -75,28 +86,30 @@
         </w:drawing>
       </w:r>
     </w:p>
+    <w:p>
+      <w:pPr>
+        <w:rPr>
+          <w:rFonts w:hint="eastAsia"/>
+        </w:rPr>
+      </w:pPr>
+    </w:p>
+    <w:p>
+      <w:pPr>
+        <w:rPr>
+          <w:rFonts w:hint="eastAsia"/>
+          <w:color w:val="FF0000"/>
+        </w:rPr>
+      </w:pPr>
+      <w:r>
+        <w:rPr>
+          <w:rFonts w:hint="eastAsia"/>
+          <w:color w:val="FF0000"/>
+        </w:rPr>
+        <w:t>注意：必须设置JDK，否则调试JDK程序，非常重要</w:t>
+      </w:r>
+    </w:p>
     <w:p/>
-    <w:p>
-      <w:pPr>
-        <w:rPr>
-          <w:color w:val="FF0000"/>
-        </w:rPr>
-      </w:pPr>
-      <w:r>
-        <w:rPr>
-          <w:rFonts w:hint="eastAsia"/>
-          <w:color w:val="FF0000"/>
-        </w:rPr>
-        <w:t>注意：必须设置JDK，否则调试JDK程序，非常重要</w:t>
-      </w:r>
-    </w:p>
-    <w:p>
-      <w:pPr>
-        <w:rPr>
-          <w:color w:val="FF0000"/>
-        </w:rPr>
-      </w:pPr>
-    </w:p>
+    <w:p/>
     <w:p>
       <w:pPr>
         <w:pStyle w:val="3"/>
@@ -105,24 +118,40 @@
         <w:rPr>
           <w:rFonts w:hint="eastAsia"/>
         </w:rPr>
-        <w:t>新窗口打开项目</w:t>
-      </w:r>
-    </w:p>
-    <w:p>
-      <w:pPr>
-        <w:rPr>
-          <w:color w:val="FF0000"/>
-        </w:rPr>
-      </w:pPr>
+        <w:t>设置作者名称</w:t>
+      </w:r>
+    </w:p>
+    <w:p>
+      <w:pPr>
+        <w:rPr>
+          <w:rFonts w:hint="eastAsia"/>
+        </w:rPr>
+      </w:pPr>
+      <w:r>
+        <w:rPr>
+          <w:rFonts w:hint="eastAsia"/>
+        </w:rPr>
+        <w:t>-Duser.name=</w:t>
+      </w:r>
+      <w:proofErr w:type="spellStart"/>
+      <w:r>
+        <w:rPr>
+          <w:rFonts w:hint="eastAsia"/>
+        </w:rPr>
+        <w:t>jiaolong</w:t>
+      </w:r>
+      <w:proofErr w:type="spellEnd"/>
+    </w:p>
+    <w:p>
       <w:r>
         <w:rPr>
           <w:noProof/>
         </w:rPr>
         <w:drawing>
-          <wp:inline distT="0" distB="0" distL="0" distR="0" wp14:anchorId="6CDE0599" wp14:editId="46ED4DF6">
-            <wp:extent cx="4495800" cy="1751013"/>
-            <wp:effectExtent l="0" t="0" r="0" b="1905"/>
-            <wp:docPr id="29" name="图片 29"/>
+          <wp:inline distT="0" distB="0" distL="0" distR="0" wp14:anchorId="7F5C6E7F" wp14:editId="44BFB6F4">
+            <wp:extent cx="5274310" cy="2314575"/>
+            <wp:effectExtent l="0" t="0" r="2540" b="9525"/>
+            <wp:docPr id="230881685" name="图片 1"/>
             <wp:cNvGraphicFramePr>
               <a:graphicFrameLocks xmlns:a="http://schemas.openxmlformats.org/drawingml/2006/main" noChangeAspect="1"/>
             </wp:cNvGraphicFramePr>
@@ -130,7 +159,7 @@
               <a:graphicData uri="http://schemas.openxmlformats.org/drawingml/2006/picture">
                 <pic:pic xmlns:pic="http://schemas.openxmlformats.org/drawingml/2006/picture">
                   <pic:nvPicPr>
-                    <pic:cNvPr id="1" name=""/>
+                    <pic:cNvPr id="230881685" name=""/>
                     <pic:cNvPicPr/>
                   </pic:nvPicPr>
                   <pic:blipFill>
@@ -142,7 +171,7 @@
                   <pic:spPr>
                     <a:xfrm>
                       <a:off x="0" y="0"/>
-                      <a:ext cx="4504757" cy="1754502"/>
+                      <a:ext cx="5274310" cy="2314575"/>
                     </a:xfrm>
                     <a:prstGeom prst="rect">
                       <a:avLst/>
@@ -155,13 +184,7 @@
         </w:drawing>
       </w:r>
     </w:p>
-    <w:p>
-      <w:pPr>
-        <w:rPr>
-          <w:color w:val="FF0000"/>
-        </w:rPr>
-      </w:pPr>
-    </w:p>
+    <w:p/>
     <w:p>
       <w:pPr>
         <w:pStyle w:val="3"/>
@@ -170,7 +193,8 @@
         <w:rPr>
           <w:rFonts w:hint="eastAsia"/>
         </w:rPr>
-        <w:t>包分级显示</w:t>
+        <w:lastRenderedPageBreak/>
+        <w:t>复制已有软件配置</w:t>
       </w:r>
     </w:p>
     <w:p>
@@ -179,10 +203,10 @@
           <w:noProof/>
         </w:rPr>
         <w:drawing>
-          <wp:inline distT="0" distB="0" distL="0" distR="0" wp14:anchorId="6331E905" wp14:editId="43CBE768">
-            <wp:extent cx="3443343" cy="1642905"/>
-            <wp:effectExtent l="0" t="0" r="5080" b="0"/>
-            <wp:docPr id="10" name="图片 10"/>
+          <wp:inline distT="0" distB="0" distL="0" distR="0" wp14:anchorId="1C72DCC5" wp14:editId="0FBF0F13">
+            <wp:extent cx="5274310" cy="1692910"/>
+            <wp:effectExtent l="0" t="0" r="2540" b="2540"/>
+            <wp:docPr id="505175425" name="图片 1"/>
             <wp:cNvGraphicFramePr>
               <a:graphicFrameLocks xmlns:a="http://schemas.openxmlformats.org/drawingml/2006/main" noChangeAspect="1"/>
             </wp:cNvGraphicFramePr>
@@ -190,7 +214,7 @@
               <a:graphicData uri="http://schemas.openxmlformats.org/drawingml/2006/picture">
                 <pic:pic xmlns:pic="http://schemas.openxmlformats.org/drawingml/2006/picture">
                   <pic:nvPicPr>
-                    <pic:cNvPr id="1" name=""/>
+                    <pic:cNvPr id="505175425" name=""/>
                     <pic:cNvPicPr/>
                   </pic:nvPicPr>
                   <pic:blipFill>
@@ -202,7 +226,7 @@
                   <pic:spPr>
                     <a:xfrm>
                       <a:off x="0" y="0"/>
-                      <a:ext cx="3459670" cy="1650695"/>
+                      <a:ext cx="5274310" cy="1692910"/>
                     </a:xfrm>
                     <a:prstGeom prst="rect">
                       <a:avLst/>
@@ -215,35 +239,43 @@
         </w:drawing>
       </w:r>
     </w:p>
-    <w:p/>
+    <w:p>
+      <w:pPr>
+        <w:rPr>
+          <w:rFonts w:hint="eastAsia"/>
+        </w:rPr>
+      </w:pPr>
+    </w:p>
     <w:p>
       <w:pPr>
         <w:pStyle w:val="3"/>
-      </w:pPr>
-      <w:r>
-        <w:rPr>
-          <w:rFonts w:hint="eastAsia"/>
-        </w:rPr>
-        <w:lastRenderedPageBreak/>
-        <w:t>编译级别</w:t>
-      </w:r>
-      <w:r>
-        <w:rPr>
-          <w:rFonts w:hint="eastAsia"/>
-        </w:rPr>
-        <w:t>设置</w:t>
-      </w:r>
-    </w:p>
-    <w:p>
+        <w:rPr>
+          <w:rFonts w:hint="eastAsia"/>
+        </w:rPr>
+      </w:pPr>
+      <w:r>
+        <w:rPr>
+          <w:rFonts w:hint="eastAsia"/>
+        </w:rPr>
+        <w:t>新窗口打开项目</w:t>
+      </w:r>
+    </w:p>
+    <w:p>
+      <w:pPr>
+        <w:rPr>
+          <w:rFonts w:hint="eastAsia"/>
+          <w:color w:val="FF0000"/>
+        </w:rPr>
+      </w:pPr>
       <w:r>
         <w:rPr>
           <w:noProof/>
         </w:rPr>
         <w:drawing>
-          <wp:inline distT="0" distB="0" distL="0" distR="0" wp14:anchorId="1E3B4A82" wp14:editId="7773BBD0">
-            <wp:extent cx="3431279" cy="1924259"/>
-            <wp:effectExtent l="0" t="0" r="0" b="0"/>
-            <wp:docPr id="7" name="图片 7"/>
+          <wp:inline distT="0" distB="0" distL="0" distR="0" wp14:anchorId="6CDE0599" wp14:editId="46ED4DF6">
+            <wp:extent cx="4495800" cy="1751013"/>
+            <wp:effectExtent l="0" t="0" r="0" b="1905"/>
+            <wp:docPr id="29" name="图片 29"/>
             <wp:cNvGraphicFramePr>
               <a:graphicFrameLocks xmlns:a="http://schemas.openxmlformats.org/drawingml/2006/main" noChangeAspect="1"/>
             </wp:cNvGraphicFramePr>
@@ -263,6 +295,150 @@
                   <pic:spPr>
                     <a:xfrm>
                       <a:off x="0" y="0"/>
+                      <a:ext cx="4504757" cy="1754502"/>
+                    </a:xfrm>
+                    <a:prstGeom prst="rect">
+                      <a:avLst/>
+                    </a:prstGeom>
+                  </pic:spPr>
+                </pic:pic>
+              </a:graphicData>
+            </a:graphic>
+          </wp:inline>
+        </w:drawing>
+      </w:r>
+    </w:p>
+    <w:p>
+      <w:pPr>
+        <w:rPr>
+          <w:rFonts w:hint="eastAsia"/>
+          <w:color w:val="FF0000"/>
+        </w:rPr>
+      </w:pPr>
+    </w:p>
+    <w:p>
+      <w:pPr>
+        <w:pStyle w:val="3"/>
+        <w:rPr>
+          <w:rFonts w:hint="eastAsia"/>
+        </w:rPr>
+      </w:pPr>
+      <w:r>
+        <w:rPr>
+          <w:rFonts w:hint="eastAsia"/>
+        </w:rPr>
+        <w:t>包分级显示</w:t>
+      </w:r>
+    </w:p>
+    <w:p>
+      <w:pPr>
+        <w:rPr>
+          <w:rFonts w:hint="eastAsia"/>
+        </w:rPr>
+      </w:pPr>
+      <w:r>
+        <w:rPr>
+          <w:noProof/>
+        </w:rPr>
+        <w:drawing>
+          <wp:inline distT="0" distB="0" distL="0" distR="0" wp14:anchorId="6331E905" wp14:editId="43CBE768">
+            <wp:extent cx="3443343" cy="1642905"/>
+            <wp:effectExtent l="0" t="0" r="5080" b="0"/>
+            <wp:docPr id="10" name="图片 10"/>
+            <wp:cNvGraphicFramePr>
+              <a:graphicFrameLocks xmlns:a="http://schemas.openxmlformats.org/drawingml/2006/main" noChangeAspect="1"/>
+            </wp:cNvGraphicFramePr>
+            <a:graphic xmlns:a="http://schemas.openxmlformats.org/drawingml/2006/main">
+              <a:graphicData uri="http://schemas.openxmlformats.org/drawingml/2006/picture">
+                <pic:pic xmlns:pic="http://schemas.openxmlformats.org/drawingml/2006/picture">
+                  <pic:nvPicPr>
+                    <pic:cNvPr id="1" name=""/>
+                    <pic:cNvPicPr/>
+                  </pic:nvPicPr>
+                  <pic:blipFill>
+                    <a:blip r:embed="rId12"/>
+                    <a:stretch>
+                      <a:fillRect/>
+                    </a:stretch>
+                  </pic:blipFill>
+                  <pic:spPr>
+                    <a:xfrm>
+                      <a:off x="0" y="0"/>
+                      <a:ext cx="3459670" cy="1650695"/>
+                    </a:xfrm>
+                    <a:prstGeom prst="rect">
+                      <a:avLst/>
+                    </a:prstGeom>
+                  </pic:spPr>
+                </pic:pic>
+              </a:graphicData>
+            </a:graphic>
+          </wp:inline>
+        </w:drawing>
+      </w:r>
+    </w:p>
+    <w:p>
+      <w:pPr>
+        <w:rPr>
+          <w:rFonts w:hint="eastAsia"/>
+        </w:rPr>
+      </w:pPr>
+    </w:p>
+    <w:p>
+      <w:pPr>
+        <w:pStyle w:val="3"/>
+        <w:rPr>
+          <w:rFonts w:hint="eastAsia"/>
+        </w:rPr>
+      </w:pPr>
+      <w:r>
+        <w:rPr>
+          <w:rFonts w:hint="eastAsia"/>
+        </w:rPr>
+        <w:lastRenderedPageBreak/>
+        <w:t>编译级别</w:t>
+      </w:r>
+      <w:r>
+        <w:rPr>
+          <w:rFonts w:hint="eastAsia"/>
+        </w:rPr>
+        <w:t>设置</w:t>
+      </w:r>
+    </w:p>
+    <w:p>
+      <w:pPr>
+        <w:rPr>
+          <w:rFonts w:hint="eastAsia"/>
+        </w:rPr>
+      </w:pPr>
+      <w:r>
+        <w:rPr>
+          <w:noProof/>
+        </w:rPr>
+        <w:drawing>
+          <wp:inline distT="0" distB="0" distL="0" distR="0" wp14:anchorId="1E3B4A82" wp14:editId="7773BBD0">
+            <wp:extent cx="3431279" cy="1924259"/>
+            <wp:effectExtent l="0" t="0" r="0" b="0"/>
+            <wp:docPr id="7" name="图片 7"/>
+            <wp:cNvGraphicFramePr>
+              <a:graphicFrameLocks xmlns:a="http://schemas.openxmlformats.org/drawingml/2006/main" noChangeAspect="1"/>
+            </wp:cNvGraphicFramePr>
+            <a:graphic xmlns:a="http://schemas.openxmlformats.org/drawingml/2006/main">
+              <a:graphicData uri="http://schemas.openxmlformats.org/drawingml/2006/picture">
+                <pic:pic xmlns:pic="http://schemas.openxmlformats.org/drawingml/2006/picture">
+                  <pic:nvPicPr>
+                    <pic:cNvPr id="1" name=""/>
+                    <pic:cNvPicPr/>
+                  </pic:nvPicPr>
+                  <pic:blipFill>
+                    <a:blip r:embed="rId13"/>
+                    <a:stretch>
+                      <a:fillRect/>
+                    </a:stretch>
+                  </pic:blipFill>
+                  <pic:spPr>
+                    <a:xfrm>
+                      <a:off x="0" y="0"/>
                       <a:ext cx="3439228" cy="1928717"/>
                     </a:xfrm>
                     <a:prstGeom prst="rect">
@@ -279,6 +455,9 @@
     <w:p>
       <w:pPr>
         <w:pStyle w:val="3"/>
+        <w:rPr>
+          <w:rFonts w:hint="eastAsia"/>
+        </w:rPr>
       </w:pPr>
       <w:r>
         <w:rPr>
@@ -294,12 +473,17 @@
       </w:r>
     </w:p>
     <w:p>
+      <w:pPr>
+        <w:rPr>
+          <w:rFonts w:hint="eastAsia"/>
+        </w:rPr>
+      </w:pPr>
       <w:r>
         <w:rPr>
           <w:noProof/>
         </w:rPr>
         <w:drawing>
-          <wp:inline distT="0" distB="0" distL="0" distR="0" wp14:anchorId="6C8D567B" wp14:editId="63B34D1C">
+          <wp:inline distT="0" distB="0" distL="0" distR="0" wp14:anchorId="6C8D567B" wp14:editId="7DB6D872">
             <wp:extent cx="3426488" cy="2439712"/>
             <wp:effectExtent l="0" t="0" r="2540" b="0"/>
             <wp:docPr id="1" name="图片 1"/>
@@ -316,7 +500,7 @@
                     </pic:cNvPicPr>
                   </pic:nvPicPr>
                   <pic:blipFill>
-                    <a:blip r:embed="rId12" cstate="print">
+                    <a:blip r:embed="rId14" cstate="print">
                       <a:extLst>
                         <a:ext uri="{28A0092B-C50C-407E-A947-70E740481C1C}">
                           <a14:useLocalDpi xmlns:a14="http://schemas.microsoft.com/office/drawing/2010/main" val="0"/>
@@ -351,6 +535,9 @@
     <w:p>
       <w:pPr>
         <w:pStyle w:val="3"/>
+        <w:rPr>
+          <w:rFonts w:hint="eastAsia"/>
+        </w:rPr>
       </w:pPr>
       <w:r>
         <w:rPr>
@@ -360,17 +547,62 @@
       </w:r>
     </w:p>
     <w:p>
+      <w:pPr>
+        <w:rPr>
+          <w:rFonts w:hint="eastAsia"/>
+        </w:rPr>
+      </w:pPr>
       <w:r>
         <w:tab/>
       </w:r>
       <w:r>
-        <w:t>@date ${currentDate:date('yyyy-MM-dd hh:mm:ss')}</w:t>
-      </w:r>
-    </w:p>
-    <w:p/>
+        <w:t>@date ${</w:t>
+      </w:r>
+      <w:proofErr w:type="spellStart"/>
+      <w:proofErr w:type="gramStart"/>
+      <w:r>
+        <w:t>currentDate:date</w:t>
+      </w:r>
+      <w:proofErr w:type="spellEnd"/>
+      <w:proofErr w:type="gramEnd"/>
+      <w:r>
+        <w:t>('</w:t>
+      </w:r>
+      <w:proofErr w:type="spellStart"/>
+      <w:r>
+        <w:t>yyyy</w:t>
+      </w:r>
+      <w:proofErr w:type="spellEnd"/>
+      <w:r>
+        <w:t xml:space="preserve">-MM-dd </w:t>
+      </w:r>
+      <w:proofErr w:type="spellStart"/>
+      <w:r>
+        <w:t>hh:</w:t>
+      </w:r>
+      <w:proofErr w:type="gramStart"/>
+      <w:r>
+        <w:t>mm:ss</w:t>
+      </w:r>
+      <w:proofErr w:type="spellEnd"/>
+      <w:proofErr w:type="gramEnd"/>
+      <w:r>
+        <w:t>')}</w:t>
+      </w:r>
+    </w:p>
+    <w:p>
+      <w:pPr>
+        <w:rPr>
+          <w:rFonts w:hint="eastAsia"/>
+        </w:rPr>
+      </w:pPr>
+    </w:p>
     <w:p>
       <w:pPr>
         <w:pStyle w:val="3"/>
+        <w:rPr>
+          <w:rFonts w:hint="eastAsia"/>
+        </w:rPr>
       </w:pPr>
       <w:r>
         <w:rPr>
@@ -381,6 +613,11 @@
       </w:r>
     </w:p>
     <w:p>
+      <w:pPr>
+        <w:rPr>
+          <w:rFonts w:hint="eastAsia"/>
+        </w:rPr>
+      </w:pPr>
       <w:r>
         <w:rPr>
           <w:noProof/>
@@ -390,196 +627,6 @@
             <wp:extent cx="5274310" cy="5071745"/>
             <wp:effectExtent l="0" t="0" r="2540" b="0"/>
             <wp:docPr id="2" name="图片 2"/>
-            <wp:cNvGraphicFramePr>
-              <a:graphicFrameLocks xmlns:a="http://schemas.openxmlformats.org/drawingml/2006/main" noChangeAspect="1"/>
-            </wp:cNvGraphicFramePr>
-            <a:graphic xmlns:a="http://schemas.openxmlformats.org/drawingml/2006/main">
-              <a:graphicData uri="http://schemas.openxmlformats.org/drawingml/2006/picture">
-                <pic:pic xmlns:pic="http://schemas.openxmlformats.org/drawingml/2006/picture">
-                  <pic:nvPicPr>
-                    <pic:cNvPr id="1" name=""/>
-                    <pic:cNvPicPr/>
-                  </pic:nvPicPr>
-                  <pic:blipFill>
-                    <a:blip r:embed="rId13"/>
-                    <a:stretch>
-                      <a:fillRect/>
-                    </a:stretch>
-                  </pic:blipFill>
-                  <pic:spPr>
-                    <a:xfrm>
-                      <a:off x="0" y="0"/>
-                      <a:ext cx="5274310" cy="5071745"/>
-                    </a:xfrm>
-                    <a:prstGeom prst="rect">
-                      <a:avLst/>
-                    </a:prstGeom>
-                  </pic:spPr>
-                </pic:pic>
-              </a:graphicData>
-            </a:graphic>
-          </wp:inline>
-        </w:drawing>
-      </w:r>
-    </w:p>
-    <w:p>
-      <w:r>
-        <w:tab/>
-      </w:r>
-      <w:r>
-        <w:t>-Duser.name=</w:t>
-      </w:r>
-      <w:r>
-        <w:rPr>
-          <w:rFonts w:hint="eastAsia"/>
-        </w:rPr>
-        <w:t>jiaolong</w:t>
-      </w:r>
-    </w:p>
-    <w:p>
-      <w:pPr>
-        <w:rPr>
-          <w:rStyle w:val="HTML"/>
-          <w:rFonts w:ascii="Source Code Pro" w:hAnsi="Source Code Pro"/>
-          <w:color w:val="C7254E"/>
-          <w:szCs w:val="21"/>
-          <w:shd w:val="clear" w:color="auto" w:fill="F9F2F4"/>
-        </w:rPr>
-      </w:pPr>
-      <w:r>
-        <w:rPr>
-          <w:rFonts w:ascii="Arial" w:hAnsi="Arial" w:cs="Arial"/>
-          <w:color w:val="4D4D4D"/>
-          <w:shd w:val="clear" w:color="auto" w:fill="FFFFFF"/>
-        </w:rPr>
-        <w:t>快捷键</w:t>
-      </w:r>
-      <w:r>
-        <w:rPr>
-          <w:rStyle w:val="HTML"/>
-          <w:rFonts w:ascii="Source Code Pro" w:hAnsi="Source Code Pro"/>
-          <w:color w:val="C7254E"/>
-          <w:sz w:val="21"/>
-          <w:szCs w:val="21"/>
-          <w:shd w:val="clear" w:color="auto" w:fill="F9F2F4"/>
-        </w:rPr>
-        <w:t>Alt</w:t>
-      </w:r>
-      <w:r>
-        <w:rPr>
-          <w:rStyle w:val="HTML"/>
-          <w:rFonts w:ascii="Source Code Pro" w:hAnsi="Source Code Pro"/>
-          <w:color w:val="C7254E"/>
-          <w:sz w:val="21"/>
-          <w:szCs w:val="21"/>
-          <w:shd w:val="clear" w:color="auto" w:fill="F9F2F4"/>
-        </w:rPr>
-        <w:t>＋</w:t>
-      </w:r>
-      <w:r>
-        <w:rPr>
-          <w:rStyle w:val="HTML"/>
-          <w:rFonts w:ascii="Source Code Pro" w:hAnsi="Source Code Pro"/>
-          <w:color w:val="C7254E"/>
-          <w:sz w:val="21"/>
-          <w:szCs w:val="21"/>
-          <w:shd w:val="clear" w:color="auto" w:fill="F9F2F4"/>
-        </w:rPr>
-        <w:t>Shift+J</w:t>
-      </w:r>
-    </w:p>
-    <w:p>
-      <w:pPr>
-        <w:rPr>
-          <w:rStyle w:val="HTML"/>
-          <w:rFonts w:ascii="Source Code Pro" w:hAnsi="Source Code Pro"/>
-          <w:szCs w:val="21"/>
-          <w:shd w:val="clear" w:color="auto" w:fill="F9F2F4"/>
-        </w:rPr>
-      </w:pPr>
-    </w:p>
-    <w:p>
-      <w:pPr>
-        <w:pStyle w:val="3"/>
-      </w:pPr>
-      <w:r>
-        <w:lastRenderedPageBreak/>
-        <w:t xml:space="preserve"> </w:t>
-      </w:r>
-      <w:r>
-        <w:rPr>
-          <w:rFonts w:hint="eastAsia"/>
-        </w:rPr>
-        <w:t>Eclpse程序参数与JVM内存参数配置</w:t>
-      </w:r>
-    </w:p>
-    <w:p>
-      <w:r>
-        <w:rPr>
-          <w:noProof/>
-        </w:rPr>
-        <w:drawing>
-          <wp:inline distT="0" distB="0" distL="0" distR="0" wp14:anchorId="540CBF3A" wp14:editId="2A4D203B">
-            <wp:extent cx="5274310" cy="3526155"/>
-            <wp:effectExtent l="0" t="0" r="2540" b="0"/>
-            <wp:docPr id="16" name="图片 16"/>
-            <wp:cNvGraphicFramePr>
-              <a:graphicFrameLocks xmlns:a="http://schemas.openxmlformats.org/drawingml/2006/main" noChangeAspect="1"/>
-            </wp:cNvGraphicFramePr>
-            <a:graphic xmlns:a="http://schemas.openxmlformats.org/drawingml/2006/main">
-              <a:graphicData uri="http://schemas.openxmlformats.org/drawingml/2006/picture">
-                <pic:pic xmlns:pic="http://schemas.openxmlformats.org/drawingml/2006/picture">
-                  <pic:nvPicPr>
-                    <pic:cNvPr id="1" name=""/>
-                    <pic:cNvPicPr/>
-                  </pic:nvPicPr>
-                  <pic:blipFill>
-                    <a:blip r:embed="rId14"/>
-                    <a:stretch>
-                      <a:fillRect/>
-                    </a:stretch>
-                  </pic:blipFill>
-                  <pic:spPr>
-                    <a:xfrm>
-                      <a:off x="0" y="0"/>
-                      <a:ext cx="5274310" cy="3526155"/>
-                    </a:xfrm>
-                    <a:prstGeom prst="rect">
-                      <a:avLst/>
-                    </a:prstGeom>
-                  </pic:spPr>
-                </pic:pic>
-              </a:graphicData>
-            </a:graphic>
-          </wp:inline>
-        </w:drawing>
-      </w:r>
-    </w:p>
-    <w:p/>
-    <w:p>
-      <w:pPr>
-        <w:pStyle w:val="3"/>
-      </w:pPr>
-      <w:r>
-        <w:t xml:space="preserve"> S</w:t>
-      </w:r>
-      <w:r>
-        <w:rPr>
-          <w:rFonts w:hint="eastAsia"/>
-        </w:rPr>
-        <w:t>vn插件安装</w:t>
-      </w:r>
-    </w:p>
-    <w:p>
-      <w:r>
-        <w:rPr>
-          <w:noProof/>
-        </w:rPr>
-        <w:drawing>
-          <wp:inline distT="0" distB="0" distL="0" distR="0" wp14:anchorId="230D721D" wp14:editId="607D3BAD">
-            <wp:extent cx="2769739" cy="1600200"/>
-            <wp:effectExtent l="0" t="0" r="0" b="0"/>
-            <wp:docPr id="23" name="图片 23"/>
             <wp:cNvGraphicFramePr>
               <a:graphicFrameLocks xmlns:a="http://schemas.openxmlformats.org/drawingml/2006/main" noChangeAspect="1"/>
             </wp:cNvGraphicFramePr>
@@ -599,7 +646,7 @@
                   <pic:spPr>
                     <a:xfrm>
                       <a:off x="0" y="0"/>
-                      <a:ext cx="2785662" cy="1609399"/>
+                      <a:ext cx="5274310" cy="5071745"/>
                     </a:xfrm>
                     <a:prstGeom prst="rect">
                       <a:avLst/>
@@ -613,16 +660,123 @@
       </w:r>
     </w:p>
     <w:p>
+      <w:pPr>
+        <w:rPr>
+          <w:rFonts w:hint="eastAsia"/>
+        </w:rPr>
+      </w:pPr>
+      <w:r>
+        <w:tab/>
+      </w:r>
+      <w:r>
+        <w:t>-Duser.name=</w:t>
+      </w:r>
+      <w:proofErr w:type="spellStart"/>
+      <w:r>
+        <w:rPr>
+          <w:rFonts w:hint="eastAsia"/>
+        </w:rPr>
+        <w:t>jiaolong</w:t>
+      </w:r>
+      <w:proofErr w:type="spellEnd"/>
+    </w:p>
+    <w:p>
+      <w:pPr>
+        <w:rPr>
+          <w:rStyle w:val="HTML"/>
+          <w:rFonts w:ascii="Source Code Pro" w:hAnsi="Source Code Pro"/>
+          <w:color w:val="C7254E"/>
+          <w:szCs w:val="21"/>
+          <w:shd w:val="clear" w:color="auto" w:fill="F9F2F4"/>
+        </w:rPr>
+      </w:pPr>
+      <w:r>
+        <w:rPr>
+          <w:rFonts w:ascii="Arial" w:hAnsi="Arial" w:cs="Arial"/>
+          <w:color w:val="4D4D4D"/>
+          <w:shd w:val="clear" w:color="auto" w:fill="FFFFFF"/>
+        </w:rPr>
+        <w:t>快捷键</w:t>
+      </w:r>
+      <w:r>
+        <w:rPr>
+          <w:rStyle w:val="HTML"/>
+          <w:rFonts w:ascii="Source Code Pro" w:hAnsi="Source Code Pro"/>
+          <w:color w:val="C7254E"/>
+          <w:sz w:val="21"/>
+          <w:szCs w:val="21"/>
+          <w:shd w:val="clear" w:color="auto" w:fill="F9F2F4"/>
+        </w:rPr>
+        <w:t>Alt</w:t>
+      </w:r>
+      <w:r>
+        <w:rPr>
+          <w:rStyle w:val="HTML"/>
+          <w:rFonts w:ascii="Source Code Pro" w:hAnsi="Source Code Pro"/>
+          <w:color w:val="C7254E"/>
+          <w:sz w:val="21"/>
+          <w:szCs w:val="21"/>
+          <w:shd w:val="clear" w:color="auto" w:fill="F9F2F4"/>
+        </w:rPr>
+        <w:t>＋</w:t>
+      </w:r>
+      <w:proofErr w:type="spellStart"/>
+      <w:r>
+        <w:rPr>
+          <w:rStyle w:val="HTML"/>
+          <w:rFonts w:ascii="Source Code Pro" w:hAnsi="Source Code Pro"/>
+          <w:color w:val="C7254E"/>
+          <w:sz w:val="21"/>
+          <w:szCs w:val="21"/>
+          <w:shd w:val="clear" w:color="auto" w:fill="F9F2F4"/>
+        </w:rPr>
+        <w:t>Shift+J</w:t>
+      </w:r>
+      <w:proofErr w:type="spellEnd"/>
+    </w:p>
+    <w:p>
+      <w:pPr>
+        <w:rPr>
+          <w:rStyle w:val="HTML"/>
+          <w:rFonts w:ascii="Source Code Pro" w:hAnsi="Source Code Pro"/>
+          <w:szCs w:val="21"/>
+          <w:shd w:val="clear" w:color="auto" w:fill="F9F2F4"/>
+        </w:rPr>
+      </w:pPr>
+    </w:p>
+    <w:p>
+      <w:pPr>
+        <w:pStyle w:val="3"/>
+        <w:rPr>
+          <w:rFonts w:hint="eastAsia"/>
+        </w:rPr>
+      </w:pPr>
+      <w:r>
+        <w:lastRenderedPageBreak/>
+        <w:t xml:space="preserve"> </w:t>
+      </w:r>
+      <w:r>
+        <w:rPr>
+          <w:rFonts w:hint="eastAsia"/>
+        </w:rPr>
+        <w:t>Eclpse程序参数与JVM内存参数配置</w:t>
+      </w:r>
+    </w:p>
+    <w:p>
+      <w:pPr>
+        <w:rPr>
+          <w:rFonts w:hint="eastAsia"/>
+        </w:rPr>
+      </w:pPr>
       <w:r>
         <w:rPr>
           <w:noProof/>
         </w:rPr>
-        <w:lastRenderedPageBreak/>
         <w:drawing>
-          <wp:inline distT="0" distB="0" distL="0" distR="0" wp14:anchorId="5F4D6494" wp14:editId="3670CA03">
-            <wp:extent cx="2823900" cy="3213847"/>
-            <wp:effectExtent l="0" t="0" r="0" b="5715"/>
-            <wp:docPr id="22" name="图片 22"/>
+          <wp:inline distT="0" distB="0" distL="0" distR="0" wp14:anchorId="540CBF3A" wp14:editId="2A4D203B">
+            <wp:extent cx="5274310" cy="3526155"/>
+            <wp:effectExtent l="0" t="0" r="2540" b="0"/>
+            <wp:docPr id="16" name="图片 16"/>
             <wp:cNvGraphicFramePr>
               <a:graphicFrameLocks xmlns:a="http://schemas.openxmlformats.org/drawingml/2006/main" noChangeAspect="1"/>
             </wp:cNvGraphicFramePr>
@@ -642,7 +796,7 @@
                   <pic:spPr>
                     <a:xfrm>
                       <a:off x="0" y="0"/>
-                      <a:ext cx="2828664" cy="3219269"/>
+                      <a:ext cx="5274310" cy="3526155"/>
                     </a:xfrm>
                     <a:prstGeom prst="rect">
                       <a:avLst/>
@@ -655,84 +809,56 @@
         </w:drawing>
       </w:r>
     </w:p>
-    <w:p/>
+    <w:p>
+      <w:pPr>
+        <w:rPr>
+          <w:rFonts w:hint="eastAsia"/>
+        </w:rPr>
+      </w:pPr>
+    </w:p>
     <w:p>
       <w:pPr>
         <w:pStyle w:val="3"/>
-      </w:pPr>
-      <w:r>
-        <w:t>lombok环境配置</w:t>
-      </w:r>
-    </w:p>
-    <w:p>
-      <w:r>
-        <w:tab/>
-      </w:r>
-      <w:r>
-        <w:rPr>
-          <w:rFonts w:hint="eastAsia"/>
-        </w:rPr>
-        <w:t>在</w:t>
-      </w:r>
-      <w:r>
-        <w:t>eclipse环境下使用@Slf4j注解时，会出现log cannot be resolved这个异常，</w:t>
-      </w:r>
-    </w:p>
-    <w:p>
-      <w:r>
-        <w:rPr>
-          <w:rFonts w:hint="eastAsia"/>
-        </w:rPr>
-        <w:t>经过排查发现是缺少</w:t>
-      </w:r>
-      <w:r>
-        <w:t>lombok插件的问题。</w:t>
-      </w:r>
-    </w:p>
-    <w:p/>
-    <w:p>
-      <w:r>
-        <w:t>1.将lombok.jar放在eclipse的安装目录下。</w:t>
-      </w:r>
-    </w:p>
-    <w:p>
-      <w:r>
-        <w:t>2.执行命令</w:t>
-      </w:r>
-    </w:p>
-    <w:p>
-      <w:r>
-        <w:tab/>
-        <w:t>java -jar lombok.jar</w:t>
-      </w:r>
-    </w:p>
-    <w:p>
-      <w:r>
-        <w:rPr>
-          <w:rFonts w:hint="eastAsia"/>
-        </w:rPr>
-        <w:t>3</w:t>
-      </w:r>
-      <w:r>
-        <w:t>.</w:t>
-      </w:r>
-      <w:r>
-        <w:rPr>
-          <w:rFonts w:hint="eastAsia"/>
-        </w:rPr>
-        <w:t>执行update</w:t>
-      </w:r>
-    </w:p>
-    <w:p>
+        <w:rPr>
+          <w:rFonts w:hint="eastAsia"/>
+        </w:rPr>
+      </w:pPr>
+      <w:r>
+        <w:t xml:space="preserve"> </w:t>
+      </w:r>
+      <w:proofErr w:type="spellStart"/>
+      <w:r>
+        <w:t>S</w:t>
+      </w:r>
+      <w:r>
+        <w:rPr>
+          <w:rFonts w:hint="eastAsia"/>
+        </w:rPr>
+        <w:t>vn</w:t>
+      </w:r>
+      <w:proofErr w:type="spellEnd"/>
+      <w:r>
+        <w:rPr>
+          <w:rFonts w:hint="eastAsia"/>
+        </w:rPr>
+        <w:t>插件安装</w:t>
+      </w:r>
+    </w:p>
+    <w:p>
+      <w:pPr>
+        <w:rPr>
+          <w:rFonts w:hint="eastAsia"/>
+        </w:rPr>
+      </w:pPr>
       <w:r>
         <w:rPr>
           <w:noProof/>
         </w:rPr>
         <w:drawing>
-          <wp:inline distT="0" distB="0" distL="0" distR="0" wp14:anchorId="4B3156BF" wp14:editId="791AF467">
-            <wp:extent cx="3361765" cy="1368506"/>
-            <wp:effectExtent l="0" t="0" r="0" b="3175"/>
-            <wp:docPr id="24" name="图片 24"/>
+          <wp:inline distT="0" distB="0" distL="0" distR="0" wp14:anchorId="230D721D" wp14:editId="607D3BAD">
+            <wp:extent cx="2769739" cy="1600200"/>
+            <wp:effectExtent l="0" t="0" r="0" b="0"/>
+            <wp:docPr id="23" name="图片 23"/>
             <wp:cNvGraphicFramePr>
               <a:graphicFrameLocks xmlns:a="http://schemas.openxmlformats.org/drawingml/2006/main" noChangeAspect="1"/>
             </wp:cNvGraphicFramePr>
@@ -752,7 +878,7 @@
                   <pic:spPr>
                     <a:xfrm>
                       <a:off x="0" y="0"/>
-                      <a:ext cx="3369032" cy="1371464"/>
+                      <a:ext cx="2785662" cy="1609399"/>
                     </a:xfrm>
                     <a:prstGeom prst="rect">
                       <a:avLst/>
@@ -765,49 +891,192 @@
         </w:drawing>
       </w:r>
     </w:p>
-    <w:p/>
-    <w:p>
-      <w:hyperlink r:id="rId18" w:history="1">
-        <w:r>
-          <w:rPr>
-            <w:rStyle w:val="a3"/>
-          </w:rPr>
-          <w:t>https://blog.csdn.net/hodge11/article/details/108825993</w:t>
-        </w:r>
-      </w:hyperlink>
-    </w:p>
-    <w:p/>
+    <w:p>
+      <w:pPr>
+        <w:rPr>
+          <w:rFonts w:hint="eastAsia"/>
+        </w:rPr>
+      </w:pPr>
+      <w:r>
+        <w:rPr>
+          <w:noProof/>
+        </w:rPr>
+        <w:lastRenderedPageBreak/>
+        <w:drawing>
+          <wp:inline distT="0" distB="0" distL="0" distR="0" wp14:anchorId="5F4D6494" wp14:editId="3670CA03">
+            <wp:extent cx="2823900" cy="3213847"/>
+            <wp:effectExtent l="0" t="0" r="0" b="5715"/>
+            <wp:docPr id="22" name="图片 22"/>
+            <wp:cNvGraphicFramePr>
+              <a:graphicFrameLocks xmlns:a="http://schemas.openxmlformats.org/drawingml/2006/main" noChangeAspect="1"/>
+            </wp:cNvGraphicFramePr>
+            <a:graphic xmlns:a="http://schemas.openxmlformats.org/drawingml/2006/main">
+              <a:graphicData uri="http://schemas.openxmlformats.org/drawingml/2006/picture">
+                <pic:pic xmlns:pic="http://schemas.openxmlformats.org/drawingml/2006/picture">
+                  <pic:nvPicPr>
+                    <pic:cNvPr id="1" name=""/>
+                    <pic:cNvPicPr/>
+                  </pic:nvPicPr>
+                  <pic:blipFill>
+                    <a:blip r:embed="rId18"/>
+                    <a:stretch>
+                      <a:fillRect/>
+                    </a:stretch>
+                  </pic:blipFill>
+                  <pic:spPr>
+                    <a:xfrm>
+                      <a:off x="0" y="0"/>
+                      <a:ext cx="2828664" cy="3219269"/>
+                    </a:xfrm>
+                    <a:prstGeom prst="rect">
+                      <a:avLst/>
+                    </a:prstGeom>
+                  </pic:spPr>
+                </pic:pic>
+              </a:graphicData>
+            </a:graphic>
+          </wp:inline>
+        </w:drawing>
+      </w:r>
+    </w:p>
+    <w:p>
+      <w:pPr>
+        <w:rPr>
+          <w:rFonts w:hint="eastAsia"/>
+        </w:rPr>
+      </w:pPr>
+    </w:p>
     <w:p>
       <w:pPr>
         <w:pStyle w:val="3"/>
-      </w:pPr>
-      <w:r>
-        <w:rPr>
-          <w:rFonts w:hint="eastAsia"/>
-        </w:rPr>
-        <w:lastRenderedPageBreak/>
-        <w:t xml:space="preserve"> </w:t>
-      </w:r>
-      <w:r>
-        <w:t xml:space="preserve"> </w:t>
-      </w:r>
-      <w:r>
-        <w:rPr>
-          <w:rFonts w:hint="eastAsia"/>
-        </w:rPr>
-        <w:t>反编译插件安装</w:t>
-      </w:r>
-    </w:p>
-    <w:p>
+        <w:rPr>
+          <w:rFonts w:hint="eastAsia"/>
+        </w:rPr>
+      </w:pPr>
+      <w:proofErr w:type="spellStart"/>
+      <w:r>
+        <w:t>lombok</w:t>
+      </w:r>
+      <w:proofErr w:type="spellEnd"/>
+      <w:r>
+        <w:t>环境配置</w:t>
+      </w:r>
+    </w:p>
+    <w:p>
+      <w:pPr>
+        <w:rPr>
+          <w:rFonts w:hint="eastAsia"/>
+        </w:rPr>
+      </w:pPr>
+      <w:r>
+        <w:tab/>
+      </w:r>
+      <w:r>
+        <w:rPr>
+          <w:rFonts w:hint="eastAsia"/>
+        </w:rPr>
+        <w:t>在</w:t>
+      </w:r>
+      <w:r>
+        <w:t>eclipse环境下使用@Slf4j注解时，会出现log cannot be resolved这个异常，</w:t>
+      </w:r>
+    </w:p>
+    <w:p>
+      <w:pPr>
+        <w:rPr>
+          <w:rFonts w:hint="eastAsia"/>
+        </w:rPr>
+      </w:pPr>
+      <w:r>
+        <w:rPr>
+          <w:rFonts w:hint="eastAsia"/>
+        </w:rPr>
+        <w:t>经过排查发现是缺少</w:t>
+      </w:r>
+      <w:proofErr w:type="spellStart"/>
+      <w:r>
+        <w:t>lombok</w:t>
+      </w:r>
+      <w:proofErr w:type="spellEnd"/>
+      <w:r>
+        <w:t>插件的问题。</w:t>
+      </w:r>
+    </w:p>
+    <w:p>
+      <w:pPr>
+        <w:rPr>
+          <w:rFonts w:hint="eastAsia"/>
+        </w:rPr>
+      </w:pPr>
+    </w:p>
+    <w:p>
+      <w:pPr>
+        <w:rPr>
+          <w:rFonts w:hint="eastAsia"/>
+        </w:rPr>
+      </w:pPr>
+      <w:r>
+        <w:t>1.将lombok.jar放在eclipse的安装目录下。</w:t>
+      </w:r>
+    </w:p>
+    <w:p>
+      <w:pPr>
+        <w:rPr>
+          <w:rFonts w:hint="eastAsia"/>
+        </w:rPr>
+      </w:pPr>
+      <w:r>
+        <w:t>2.执行命令</w:t>
+      </w:r>
+    </w:p>
+    <w:p>
+      <w:pPr>
+        <w:rPr>
+          <w:rFonts w:hint="eastAsia"/>
+        </w:rPr>
+      </w:pPr>
+      <w:r>
+        <w:tab/>
+        <w:t>java -jar lombok.jar</w:t>
+      </w:r>
+    </w:p>
+    <w:p>
+      <w:pPr>
+        <w:rPr>
+          <w:rFonts w:hint="eastAsia"/>
+        </w:rPr>
+      </w:pPr>
+      <w:r>
+        <w:rPr>
+          <w:rFonts w:hint="eastAsia"/>
+        </w:rPr>
+        <w:t>3</w:t>
+      </w:r>
+      <w:r>
+        <w:t>.</w:t>
+      </w:r>
+      <w:r>
+        <w:rPr>
+          <w:rFonts w:hint="eastAsia"/>
+        </w:rPr>
+        <w:t>执行update</w:t>
+      </w:r>
+    </w:p>
+    <w:p>
+      <w:pPr>
+        <w:rPr>
+          <w:rFonts w:hint="eastAsia"/>
+        </w:rPr>
+      </w:pPr>
       <w:r>
         <w:rPr>
           <w:noProof/>
         </w:rPr>
         <w:drawing>
-          <wp:inline distT="0" distB="0" distL="0" distR="0" wp14:anchorId="7A1293A1" wp14:editId="60899B8B">
-            <wp:extent cx="3117516" cy="2063581"/>
-            <wp:effectExtent l="0" t="0" r="6985" b="0"/>
-            <wp:docPr id="26" name="图片 26"/>
+          <wp:inline distT="0" distB="0" distL="0" distR="0" wp14:anchorId="4B3156BF" wp14:editId="791AF467">
+            <wp:extent cx="3361765" cy="1368506"/>
+            <wp:effectExtent l="0" t="0" r="0" b="3175"/>
+            <wp:docPr id="24" name="图片 24"/>
             <wp:cNvGraphicFramePr>
               <a:graphicFrameLocks xmlns:a="http://schemas.openxmlformats.org/drawingml/2006/main" noChangeAspect="1"/>
             </wp:cNvGraphicFramePr>
@@ -827,7 +1096,7 @@
                   <pic:spPr>
                     <a:xfrm>
                       <a:off x="0" y="0"/>
-                      <a:ext cx="3126202" cy="2069330"/>
+                      <a:ext cx="3369032" cy="1371464"/>
                     </a:xfrm>
                     <a:prstGeom prst="rect">
                       <a:avLst/>
@@ -841,57 +1110,73 @@
       </w:r>
     </w:p>
     <w:p>
+      <w:pPr>
+        <w:rPr>
+          <w:rFonts w:hint="eastAsia"/>
+        </w:rPr>
+      </w:pPr>
+    </w:p>
+    <w:p>
+      <w:pPr>
+        <w:rPr>
+          <w:rFonts w:hint="eastAsia"/>
+        </w:rPr>
+      </w:pPr>
+      <w:hyperlink r:id="rId20" w:history="1">
+        <w:r>
+          <w:rPr>
+            <w:rStyle w:val="a3"/>
+          </w:rPr>
+          <w:t>https://blog.csdn.net/hodge11/article/details/108825993</w:t>
+        </w:r>
+      </w:hyperlink>
+    </w:p>
+    <w:p>
+      <w:pPr>
+        <w:rPr>
+          <w:rFonts w:hint="eastAsia"/>
+        </w:rPr>
+      </w:pPr>
+    </w:p>
+    <w:p>
+      <w:pPr>
+        <w:pStyle w:val="3"/>
+        <w:rPr>
+          <w:rFonts w:hint="eastAsia"/>
+        </w:rPr>
+      </w:pPr>
+      <w:r>
+        <w:rPr>
+          <w:rFonts w:hint="eastAsia"/>
+        </w:rPr>
+        <w:lastRenderedPageBreak/>
+        <w:t xml:space="preserve"> </w:t>
+      </w:r>
+      <w:r>
+        <w:t xml:space="preserve"> </w:t>
+      </w:r>
+      <w:r>
+        <w:rPr>
+          <w:rFonts w:hint="eastAsia"/>
+        </w:rPr>
+        <w:t>反编译插件安装</w:t>
+      </w:r>
+    </w:p>
+    <w:p>
+      <w:pPr>
+        <w:rPr>
+          <w:rFonts w:hint="eastAsia"/>
+        </w:rPr>
+      </w:pPr>
       <w:r>
         <w:rPr>
           <w:noProof/>
         </w:rPr>
         <w:drawing>
-          <wp:inline distT="0" distB="0" distL="0" distR="0" wp14:anchorId="42324AB3" wp14:editId="46942935">
-            <wp:extent cx="3135401" cy="1069041"/>
-            <wp:effectExtent l="0" t="0" r="8255" b="0"/>
-            <wp:docPr id="28" name="图片 28"/>
-            <wp:cNvGraphicFramePr>
-              <a:graphicFrameLocks xmlns:a="http://schemas.openxmlformats.org/drawingml/2006/main" noChangeAspect="1"/>
-            </wp:cNvGraphicFramePr>
-            <a:graphic xmlns:a="http://schemas.openxmlformats.org/drawingml/2006/main">
-              <a:graphicData uri="http://schemas.openxmlformats.org/drawingml/2006/picture">
-                <pic:pic xmlns:pic="http://schemas.openxmlformats.org/drawingml/2006/picture">
-                  <pic:nvPicPr>
-                    <pic:cNvPr id="1" name=""/>
-                    <pic:cNvPicPr/>
-                  </pic:nvPicPr>
-                  <pic:blipFill>
-                    <a:blip r:embed="rId20"/>
-                    <a:stretch>
-                      <a:fillRect/>
-                    </a:stretch>
-                  </pic:blipFill>
-                  <pic:spPr>
-                    <a:xfrm>
-                      <a:off x="0" y="0"/>
-                      <a:ext cx="3153080" cy="1075069"/>
-                    </a:xfrm>
-                    <a:prstGeom prst="rect">
-                      <a:avLst/>
-                    </a:prstGeom>
-                  </pic:spPr>
-                </pic:pic>
-              </a:graphicData>
-            </a:graphic>
-          </wp:inline>
-        </w:drawing>
-      </w:r>
-    </w:p>
-    <w:p>
-      <w:r>
-        <w:rPr>
-          <w:noProof/>
-        </w:rPr>
-        <w:drawing>
-          <wp:inline distT="0" distB="0" distL="0" distR="0" wp14:anchorId="6ACA6177" wp14:editId="12112DD1">
-            <wp:extent cx="3200400" cy="3270628"/>
-            <wp:effectExtent l="0" t="0" r="0" b="6350"/>
-            <wp:docPr id="27" name="图片 27"/>
+          <wp:inline distT="0" distB="0" distL="0" distR="0" wp14:anchorId="7A1293A1" wp14:editId="60899B8B">
+            <wp:extent cx="3117516" cy="2063581"/>
+            <wp:effectExtent l="0" t="0" r="6985" b="0"/>
+            <wp:docPr id="26" name="图片 26"/>
             <wp:cNvGraphicFramePr>
               <a:graphicFrameLocks xmlns:a="http://schemas.openxmlformats.org/drawingml/2006/main" noChangeAspect="1"/>
             </wp:cNvGraphicFramePr>
@@ -911,7 +1196,7 @@
                   <pic:spPr>
                     <a:xfrm>
                       <a:off x="0" y="0"/>
-                      <a:ext cx="3222492" cy="3293205"/>
+                      <a:ext cx="3126202" cy="2069330"/>
                     </a:xfrm>
                     <a:prstGeom prst="rect">
                       <a:avLst/>
@@ -926,52 +1211,19 @@
     </w:p>
     <w:p>
       <w:pPr>
-        <w:pStyle w:val="2"/>
-      </w:pPr>
-      <w:r>
-        <w:lastRenderedPageBreak/>
-        <w:t>WEB</w:t>
-      </w:r>
-      <w:r>
-        <w:rPr>
-          <w:rFonts w:hint="eastAsia"/>
-        </w:rPr>
-        <w:t>开发环境设置</w:t>
-      </w:r>
-    </w:p>
-    <w:p>
-      <w:pPr>
-        <w:pStyle w:val="3"/>
-      </w:pPr>
-      <w:r>
-        <w:rPr>
-          <w:rFonts w:hint="eastAsia"/>
-        </w:rPr>
-        <w:t>1</w:t>
-      </w:r>
-      <w:r>
-        <w:t>.</w:t>
-      </w:r>
-      <w:r>
-        <w:rPr>
-          <w:rFonts w:hint="eastAsia"/>
-        </w:rPr>
-        <w:t>配置tom</w:t>
-      </w:r>
-      <w:r>
-        <w:t>cat</w:t>
-      </w:r>
-    </w:p>
-    <w:p>
+        <w:rPr>
+          <w:rFonts w:hint="eastAsia"/>
+        </w:rPr>
+      </w:pPr>
       <w:r>
         <w:rPr>
           <w:noProof/>
         </w:rPr>
         <w:drawing>
-          <wp:inline distT="0" distB="0" distL="0" distR="0" wp14:anchorId="1311B0FA" wp14:editId="185AB121">
-            <wp:extent cx="2868804" cy="1690681"/>
-            <wp:effectExtent l="0" t="0" r="8255" b="5080"/>
-            <wp:docPr id="11" name="图片 11"/>
+          <wp:inline distT="0" distB="0" distL="0" distR="0" wp14:anchorId="42324AB3" wp14:editId="46942935">
+            <wp:extent cx="3135401" cy="1069041"/>
+            <wp:effectExtent l="0" t="0" r="8255" b="0"/>
+            <wp:docPr id="28" name="图片 28"/>
             <wp:cNvGraphicFramePr>
               <a:graphicFrameLocks xmlns:a="http://schemas.openxmlformats.org/drawingml/2006/main" noChangeAspect="1"/>
             </wp:cNvGraphicFramePr>
@@ -991,7 +1243,7 @@
                   <pic:spPr>
                     <a:xfrm>
                       <a:off x="0" y="0"/>
-                      <a:ext cx="2879499" cy="1696984"/>
+                      <a:ext cx="3153080" cy="1075069"/>
                     </a:xfrm>
                     <a:prstGeom prst="rect">
                       <a:avLst/>
@@ -1005,79 +1257,20 @@
       </w:r>
     </w:p>
     <w:p>
-      <w:r>
-        <w:t>1.编辑startup.bat文件</w:t>
-      </w:r>
-    </w:p>
-    <w:p>
-      <w:r>
-        <w:t xml:space="preserve">    在最前面加入如下两行：        </w:t>
-      </w:r>
-    </w:p>
-    <w:p>
-      <w:r>
-        <w:tab/>
-        <w:t>SET JAVA_HOME=C:\Program Files\Java\jdk1.8.0_301</w:t>
-      </w:r>
-    </w:p>
-    <w:p>
-      <w:r>
-        <w:tab/>
-        <w:t>SET TOMCAT_HOME=D:\Program Files\apache-tomcat-8.5.79</w:t>
-      </w:r>
-    </w:p>
-    <w:p>
-      <w:r>
-        <w:tab/>
-      </w:r>
-    </w:p>
-    <w:p>
-      <w:r>
-        <w:t>2.修改tomcat的conf下的logging.properties中的参数</w:t>
-      </w:r>
-    </w:p>
-    <w:p>
-      <w:r>
-        <w:tab/>
-        <w:t>java.util.logging.ConsoleHandler.encoding = GBK</w:t>
-      </w:r>
-    </w:p>
-    <w:p>
-      <w:pPr>
-        <w:pStyle w:val="3"/>
-      </w:pPr>
-      <w:r>
-        <w:t>2</w:t>
-      </w:r>
-      <w:r>
-        <w:t xml:space="preserve">.Eclipse </w:t>
-      </w:r>
-      <w:r>
-        <w:rPr>
-          <w:rFonts w:hint="eastAsia"/>
-        </w:rPr>
-        <w:t>启动tom</w:t>
-      </w:r>
-      <w:r>
-        <w:t xml:space="preserve">cat </w:t>
-      </w:r>
-      <w:r>
-        <w:rPr>
-          <w:rFonts w:hint="eastAsia"/>
-        </w:rPr>
-        <w:t>进行访问</w:t>
-      </w:r>
-    </w:p>
-    <w:p>
+      <w:pPr>
+        <w:rPr>
+          <w:rFonts w:hint="eastAsia"/>
+        </w:rPr>
+      </w:pPr>
       <w:r>
         <w:rPr>
           <w:noProof/>
         </w:rPr>
         <w:drawing>
-          <wp:inline distT="0" distB="0" distL="0" distR="0" wp14:anchorId="210ECDDC" wp14:editId="14B32635">
-            <wp:extent cx="2836305" cy="2839720"/>
-            <wp:effectExtent l="0" t="0" r="2540" b="0"/>
-            <wp:docPr id="30" name="图片 30"/>
+          <wp:inline distT="0" distB="0" distL="0" distR="0" wp14:anchorId="6ACA6177" wp14:editId="12112DD1">
+            <wp:extent cx="3200400" cy="3270628"/>
+            <wp:effectExtent l="0" t="0" r="0" b="6350"/>
+            <wp:docPr id="27" name="图片 27"/>
             <wp:cNvGraphicFramePr>
               <a:graphicFrameLocks xmlns:a="http://schemas.openxmlformats.org/drawingml/2006/main" noChangeAspect="1"/>
             </wp:cNvGraphicFramePr>
@@ -1097,7 +1290,7 @@
                   <pic:spPr>
                     <a:xfrm>
                       <a:off x="0" y="0"/>
-                      <a:ext cx="2848032" cy="2851461"/>
+                      <a:ext cx="3222492" cy="3293205"/>
                     </a:xfrm>
                     <a:prstGeom prst="rect">
                       <a:avLst/>
@@ -1111,16 +1304,64 @@
       </w:r>
     </w:p>
     <w:p>
+      <w:pPr>
+        <w:pStyle w:val="2"/>
+        <w:rPr>
+          <w:rFonts w:hint="eastAsia"/>
+        </w:rPr>
+      </w:pPr>
+      <w:r>
+        <w:lastRenderedPageBreak/>
+        <w:t>WEB</w:t>
+      </w:r>
+      <w:r>
+        <w:rPr>
+          <w:rFonts w:hint="eastAsia"/>
+        </w:rPr>
+        <w:t>开发环境设置</w:t>
+      </w:r>
+    </w:p>
+    <w:p>
+      <w:pPr>
+        <w:pStyle w:val="3"/>
+        <w:rPr>
+          <w:rFonts w:hint="eastAsia"/>
+        </w:rPr>
+      </w:pPr>
+      <w:r>
+        <w:rPr>
+          <w:rFonts w:hint="eastAsia"/>
+        </w:rPr>
+        <w:t>1</w:t>
+      </w:r>
+      <w:r>
+        <w:t>.</w:t>
+      </w:r>
+      <w:r>
+        <w:rPr>
+          <w:rFonts w:hint="eastAsia"/>
+        </w:rPr>
+        <w:t>配置tom</w:t>
+      </w:r>
+      <w:r>
+        <w:t>cat</w:t>
+      </w:r>
+    </w:p>
+    <w:p>
+      <w:pPr>
+        <w:rPr>
+          <w:rFonts w:hint="eastAsia"/>
+        </w:rPr>
+      </w:pPr>
       <w:r>
         <w:rPr>
           <w:noProof/>
         </w:rPr>
-        <w:lastRenderedPageBreak/>
         <w:drawing>
-          <wp:inline distT="0" distB="0" distL="0" distR="0" wp14:anchorId="7F6E94A6" wp14:editId="5049A196">
-            <wp:extent cx="2931090" cy="2728885"/>
-            <wp:effectExtent l="0" t="0" r="3175" b="0"/>
-            <wp:docPr id="5" name="图片 5"/>
+          <wp:inline distT="0" distB="0" distL="0" distR="0" wp14:anchorId="1311B0FA" wp14:editId="185AB121">
+            <wp:extent cx="2868804" cy="1690681"/>
+            <wp:effectExtent l="0" t="0" r="8255" b="5080"/>
+            <wp:docPr id="11" name="图片 11"/>
             <wp:cNvGraphicFramePr>
               <a:graphicFrameLocks xmlns:a="http://schemas.openxmlformats.org/drawingml/2006/main" noChangeAspect="1"/>
             </wp:cNvGraphicFramePr>
@@ -1140,7 +1381,7 @@
                   <pic:spPr>
                     <a:xfrm>
                       <a:off x="0" y="0"/>
-                      <a:ext cx="2936124" cy="2733572"/>
+                      <a:ext cx="2879499" cy="1696984"/>
                     </a:xfrm>
                     <a:prstGeom prst="rect">
                       <a:avLst/>
@@ -1154,49 +1395,195 @@
       </w:r>
     </w:p>
     <w:p>
-      <w:hyperlink r:id="rId25" w:history="1">
-        <w:r>
-          <w:rPr>
-            <w:rStyle w:val="a3"/>
-          </w:rPr>
-          <w:t>Eclipse 配置 Tomcat以及动态Web项目的创建与部署客</w:t>
-        </w:r>
-      </w:hyperlink>
-    </w:p>
-    <w:p/>
+      <w:pPr>
+        <w:rPr>
+          <w:rFonts w:hint="eastAsia"/>
+        </w:rPr>
+      </w:pPr>
+      <w:r>
+        <w:t>1.编辑startup.bat文件</w:t>
+      </w:r>
+    </w:p>
+    <w:p>
+      <w:pPr>
+        <w:rPr>
+          <w:rFonts w:hint="eastAsia"/>
+        </w:rPr>
+      </w:pPr>
+      <w:r>
+        <w:t xml:space="preserve">    在最前面加入如下两行：        </w:t>
+      </w:r>
+    </w:p>
+    <w:p>
+      <w:pPr>
+        <w:rPr>
+          <w:rFonts w:hint="eastAsia"/>
+        </w:rPr>
+      </w:pPr>
+      <w:r>
+        <w:tab/>
+        <w:t>SET JAVA_HOME=C:\Program Files\Java\jdk1.8.0_301</w:t>
+      </w:r>
+    </w:p>
+    <w:p>
+      <w:pPr>
+        <w:rPr>
+          <w:rFonts w:hint="eastAsia"/>
+        </w:rPr>
+      </w:pPr>
+      <w:r>
+        <w:tab/>
+        <w:t>SET TOMCAT_HOME=D:\Program Files\apache-tomcat-8.5.79</w:t>
+      </w:r>
+    </w:p>
+    <w:p>
+      <w:pPr>
+        <w:rPr>
+          <w:rFonts w:hint="eastAsia"/>
+        </w:rPr>
+      </w:pPr>
+      <w:r>
+        <w:tab/>
+      </w:r>
+    </w:p>
+    <w:p>
+      <w:pPr>
+        <w:rPr>
+          <w:rFonts w:hint="eastAsia"/>
+        </w:rPr>
+      </w:pPr>
+      <w:r>
+        <w:t>2.修改tomcat的conf下的</w:t>
+      </w:r>
+      <w:proofErr w:type="spellStart"/>
+      <w:r>
+        <w:t>logging.properties</w:t>
+      </w:r>
+      <w:proofErr w:type="spellEnd"/>
+      <w:r>
+        <w:t>中的参数</w:t>
+      </w:r>
+    </w:p>
+    <w:p>
+      <w:pPr>
+        <w:rPr>
+          <w:rFonts w:hint="eastAsia"/>
+        </w:rPr>
+      </w:pPr>
+      <w:r>
+        <w:tab/>
+      </w:r>
+      <w:proofErr w:type="spellStart"/>
+      <w:proofErr w:type="gramStart"/>
+      <w:r>
+        <w:t>java.util</w:t>
+      </w:r>
+      <w:proofErr w:type="gramEnd"/>
+      <w:r>
+        <w:t>.</w:t>
+      </w:r>
+      <w:proofErr w:type="gramStart"/>
+      <w:r>
+        <w:t>logging.ConsoleHandler.encoding</w:t>
+      </w:r>
+      <w:proofErr w:type="spellEnd"/>
+      <w:proofErr w:type="gramEnd"/>
+      <w:r>
+        <w:t xml:space="preserve"> = GBK</w:t>
+      </w:r>
+    </w:p>
     <w:p>
       <w:pPr>
         <w:pStyle w:val="3"/>
-      </w:pPr>
-      <w:r>
-        <w:t>3</w:t>
-      </w:r>
-      <w:r>
-        <w:t>.</w:t>
-      </w:r>
-      <w:r>
-        <w:rPr>
-          <w:rFonts w:hint="eastAsia"/>
-        </w:rPr>
-        <w:t>自动编译</w:t>
-      </w:r>
-      <w:r>
-        <w:rPr>
-          <w:rFonts w:hint="eastAsia"/>
-        </w:rPr>
-        <w:t>设置</w:t>
-      </w:r>
-    </w:p>
-    <w:p>
+        <w:rPr>
+          <w:rFonts w:hint="eastAsia"/>
+        </w:rPr>
+      </w:pPr>
+      <w:r>
+        <w:t>2</w:t>
+      </w:r>
+      <w:r>
+        <w:t xml:space="preserve">.Eclipse </w:t>
+      </w:r>
+      <w:r>
+        <w:rPr>
+          <w:rFonts w:hint="eastAsia"/>
+        </w:rPr>
+        <w:t>启动tom</w:t>
+      </w:r>
+      <w:r>
+        <w:t xml:space="preserve">cat </w:t>
+      </w:r>
+      <w:r>
+        <w:rPr>
+          <w:rFonts w:hint="eastAsia"/>
+        </w:rPr>
+        <w:t>进行访问</w:t>
+      </w:r>
+    </w:p>
+    <w:p>
+      <w:pPr>
+        <w:rPr>
+          <w:rFonts w:hint="eastAsia"/>
+        </w:rPr>
+      </w:pPr>
       <w:r>
         <w:rPr>
           <w:noProof/>
         </w:rPr>
         <w:drawing>
-          <wp:inline distT="0" distB="0" distL="0" distR="0" wp14:anchorId="33C8C5F1" wp14:editId="385E8F36">
-            <wp:extent cx="2065199" cy="1859441"/>
-            <wp:effectExtent l="0" t="0" r="0" b="7620"/>
-            <wp:docPr id="4" name="图片 4"/>
+          <wp:inline distT="0" distB="0" distL="0" distR="0" wp14:anchorId="210ECDDC" wp14:editId="14B32635">
+            <wp:extent cx="2836305" cy="2839720"/>
+            <wp:effectExtent l="0" t="0" r="2540" b="0"/>
+            <wp:docPr id="30" name="图片 30"/>
+            <wp:cNvGraphicFramePr>
+              <a:graphicFrameLocks xmlns:a="http://schemas.openxmlformats.org/drawingml/2006/main" noChangeAspect="1"/>
+            </wp:cNvGraphicFramePr>
+            <a:graphic xmlns:a="http://schemas.openxmlformats.org/drawingml/2006/main">
+              <a:graphicData uri="http://schemas.openxmlformats.org/drawingml/2006/picture">
+                <pic:pic xmlns:pic="http://schemas.openxmlformats.org/drawingml/2006/picture">
+                  <pic:nvPicPr>
+                    <pic:cNvPr id="1" name=""/>
+                    <pic:cNvPicPr/>
+                  </pic:nvPicPr>
+                  <pic:blipFill>
+                    <a:blip r:embed="rId25"/>
+                    <a:stretch>
+                      <a:fillRect/>
+                    </a:stretch>
+                  </pic:blipFill>
+                  <pic:spPr>
+                    <a:xfrm>
+                      <a:off x="0" y="0"/>
+                      <a:ext cx="2848032" cy="2851461"/>
+                    </a:xfrm>
+                    <a:prstGeom prst="rect">
+                      <a:avLst/>
+                    </a:prstGeom>
+                  </pic:spPr>
+                </pic:pic>
+              </a:graphicData>
+            </a:graphic>
+          </wp:inline>
+        </w:drawing>
+      </w:r>
+    </w:p>
+    <w:p>
+      <w:pPr>
+        <w:rPr>
+          <w:rFonts w:hint="eastAsia"/>
+        </w:rPr>
+      </w:pPr>
+      <w:r>
+        <w:rPr>
+          <w:noProof/>
+        </w:rPr>
+        <w:lastRenderedPageBreak/>
+        <w:drawing>
+          <wp:inline distT="0" distB="0" distL="0" distR="0" wp14:anchorId="7F6E94A6" wp14:editId="5049A196">
+            <wp:extent cx="2931090" cy="2728885"/>
+            <wp:effectExtent l="0" t="0" r="3175" b="0"/>
+            <wp:docPr id="5" name="图片 5"/>
             <wp:cNvGraphicFramePr>
               <a:graphicFrameLocks xmlns:a="http://schemas.openxmlformats.org/drawingml/2006/main" noChangeAspect="1"/>
             </wp:cNvGraphicFramePr>
@@ -1216,7 +1603,7 @@
                   <pic:spPr>
                     <a:xfrm>
                       <a:off x="0" y="0"/>
-                      <a:ext cx="2065199" cy="1859441"/>
+                      <a:ext cx="2936124" cy="2733572"/>
                     </a:xfrm>
                     <a:prstGeom prst="rect">
                       <a:avLst/>
@@ -1231,11 +1618,35 @@
     </w:p>
     <w:p>
       <w:pPr>
+        <w:rPr>
+          <w:rFonts w:hint="eastAsia"/>
+        </w:rPr>
+      </w:pPr>
+      <w:hyperlink r:id="rId27" w:history="1">
+        <w:r>
+          <w:rPr>
+            <w:rStyle w:val="a3"/>
+          </w:rPr>
+          <w:t>Eclipse 配置 Tomcat以及动态Web项目的创建与部署客</w:t>
+        </w:r>
+      </w:hyperlink>
+    </w:p>
+    <w:p>
+      <w:pPr>
+        <w:rPr>
+          <w:rFonts w:hint="eastAsia"/>
+        </w:rPr>
+      </w:pPr>
+    </w:p>
+    <w:p>
+      <w:pPr>
         <w:pStyle w:val="3"/>
-      </w:pPr>
-      <w:r>
-        <w:lastRenderedPageBreak/>
-        <w:t>4</w:t>
+        <w:rPr>
+          <w:rFonts w:hint="eastAsia"/>
+        </w:rPr>
+      </w:pPr>
+      <w:r>
+        <w:t>3</w:t>
       </w:r>
       <w:r>
         <w:t>.</w:t>
@@ -1244,87 +1655,30 @@
         <w:rPr>
           <w:rFonts w:hint="eastAsia"/>
         </w:rPr>
-        <w:t>项目名称修改</w:t>
-      </w:r>
-    </w:p>
-    <w:p>
+        <w:t>自动编译</w:t>
+      </w:r>
+      <w:r>
+        <w:rPr>
+          <w:rFonts w:hint="eastAsia"/>
+        </w:rPr>
+        <w:t>设置</w:t>
+      </w:r>
+    </w:p>
+    <w:p>
+      <w:pPr>
+        <w:rPr>
+          <w:rFonts w:hint="eastAsia"/>
+        </w:rPr>
+      </w:pPr>
       <w:r>
         <w:rPr>
           <w:noProof/>
         </w:rPr>
         <w:drawing>
-          <wp:inline distT="0" distB="0" distL="0" distR="0" wp14:anchorId="1EA8CA3C" wp14:editId="3DAC3C34">
-            <wp:extent cx="4454358" cy="2670683"/>
-            <wp:effectExtent l="0" t="0" r="3810" b="0"/>
-            <wp:docPr id="3" name="图片 3"/>
-            <wp:cNvGraphicFramePr>
-              <a:graphicFrameLocks xmlns:a="http://schemas.openxmlformats.org/drawingml/2006/main" noChangeAspect="1"/>
-            </wp:cNvGraphicFramePr>
-            <a:graphic xmlns:a="http://schemas.openxmlformats.org/drawingml/2006/main">
-              <a:graphicData uri="http://schemas.openxmlformats.org/drawingml/2006/picture">
-                <pic:pic xmlns:pic="http://schemas.openxmlformats.org/drawingml/2006/picture">
-                  <pic:nvPicPr>
-                    <pic:cNvPr id="1" name=""/>
-                    <pic:cNvPicPr/>
-                  </pic:nvPicPr>
-                  <pic:blipFill>
-                    <a:blip r:embed="rId27"/>
-                    <a:stretch>
-                      <a:fillRect/>
-                    </a:stretch>
-                  </pic:blipFill>
-                  <pic:spPr>
-                    <a:xfrm>
-                      <a:off x="0" y="0"/>
-                      <a:ext cx="4477502" cy="2684560"/>
-                    </a:xfrm>
-                    <a:prstGeom prst="rect">
-                      <a:avLst/>
-                    </a:prstGeom>
-                  </pic:spPr>
-                </pic:pic>
-              </a:graphicData>
-            </a:graphic>
-          </wp:inline>
-        </w:drawing>
-      </w:r>
-    </w:p>
-    <w:p>
-      <w:pPr>
-        <w:pStyle w:val="3"/>
-      </w:pPr>
-      <w:r>
-        <w:t>5</w:t>
-      </w:r>
-      <w:r>
-        <w:t>.</w:t>
-      </w:r>
-      <w:r>
-        <w:rPr>
-          <w:rFonts w:hint="eastAsia"/>
-        </w:rPr>
-        <w:t>修改web项目c</w:t>
-      </w:r>
-      <w:r>
-        <w:t>ontext root</w:t>
-      </w:r>
-      <w:r>
-        <w:rPr>
-          <w:rFonts w:hint="eastAsia"/>
-        </w:rPr>
-        <w:t>名称</w:t>
-      </w:r>
-    </w:p>
-    <w:p>
-      <w:r>
-        <w:rPr>
-          <w:noProof/>
-        </w:rPr>
-        <w:drawing>
-          <wp:inline distT="0" distB="0" distL="0" distR="0" wp14:anchorId="11208802" wp14:editId="280E72EB">
-            <wp:extent cx="3682652" cy="2256324"/>
-            <wp:effectExtent l="0" t="0" r="0" b="0"/>
-            <wp:docPr id="6" name="图片 6"/>
+          <wp:inline distT="0" distB="0" distL="0" distR="0" wp14:anchorId="33C8C5F1" wp14:editId="385E8F36">
+            <wp:extent cx="2065199" cy="1859441"/>
+            <wp:effectExtent l="0" t="0" r="0" b="7620"/>
+            <wp:docPr id="4" name="图片 4"/>
             <wp:cNvGraphicFramePr>
               <a:graphicFrameLocks xmlns:a="http://schemas.openxmlformats.org/drawingml/2006/main" noChangeAspect="1"/>
             </wp:cNvGraphicFramePr>
@@ -1344,7 +1698,7 @@
                   <pic:spPr>
                     <a:xfrm>
                       <a:off x="0" y="0"/>
-                      <a:ext cx="3691387" cy="2261676"/>
+                      <a:ext cx="2065199" cy="1859441"/>
                     </a:xfrm>
                     <a:prstGeom prst="rect">
                       <a:avLst/>
@@ -1365,10 +1719,8 @@
         </w:rPr>
       </w:pPr>
       <w:r>
-        <w:rPr>
-          <w:rFonts w:hint="eastAsia"/>
-        </w:rPr>
-        <w:t>6</w:t>
+        <w:lastRenderedPageBreak/>
+        <w:t>4</w:t>
       </w:r>
       <w:r>
         <w:t>.</w:t>
@@ -1377,7 +1729,7 @@
         <w:rPr>
           <w:rFonts w:hint="eastAsia"/>
         </w:rPr>
-        <w:t>超时时间设置</w:t>
+        <w:t>项目名称修改</w:t>
       </w:r>
     </w:p>
     <w:p>
@@ -1391,10 +1743,10 @@
           <w:noProof/>
         </w:rPr>
         <w:drawing>
-          <wp:inline distT="0" distB="0" distL="0" distR="0" wp14:anchorId="26D35452" wp14:editId="1131EC6B">
-            <wp:extent cx="3021106" cy="1553836"/>
-            <wp:effectExtent l="0" t="0" r="8255" b="8890"/>
-            <wp:docPr id="31" name="图片 31"/>
+          <wp:inline distT="0" distB="0" distL="0" distR="0" wp14:anchorId="1EA8CA3C" wp14:editId="3DAC3C34">
+            <wp:extent cx="4454358" cy="2670683"/>
+            <wp:effectExtent l="0" t="0" r="3810" b="0"/>
+            <wp:docPr id="3" name="图片 3"/>
             <wp:cNvGraphicFramePr>
               <a:graphicFrameLocks xmlns:a="http://schemas.openxmlformats.org/drawingml/2006/main" noChangeAspect="1"/>
             </wp:cNvGraphicFramePr>
@@ -1414,7 +1766,7 @@
                   <pic:spPr>
                     <a:xfrm>
                       <a:off x="0" y="0"/>
-                      <a:ext cx="3026074" cy="1556391"/>
+                      <a:ext cx="4477502" cy="2684560"/>
                     </a:xfrm>
                     <a:prstGeom prst="rect">
                       <a:avLst/>
@@ -1427,54 +1779,39 @@
         </w:drawing>
       </w:r>
     </w:p>
-    <w:p/>
-    <w:p>
-      <w:pPr>
-        <w:pStyle w:val="2"/>
-      </w:pPr>
-      <w:r>
-        <w:rPr>
-          <w:rFonts w:hint="eastAsia"/>
-        </w:rPr>
-        <w:t>编码设置</w:t>
-      </w:r>
-    </w:p>
     <w:p>
       <w:pPr>
         <w:pStyle w:val="3"/>
-      </w:pPr>
-      <w:r>
-        <w:rPr>
-          <w:rFonts w:hint="eastAsia"/>
-        </w:rPr>
-        <w:t>依赖</w:t>
-      </w:r>
-      <w:r>
-        <w:rPr>
-          <w:rFonts w:hint="eastAsia"/>
-        </w:rPr>
-        <w:t>jar</w:t>
-      </w:r>
-      <w:r>
-        <w:rPr>
-          <w:rFonts w:hint="eastAsia"/>
-        </w:rPr>
-        <w:t>添加</w:t>
-      </w:r>
-      <w:r>
-        <w:rPr>
-          <w:rFonts w:hint="eastAsia"/>
-        </w:rPr>
-        <w:t>源代码</w:t>
-      </w:r>
-    </w:p>
-    <w:p>
-      <w:pPr>
-        <w:rPr>
-          <w:rStyle w:val="HTML"/>
-          <w:rFonts w:asciiTheme="minorHAnsi" w:eastAsiaTheme="minorEastAsia" w:hAnsiTheme="minorHAnsi" w:cstheme="minorBidi"/>
-          <w:sz w:val="21"/>
-          <w:szCs w:val="22"/>
+        <w:rPr>
+          <w:rFonts w:hint="eastAsia"/>
+        </w:rPr>
+      </w:pPr>
+      <w:r>
+        <w:t>5</w:t>
+      </w:r>
+      <w:r>
+        <w:t>.</w:t>
+      </w:r>
+      <w:r>
+        <w:rPr>
+          <w:rFonts w:hint="eastAsia"/>
+        </w:rPr>
+        <w:t>修改web项目c</w:t>
+      </w:r>
+      <w:r>
+        <w:t>ontext root</w:t>
+      </w:r>
+      <w:r>
+        <w:rPr>
+          <w:rFonts w:hint="eastAsia"/>
+        </w:rPr>
+        <w:t>名称</w:t>
+      </w:r>
+    </w:p>
+    <w:p>
+      <w:pPr>
+        <w:rPr>
+          <w:rFonts w:hint="eastAsia"/>
         </w:rPr>
       </w:pPr>
       <w:r>
@@ -1482,10 +1819,10 @@
           <w:noProof/>
         </w:rPr>
         <w:drawing>
-          <wp:inline distT="0" distB="0" distL="0" distR="0" wp14:anchorId="5526EFB3" wp14:editId="0C0C0A98">
-            <wp:extent cx="2074985" cy="1819941"/>
-            <wp:effectExtent l="0" t="0" r="1905" b="8890"/>
-            <wp:docPr id="9" name="图片 9"/>
+          <wp:inline distT="0" distB="0" distL="0" distR="0" wp14:anchorId="11208802" wp14:editId="280E72EB">
+            <wp:extent cx="3682652" cy="2256324"/>
+            <wp:effectExtent l="0" t="0" r="0" b="0"/>
+            <wp:docPr id="6" name="图片 6"/>
             <wp:cNvGraphicFramePr>
               <a:graphicFrameLocks xmlns:a="http://schemas.openxmlformats.org/drawingml/2006/main" noChangeAspect="1"/>
             </wp:cNvGraphicFramePr>
@@ -1505,7 +1842,7 @@
                   <pic:spPr>
                     <a:xfrm>
                       <a:off x="0" y="0"/>
-                      <a:ext cx="2099545" cy="1841482"/>
+                      <a:ext cx="3691387" cy="2261676"/>
                     </a:xfrm>
                     <a:prstGeom prst="rect">
                       <a:avLst/>
@@ -1517,15 +1854,45 @@
           </wp:inline>
         </w:drawing>
       </w:r>
+    </w:p>
+    <w:p>
+      <w:pPr>
+        <w:pStyle w:val="3"/>
+        <w:rPr>
+          <w:rFonts w:hint="eastAsia"/>
+        </w:rPr>
+      </w:pPr>
+      <w:r>
+        <w:rPr>
+          <w:rFonts w:hint="eastAsia"/>
+        </w:rPr>
+        <w:t>6</w:t>
+      </w:r>
+      <w:r>
+        <w:t>.</w:t>
+      </w:r>
+      <w:r>
+        <w:rPr>
+          <w:rFonts w:hint="eastAsia"/>
+        </w:rPr>
+        <w:t>超时时间设置</w:t>
+      </w:r>
+    </w:p>
+    <w:p>
+      <w:pPr>
+        <w:rPr>
+          <w:rFonts w:hint="eastAsia"/>
+        </w:rPr>
+      </w:pPr>
       <w:r>
         <w:rPr>
           <w:noProof/>
         </w:rPr>
         <w:drawing>
-          <wp:inline distT="0" distB="0" distL="0" distR="0" wp14:anchorId="023D998B" wp14:editId="5567C78D">
-            <wp:extent cx="2925099" cy="1602712"/>
-            <wp:effectExtent l="0" t="0" r="0" b="0"/>
-            <wp:docPr id="8" name="图片 8"/>
+          <wp:inline distT="0" distB="0" distL="0" distR="0" wp14:anchorId="26D35452" wp14:editId="1131EC6B">
+            <wp:extent cx="3021106" cy="1553836"/>
+            <wp:effectExtent l="0" t="0" r="8255" b="8890"/>
+            <wp:docPr id="31" name="图片 31"/>
             <wp:cNvGraphicFramePr>
               <a:graphicFrameLocks xmlns:a="http://schemas.openxmlformats.org/drawingml/2006/main" noChangeAspect="1"/>
             </wp:cNvGraphicFramePr>
@@ -1545,7 +1912,7 @@
                   <pic:spPr>
                     <a:xfrm>
                       <a:off x="0" y="0"/>
-                      <a:ext cx="3006580" cy="1647357"/>
+                      <a:ext cx="3026074" cy="1556391"/>
                     </a:xfrm>
                     <a:prstGeom prst="rect">
                       <a:avLst/>
@@ -1561,10 +1928,7 @@
     <w:p>
       <w:pPr>
         <w:rPr>
-          <w:rStyle w:val="HTML"/>
-          <w:rFonts w:asciiTheme="minorHAnsi" w:eastAsiaTheme="minorEastAsia" w:hAnsiTheme="minorHAnsi" w:cstheme="minorBidi"/>
-          <w:sz w:val="21"/>
-          <w:szCs w:val="22"/>
+          <w:rFonts w:hint="eastAsia"/>
         </w:rPr>
       </w:pPr>
     </w:p>
@@ -1572,90 +1936,53 @@
       <w:pPr>
         <w:pStyle w:val="2"/>
         <w:rPr>
-          <w:rStyle w:val="HTML"/>
-          <w:rFonts w:asciiTheme="majorHAnsi" w:eastAsiaTheme="majorEastAsia" w:hAnsiTheme="majorHAnsi" w:cstheme="majorBidi"/>
-          <w:sz w:val="32"/>
-          <w:szCs w:val="32"/>
-        </w:rPr>
-      </w:pPr>
-      <w:r>
-        <w:rPr>
-          <w:rStyle w:val="HTML"/>
-          <w:rFonts w:asciiTheme="majorHAnsi" w:eastAsiaTheme="majorEastAsia" w:hAnsiTheme="majorHAnsi" w:cstheme="majorBidi"/>
-          <w:sz w:val="32"/>
-          <w:szCs w:val="32"/>
-        </w:rPr>
-        <w:t>Eclipse安装git</w:t>
-      </w:r>
-      <w:r>
-        <w:rPr>
-          <w:rStyle w:val="HTML"/>
-          <w:rFonts w:asciiTheme="majorHAnsi" w:eastAsiaTheme="majorEastAsia" w:hAnsiTheme="majorHAnsi" w:cstheme="majorBidi" w:hint="eastAsia"/>
-          <w:sz w:val="32"/>
-          <w:szCs w:val="32"/>
-        </w:rPr>
-        <w:t>与使用</w:t>
+          <w:rFonts w:hint="eastAsia"/>
+        </w:rPr>
+      </w:pPr>
+      <w:r>
+        <w:rPr>
+          <w:rFonts w:hint="eastAsia"/>
+        </w:rPr>
+        <w:t>编码设置</w:t>
       </w:r>
     </w:p>
     <w:p>
       <w:pPr>
         <w:pStyle w:val="3"/>
-        <w:numPr>
-          <w:ilvl w:val="0"/>
-          <w:numId w:val="3"/>
-        </w:numPr>
-        <w:rPr>
-          <w:shd w:val="clear" w:color="auto" w:fill="FFFFFF"/>
-        </w:rPr>
-      </w:pPr>
-      <w:r>
-        <w:rPr>
-          <w:rFonts w:hint="eastAsia"/>
-          <w:shd w:val="clear" w:color="auto" w:fill="FFFFFF"/>
-        </w:rPr>
-        <w:t>eclipse安装g</w:t>
-      </w:r>
-      <w:r>
-        <w:rPr>
-          <w:shd w:val="clear" w:color="auto" w:fill="FFFFFF"/>
-        </w:rPr>
-        <w:t>it</w:t>
-      </w:r>
-      <w:r>
-        <w:rPr>
-          <w:rFonts w:hint="eastAsia"/>
-          <w:shd w:val="clear" w:color="auto" w:fill="FFFFFF"/>
-        </w:rPr>
-        <w:t>插件</w:t>
-      </w:r>
-    </w:p>
-    <w:p>
-      <w:pPr>
-        <w:rPr>
-          <w:rStyle w:val="HTML"/>
-          <w:rFonts w:ascii="Arial" w:eastAsiaTheme="minorEastAsia" w:hAnsi="Arial" w:cs="Arial"/>
-          <w:color w:val="4D4D4D"/>
-          <w:sz w:val="21"/>
-          <w:szCs w:val="22"/>
-          <w:shd w:val="clear" w:color="auto" w:fill="FFFFFF"/>
-        </w:rPr>
-      </w:pPr>
-      <w:hyperlink r:id="rId32" w:history="1">
-        <w:r>
-          <w:rPr>
-            <w:rStyle w:val="a3"/>
-            <w:rFonts w:ascii="Arial" w:hAnsi="Arial" w:cs="Arial"/>
-            <w:shd w:val="clear" w:color="auto" w:fill="FFFFFF"/>
-          </w:rPr>
-          <w:t>http://download.eclipse.org/egit/updates</w:t>
-        </w:r>
-      </w:hyperlink>
-    </w:p>
-    <w:p>
-      <w:pPr>
-        <w:rPr>
-          <w:rStyle w:val="HTML"/>
-          <w:rFonts w:asciiTheme="minorHAnsi" w:eastAsiaTheme="minorEastAsia" w:hAnsiTheme="minorHAnsi" w:cstheme="minorBidi"/>
+        <w:rPr>
+          <w:rFonts w:hint="eastAsia"/>
+        </w:rPr>
+      </w:pPr>
+      <w:r>
+        <w:rPr>
+          <w:rFonts w:hint="eastAsia"/>
+        </w:rPr>
+        <w:t>依赖</w:t>
+      </w:r>
+      <w:r>
+        <w:rPr>
+          <w:rFonts w:hint="eastAsia"/>
+        </w:rPr>
+        <w:t>jar</w:t>
+      </w:r>
+      <w:r>
+        <w:rPr>
+          <w:rFonts w:hint="eastAsia"/>
+        </w:rPr>
+        <w:t>添加</w:t>
+      </w:r>
+      <w:r>
+        <w:rPr>
+          <w:rFonts w:hint="eastAsia"/>
+        </w:rPr>
+        <w:t>源代码</w:t>
+      </w:r>
+    </w:p>
+    <w:p>
+      <w:pPr>
+        <w:rPr>
+          <w:rStyle w:val="HTML"/>
+          <w:rFonts w:asciiTheme="minorHAnsi" w:eastAsiaTheme="minorEastAsia" w:hAnsiTheme="minorHAnsi" w:cstheme="minorBidi" w:hint="eastAsia"/>
           <w:sz w:val="21"/>
           <w:szCs w:val="22"/>
         </w:rPr>
@@ -1665,10 +1992,50 @@
           <w:noProof/>
         </w:rPr>
         <w:drawing>
-          <wp:inline distT="0" distB="0" distL="0" distR="0" wp14:anchorId="44BE2B2D" wp14:editId="5FB6B47D">
-            <wp:extent cx="3803301" cy="2493713"/>
-            <wp:effectExtent l="0" t="0" r="6985" b="1905"/>
-            <wp:docPr id="12" name="图片 12"/>
+          <wp:inline distT="0" distB="0" distL="0" distR="0" wp14:anchorId="5526EFB3" wp14:editId="0C0C0A98">
+            <wp:extent cx="2074985" cy="1819941"/>
+            <wp:effectExtent l="0" t="0" r="1905" b="8890"/>
+            <wp:docPr id="9" name="图片 9"/>
+            <wp:cNvGraphicFramePr>
+              <a:graphicFrameLocks xmlns:a="http://schemas.openxmlformats.org/drawingml/2006/main" noChangeAspect="1"/>
+            </wp:cNvGraphicFramePr>
+            <a:graphic xmlns:a="http://schemas.openxmlformats.org/drawingml/2006/main">
+              <a:graphicData uri="http://schemas.openxmlformats.org/drawingml/2006/picture">
+                <pic:pic xmlns:pic="http://schemas.openxmlformats.org/drawingml/2006/picture">
+                  <pic:nvPicPr>
+                    <pic:cNvPr id="1" name=""/>
+                    <pic:cNvPicPr/>
+                  </pic:nvPicPr>
+                  <pic:blipFill>
+                    <a:blip r:embed="rId32"/>
+                    <a:stretch>
+                      <a:fillRect/>
+                    </a:stretch>
+                  </pic:blipFill>
+                  <pic:spPr>
+                    <a:xfrm>
+                      <a:off x="0" y="0"/>
+                      <a:ext cx="2099545" cy="1841482"/>
+                    </a:xfrm>
+                    <a:prstGeom prst="rect">
+                      <a:avLst/>
+                    </a:prstGeom>
+                  </pic:spPr>
+                </pic:pic>
+              </a:graphicData>
+            </a:graphic>
+          </wp:inline>
+        </w:drawing>
+      </w:r>
+      <w:r>
+        <w:rPr>
+          <w:noProof/>
+        </w:rPr>
+        <w:drawing>
+          <wp:inline distT="0" distB="0" distL="0" distR="0" wp14:anchorId="023D998B" wp14:editId="5567C78D">
+            <wp:extent cx="2925099" cy="1602712"/>
+            <wp:effectExtent l="0" t="0" r="0" b="0"/>
+            <wp:docPr id="8" name="图片 8"/>
             <wp:cNvGraphicFramePr>
               <a:graphicFrameLocks xmlns:a="http://schemas.openxmlformats.org/drawingml/2006/main" noChangeAspect="1"/>
             </wp:cNvGraphicFramePr>
@@ -1688,7 +2055,7 @@
                   <pic:spPr>
                     <a:xfrm>
                       <a:off x="0" y="0"/>
-                      <a:ext cx="3814429" cy="2501009"/>
+                      <a:ext cx="3006580" cy="1647357"/>
                     </a:xfrm>
                     <a:prstGeom prst="rect">
                       <a:avLst/>
@@ -1705,63 +2072,101 @@
       <w:pPr>
         <w:rPr>
           <w:rStyle w:val="HTML"/>
-          <w:rFonts w:asciiTheme="minorHAnsi" w:eastAsiaTheme="minorEastAsia" w:hAnsiTheme="minorHAnsi" w:cstheme="minorBidi"/>
-          <w:sz w:val="21"/>
-          <w:szCs w:val="22"/>
-        </w:rPr>
-      </w:pPr>
-      <w:r>
-        <w:rPr>
-          <w:rStyle w:val="HTML"/>
-          <w:rFonts w:asciiTheme="minorHAnsi" w:eastAsiaTheme="minorEastAsia" w:hAnsiTheme="minorHAnsi" w:cstheme="minorBidi" w:hint="eastAsia"/>
-          <w:sz w:val="21"/>
-          <w:szCs w:val="22"/>
-        </w:rPr>
-        <w:t>后续</w:t>
-      </w:r>
-      <w:r>
-        <w:rPr>
-          <w:rStyle w:val="HTML"/>
-          <w:rFonts w:asciiTheme="minorHAnsi" w:eastAsiaTheme="minorEastAsia" w:hAnsiTheme="minorHAnsi" w:cstheme="minorBidi" w:hint="eastAsia"/>
-          <w:sz w:val="21"/>
-          <w:szCs w:val="22"/>
-        </w:rPr>
-        <w:t>直接点击下一步</w:t>
-      </w:r>
-      <w:r>
-        <w:rPr>
-          <w:rStyle w:val="HTML"/>
-          <w:rFonts w:asciiTheme="minorHAnsi" w:eastAsiaTheme="minorEastAsia" w:hAnsiTheme="minorHAnsi" w:cstheme="minorBidi" w:hint="eastAsia"/>
-          <w:sz w:val="21"/>
-          <w:szCs w:val="22"/>
-        </w:rPr>
-        <w:t>.</w:t>
-      </w:r>
-    </w:p>
-    <w:p>
-      <w:pPr>
-        <w:rPr>
-          <w:rStyle w:val="HTML"/>
-          <w:rFonts w:asciiTheme="minorHAnsi" w:eastAsiaTheme="minorEastAsia" w:hAnsiTheme="minorHAnsi" w:cstheme="minorBidi"/>
-          <w:sz w:val="21"/>
-          <w:szCs w:val="22"/>
-        </w:rPr>
-      </w:pPr>
-      <w:r>
-        <w:rPr>
-          <w:rStyle w:val="HTML"/>
-          <w:rFonts w:asciiTheme="minorHAnsi" w:eastAsiaTheme="minorEastAsia" w:hAnsiTheme="minorHAnsi" w:cstheme="minorBidi" w:hint="eastAsia"/>
-          <w:sz w:val="21"/>
-          <w:szCs w:val="22"/>
-        </w:rPr>
-        <w:t>安装完毕后，自动配置。</w:t>
-      </w:r>
-    </w:p>
-    <w:p>
-      <w:pPr>
-        <w:rPr>
-          <w:rStyle w:val="HTML"/>
-          <w:rFonts w:asciiTheme="minorHAnsi" w:eastAsiaTheme="minorEastAsia" w:hAnsiTheme="minorHAnsi" w:cstheme="minorBidi"/>
+          <w:rFonts w:asciiTheme="minorHAnsi" w:eastAsiaTheme="minorEastAsia" w:hAnsiTheme="minorHAnsi" w:cstheme="minorBidi" w:hint="eastAsia"/>
+          <w:sz w:val="21"/>
+          <w:szCs w:val="22"/>
+        </w:rPr>
+      </w:pPr>
+    </w:p>
+    <w:p>
+      <w:pPr>
+        <w:pStyle w:val="2"/>
+        <w:rPr>
+          <w:rStyle w:val="HTML"/>
+          <w:rFonts w:asciiTheme="majorHAnsi" w:eastAsiaTheme="majorEastAsia" w:hAnsiTheme="majorHAnsi" w:cstheme="majorBidi" w:hint="eastAsia"/>
+          <w:sz w:val="32"/>
+          <w:szCs w:val="32"/>
+        </w:rPr>
+      </w:pPr>
+      <w:r>
+        <w:rPr>
+          <w:rStyle w:val="HTML"/>
+          <w:rFonts w:asciiTheme="majorHAnsi" w:eastAsiaTheme="majorEastAsia" w:hAnsiTheme="majorHAnsi" w:cstheme="majorBidi"/>
+          <w:sz w:val="32"/>
+          <w:szCs w:val="32"/>
+        </w:rPr>
+        <w:t>Eclipse安装git</w:t>
+      </w:r>
+      <w:r>
+        <w:rPr>
+          <w:rStyle w:val="HTML"/>
+          <w:rFonts w:asciiTheme="majorHAnsi" w:eastAsiaTheme="majorEastAsia" w:hAnsiTheme="majorHAnsi" w:cstheme="majorBidi" w:hint="eastAsia"/>
+          <w:sz w:val="32"/>
+          <w:szCs w:val="32"/>
+        </w:rPr>
+        <w:t>与使用</w:t>
+      </w:r>
+    </w:p>
+    <w:p>
+      <w:pPr>
+        <w:pStyle w:val="3"/>
+        <w:numPr>
+          <w:ilvl w:val="0"/>
+          <w:numId w:val="3"/>
+        </w:numPr>
+        <w:rPr>
+          <w:rFonts w:hint="eastAsia"/>
+          <w:shd w:val="clear" w:color="auto" w:fill="FFFFFF"/>
+        </w:rPr>
+      </w:pPr>
+      <w:r>
+        <w:rPr>
+          <w:rFonts w:hint="eastAsia"/>
+          <w:shd w:val="clear" w:color="auto" w:fill="FFFFFF"/>
+        </w:rPr>
+        <w:t>eclipse安装g</w:t>
+      </w:r>
+      <w:r>
+        <w:rPr>
+          <w:shd w:val="clear" w:color="auto" w:fill="FFFFFF"/>
+        </w:rPr>
+        <w:t>it</w:t>
+      </w:r>
+      <w:r>
+        <w:rPr>
+          <w:rFonts w:hint="eastAsia"/>
+          <w:shd w:val="clear" w:color="auto" w:fill="FFFFFF"/>
+        </w:rPr>
+        <w:t>插件</w:t>
+      </w:r>
+    </w:p>
+    <w:p>
+      <w:pPr>
+        <w:rPr>
+          <w:rStyle w:val="HTML"/>
+          <w:rFonts w:ascii="Arial" w:eastAsiaTheme="minorEastAsia" w:hAnsi="Arial" w:cs="Arial"/>
+          <w:color w:val="4D4D4D"/>
+          <w:sz w:val="21"/>
+          <w:szCs w:val="22"/>
+          <w:shd w:val="clear" w:color="auto" w:fill="FFFFFF"/>
+        </w:rPr>
+      </w:pPr>
+      <w:hyperlink r:id="rId34" w:history="1">
+        <w:r>
+          <w:rPr>
+            <w:rStyle w:val="a3"/>
+            <w:rFonts w:ascii="Arial" w:hAnsi="Arial" w:cs="Arial"/>
+            <w:shd w:val="clear" w:color="auto" w:fill="FFFFFF"/>
+          </w:rPr>
+          <w:t>http://download.eclipse.org/egit/updates</w:t>
+        </w:r>
+      </w:hyperlink>
+    </w:p>
+    <w:p>
+      <w:pPr>
+        <w:rPr>
+          <w:rStyle w:val="HTML"/>
+          <w:rFonts w:asciiTheme="minorHAnsi" w:eastAsiaTheme="minorEastAsia" w:hAnsiTheme="minorHAnsi" w:cstheme="minorBidi" w:hint="eastAsia"/>
           <w:sz w:val="21"/>
           <w:szCs w:val="22"/>
         </w:rPr>
@@ -1770,265 +2175,11 @@
         <w:rPr>
           <w:noProof/>
         </w:rPr>
-        <w:lastRenderedPageBreak/>
         <w:drawing>
-          <wp:inline distT="0" distB="0" distL="0" distR="0" wp14:anchorId="6BF40BBE" wp14:editId="3000B3F6">
-            <wp:extent cx="3980329" cy="2050545"/>
-            <wp:effectExtent l="0" t="0" r="1270" b="6985"/>
-            <wp:docPr id="25" name="图片 25"/>
-            <wp:cNvGraphicFramePr>
-              <a:graphicFrameLocks xmlns:a="http://schemas.openxmlformats.org/drawingml/2006/main" noChangeAspect="1"/>
-            </wp:cNvGraphicFramePr>
-            <a:graphic xmlns:a="http://schemas.openxmlformats.org/drawingml/2006/main">
-              <a:graphicData uri="http://schemas.openxmlformats.org/drawingml/2006/picture">
-                <pic:pic xmlns:pic="http://schemas.openxmlformats.org/drawingml/2006/picture">
-                  <pic:nvPicPr>
-                    <pic:cNvPr id="1" name=""/>
-                    <pic:cNvPicPr/>
-                  </pic:nvPicPr>
-                  <pic:blipFill>
-                    <a:blip r:embed="rId34"/>
-                    <a:stretch>
-                      <a:fillRect/>
-                    </a:stretch>
-                  </pic:blipFill>
-                  <pic:spPr>
-                    <a:xfrm>
-                      <a:off x="0" y="0"/>
-                      <a:ext cx="3984802" cy="2052849"/>
-                    </a:xfrm>
-                    <a:prstGeom prst="rect">
-                      <a:avLst/>
-                    </a:prstGeom>
-                  </pic:spPr>
-                </pic:pic>
-              </a:graphicData>
-            </a:graphic>
-          </wp:inline>
-        </w:drawing>
-      </w:r>
-    </w:p>
-    <w:p>
-      <w:pPr>
-        <w:pStyle w:val="3"/>
-        <w:rPr>
-          <w:rStyle w:val="HTML"/>
-          <w:rFonts w:asciiTheme="minorHAnsi" w:eastAsiaTheme="minorEastAsia" w:hAnsiTheme="minorHAnsi" w:cstheme="minorBidi"/>
-          <w:sz w:val="21"/>
-          <w:szCs w:val="22"/>
-        </w:rPr>
-      </w:pPr>
-      <w:r>
-        <w:rPr>
-          <w:rStyle w:val="HTML"/>
-          <w:rFonts w:asciiTheme="minorHAnsi" w:eastAsiaTheme="minorEastAsia" w:hAnsiTheme="minorHAnsi" w:cstheme="minorBidi"/>
-          <w:sz w:val="21"/>
-          <w:szCs w:val="22"/>
-        </w:rPr>
-        <w:t>2.</w:t>
-      </w:r>
-      <w:r>
-        <w:rPr>
-          <w:rStyle w:val="HTML"/>
-          <w:rFonts w:asciiTheme="minorHAnsi" w:eastAsiaTheme="minorEastAsia" w:hAnsiTheme="minorHAnsi" w:cstheme="minorBidi" w:hint="eastAsia"/>
-          <w:sz w:val="21"/>
-          <w:szCs w:val="22"/>
-        </w:rPr>
-        <w:t xml:space="preserve"> </w:t>
-      </w:r>
-      <w:r>
-        <w:rPr>
-          <w:rStyle w:val="HTML"/>
-          <w:rFonts w:asciiTheme="minorHAnsi" w:eastAsiaTheme="minorEastAsia" w:hAnsiTheme="minorHAnsi" w:cstheme="minorBidi" w:hint="eastAsia"/>
-          <w:sz w:val="21"/>
-          <w:szCs w:val="22"/>
-        </w:rPr>
-        <w:t>git</w:t>
-      </w:r>
-      <w:r>
-        <w:rPr>
-          <w:rStyle w:val="HTML"/>
-          <w:rFonts w:asciiTheme="minorHAnsi" w:eastAsiaTheme="minorEastAsia" w:hAnsiTheme="minorHAnsi" w:cstheme="minorBidi" w:hint="eastAsia"/>
-          <w:sz w:val="21"/>
-          <w:szCs w:val="22"/>
-        </w:rPr>
-        <w:t>使用</w:t>
-      </w:r>
-    </w:p>
-    <w:p>
-      <w:pPr>
-        <w:pStyle w:val="4"/>
-        <w:rPr>
-          <w:rStyle w:val="HTML"/>
-          <w:rFonts w:asciiTheme="minorHAnsi" w:eastAsiaTheme="minorEastAsia" w:hAnsiTheme="minorHAnsi" w:cstheme="minorBidi"/>
-          <w:sz w:val="21"/>
-          <w:szCs w:val="22"/>
-        </w:rPr>
-      </w:pPr>
-      <w:r>
-        <w:rPr>
-          <w:rStyle w:val="HTML"/>
-          <w:rFonts w:asciiTheme="minorHAnsi" w:eastAsiaTheme="minorEastAsia" w:hAnsiTheme="minorHAnsi" w:cstheme="minorBidi" w:hint="eastAsia"/>
-          <w:sz w:val="21"/>
-          <w:szCs w:val="22"/>
-        </w:rPr>
-        <w:t>1</w:t>
-      </w:r>
-      <w:r>
-        <w:rPr>
-          <w:rStyle w:val="HTML"/>
-          <w:rFonts w:asciiTheme="minorHAnsi" w:eastAsiaTheme="minorEastAsia" w:hAnsiTheme="minorHAnsi" w:cstheme="minorBidi"/>
-          <w:sz w:val="21"/>
-          <w:szCs w:val="22"/>
-        </w:rPr>
-        <w:t>)</w:t>
-      </w:r>
-      <w:r>
-        <w:rPr>
-          <w:rStyle w:val="HTML"/>
-          <w:rFonts w:asciiTheme="minorHAnsi" w:eastAsiaTheme="minorEastAsia" w:hAnsiTheme="minorHAnsi" w:cstheme="minorBidi"/>
-          <w:sz w:val="21"/>
-          <w:szCs w:val="22"/>
-        </w:rPr>
-        <w:t>.</w:t>
-      </w:r>
-      <w:r>
-        <w:rPr>
-          <w:rStyle w:val="HTML"/>
-          <w:rFonts w:asciiTheme="minorHAnsi" w:eastAsiaTheme="minorEastAsia" w:hAnsiTheme="minorHAnsi" w:cstheme="minorBidi" w:hint="eastAsia"/>
-          <w:sz w:val="21"/>
-          <w:szCs w:val="22"/>
-        </w:rPr>
-        <w:t>创建git仓库</w:t>
-      </w:r>
-    </w:p>
-    <w:p>
-      <w:pPr>
-        <w:rPr>
-          <w:rStyle w:val="HTML"/>
-          <w:rFonts w:asciiTheme="minorHAnsi" w:eastAsiaTheme="minorEastAsia" w:hAnsiTheme="minorHAnsi" w:cstheme="minorBidi"/>
-          <w:sz w:val="21"/>
-          <w:szCs w:val="22"/>
-        </w:rPr>
-      </w:pPr>
-      <w:r>
-        <w:rPr>
-          <w:rStyle w:val="HTML"/>
-          <w:rFonts w:asciiTheme="minorHAnsi" w:eastAsiaTheme="minorEastAsia" w:hAnsiTheme="minorHAnsi" w:cstheme="minorBidi"/>
-          <w:sz w:val="21"/>
-          <w:szCs w:val="22"/>
-        </w:rPr>
-        <w:tab/>
-      </w:r>
-      <w:r>
-        <w:rPr>
-          <w:rStyle w:val="HTML"/>
-          <w:rFonts w:asciiTheme="minorHAnsi" w:eastAsiaTheme="minorEastAsia" w:hAnsiTheme="minorHAnsi" w:cstheme="minorBidi" w:hint="eastAsia"/>
-          <w:sz w:val="21"/>
-          <w:szCs w:val="22"/>
-        </w:rPr>
-        <w:t>在</w:t>
-      </w:r>
-      <w:r>
-        <w:rPr>
-          <w:rStyle w:val="HTML"/>
-          <w:rFonts w:asciiTheme="minorHAnsi" w:eastAsiaTheme="minorEastAsia" w:hAnsiTheme="minorHAnsi" w:cstheme="minorBidi" w:hint="eastAsia"/>
-          <w:sz w:val="21"/>
-          <w:szCs w:val="22"/>
-        </w:rPr>
-        <w:t>创建</w:t>
-      </w:r>
-      <w:r>
-        <w:rPr>
-          <w:rStyle w:val="HTML"/>
-          <w:rFonts w:asciiTheme="minorHAnsi" w:eastAsiaTheme="minorEastAsia" w:hAnsiTheme="minorHAnsi" w:cstheme="minorBidi" w:hint="eastAsia"/>
-          <w:sz w:val="21"/>
-          <w:szCs w:val="22"/>
-        </w:rPr>
-        <w:t>的</w:t>
-      </w:r>
-      <w:r>
-        <w:rPr>
-          <w:rStyle w:val="HTML"/>
-          <w:rFonts w:asciiTheme="minorHAnsi" w:eastAsiaTheme="minorEastAsia" w:hAnsiTheme="minorHAnsi" w:cstheme="minorBidi" w:hint="eastAsia"/>
-          <w:sz w:val="21"/>
-          <w:szCs w:val="22"/>
-        </w:rPr>
-        <w:t>java项目</w:t>
-      </w:r>
-      <w:r>
-        <w:rPr>
-          <w:rStyle w:val="HTML"/>
-          <w:rFonts w:asciiTheme="minorHAnsi" w:eastAsiaTheme="minorEastAsia" w:hAnsiTheme="minorHAnsi" w:cstheme="minorBidi" w:hint="eastAsia"/>
-          <w:sz w:val="21"/>
-          <w:szCs w:val="22"/>
-        </w:rPr>
-        <w:t>中执行</w:t>
-      </w:r>
-      <w:r>
-        <w:rPr>
-          <w:rStyle w:val="HTML"/>
-          <w:rFonts w:asciiTheme="minorHAnsi" w:eastAsiaTheme="minorEastAsia" w:hAnsiTheme="minorHAnsi" w:cstheme="minorBidi"/>
-          <w:sz w:val="21"/>
-          <w:szCs w:val="22"/>
-        </w:rPr>
-        <w:t>g</w:t>
-      </w:r>
-      <w:r>
-        <w:rPr>
-          <w:rStyle w:val="HTML"/>
-          <w:rFonts w:asciiTheme="minorHAnsi" w:eastAsiaTheme="minorEastAsia" w:hAnsiTheme="minorHAnsi" w:cstheme="minorBidi" w:hint="eastAsia"/>
-          <w:sz w:val="21"/>
-          <w:szCs w:val="22"/>
-        </w:rPr>
-        <w:t>it</w:t>
-      </w:r>
-      <w:r>
-        <w:rPr>
-          <w:rStyle w:val="HTML"/>
-          <w:rFonts w:asciiTheme="minorHAnsi" w:eastAsiaTheme="minorEastAsia" w:hAnsiTheme="minorHAnsi" w:cstheme="minorBidi"/>
-          <w:sz w:val="21"/>
-          <w:szCs w:val="22"/>
-        </w:rPr>
-        <w:t xml:space="preserve"> init</w:t>
-      </w:r>
-      <w:r>
-        <w:rPr>
-          <w:rStyle w:val="HTML"/>
-          <w:rFonts w:asciiTheme="minorHAnsi" w:eastAsiaTheme="minorEastAsia" w:hAnsiTheme="minorHAnsi" w:cstheme="minorBidi" w:hint="eastAsia"/>
-          <w:sz w:val="21"/>
-          <w:szCs w:val="22"/>
-        </w:rPr>
-        <w:t>命令进行git仓库创建。</w:t>
-      </w:r>
-    </w:p>
-    <w:p>
-      <w:pPr>
-        <w:rPr>
-          <w:rStyle w:val="HTML"/>
-          <w:rFonts w:asciiTheme="minorHAnsi" w:eastAsiaTheme="minorEastAsia" w:hAnsiTheme="minorHAnsi" w:cstheme="minorBidi"/>
-          <w:sz w:val="21"/>
-          <w:szCs w:val="22"/>
-        </w:rPr>
-      </w:pPr>
-      <w:r>
-        <w:rPr>
-          <w:rStyle w:val="HTML"/>
-          <w:rFonts w:asciiTheme="minorHAnsi" w:eastAsiaTheme="minorEastAsia" w:hAnsiTheme="minorHAnsi" w:cstheme="minorBidi"/>
-          <w:sz w:val="21"/>
-          <w:szCs w:val="22"/>
-        </w:rPr>
-        <w:tab/>
-      </w:r>
-      <w:r>
-        <w:rPr>
-          <w:noProof/>
-        </w:rPr>
-        <w:drawing>
-          <wp:inline distT="0" distB="0" distL="0" distR="0" wp14:anchorId="57F0A215" wp14:editId="4586F6C4">
-            <wp:extent cx="3325910" cy="977031"/>
-            <wp:effectExtent l="0" t="0" r="8255" b="0"/>
-            <wp:docPr id="14" name="图片 14"/>
+          <wp:inline distT="0" distB="0" distL="0" distR="0" wp14:anchorId="44BE2B2D" wp14:editId="5FB6B47D">
+            <wp:extent cx="3803301" cy="2493713"/>
+            <wp:effectExtent l="0" t="0" r="6985" b="1905"/>
+            <wp:docPr id="12" name="图片 12"/>
             <wp:cNvGraphicFramePr>
               <a:graphicFrameLocks xmlns:a="http://schemas.openxmlformats.org/drawingml/2006/main" noChangeAspect="1"/>
             </wp:cNvGraphicFramePr>
@@ -2048,7 +2199,7 @@
                   <pic:spPr>
                     <a:xfrm>
                       <a:off x="0" y="0"/>
-                      <a:ext cx="3337659" cy="980482"/>
+                      <a:ext cx="3814429" cy="2501009"/>
                     </a:xfrm>
                     <a:prstGeom prst="rect">
                       <a:avLst/>
@@ -2065,83 +2216,63 @@
       <w:pPr>
         <w:rPr>
           <w:rStyle w:val="HTML"/>
-          <w:rFonts w:asciiTheme="minorHAnsi" w:eastAsiaTheme="minorEastAsia" w:hAnsiTheme="minorHAnsi" w:cstheme="minorBidi"/>
-          <w:sz w:val="21"/>
-          <w:szCs w:val="22"/>
-        </w:rPr>
-      </w:pPr>
-    </w:p>
-    <w:p>
-      <w:pPr>
-        <w:pStyle w:val="4"/>
-        <w:rPr>
-          <w:rStyle w:val="HTML"/>
-          <w:rFonts w:asciiTheme="minorHAnsi" w:eastAsiaTheme="minorEastAsia" w:hAnsiTheme="minorHAnsi" w:cstheme="minorBidi"/>
-          <w:sz w:val="21"/>
-          <w:szCs w:val="22"/>
-        </w:rPr>
-      </w:pPr>
-      <w:r>
-        <w:rPr>
-          <w:rStyle w:val="HTML"/>
-          <w:rFonts w:asciiTheme="minorHAnsi" w:eastAsiaTheme="minorEastAsia" w:hAnsiTheme="minorHAnsi" w:cstheme="minorBidi"/>
-          <w:sz w:val="21"/>
-          <w:szCs w:val="22"/>
-        </w:rPr>
-        <w:t>2</w:t>
-      </w:r>
-      <w:r>
-        <w:rPr>
-          <w:rStyle w:val="HTML"/>
-          <w:rFonts w:asciiTheme="minorHAnsi" w:eastAsiaTheme="minorEastAsia" w:hAnsiTheme="minorHAnsi" w:cstheme="minorBidi"/>
-          <w:sz w:val="21"/>
-          <w:szCs w:val="22"/>
-        </w:rPr>
-        <w:t>)</w:t>
-      </w:r>
-      <w:r>
-        <w:rPr>
-          <w:rStyle w:val="HTML"/>
-          <w:rFonts w:asciiTheme="minorHAnsi" w:eastAsiaTheme="minorEastAsia" w:hAnsiTheme="minorHAnsi" w:cstheme="minorBidi"/>
-          <w:sz w:val="21"/>
-          <w:szCs w:val="22"/>
-        </w:rPr>
-        <w:t>.Share project</w:t>
-      </w:r>
-    </w:p>
-    <w:p>
-      <w:pPr>
-        <w:rPr>
-          <w:rStyle w:val="HTML"/>
-          <w:rFonts w:asciiTheme="minorHAnsi" w:eastAsiaTheme="minorEastAsia" w:hAnsiTheme="minorHAnsi" w:cstheme="minorBidi"/>
-          <w:sz w:val="21"/>
-          <w:szCs w:val="22"/>
-        </w:rPr>
-      </w:pPr>
-      <w:r>
-        <w:rPr>
-          <w:rStyle w:val="HTML"/>
-          <w:rFonts w:asciiTheme="minorHAnsi" w:eastAsiaTheme="minorEastAsia" w:hAnsiTheme="minorHAnsi" w:cstheme="minorBidi"/>
-          <w:sz w:val="21"/>
-          <w:szCs w:val="22"/>
-        </w:rPr>
-        <w:t>S</w:t>
-      </w:r>
-      <w:r>
-        <w:rPr>
-          <w:rStyle w:val="HTML"/>
-          <w:rFonts w:asciiTheme="minorHAnsi" w:eastAsiaTheme="minorEastAsia" w:hAnsiTheme="minorHAnsi" w:cstheme="minorBidi" w:hint="eastAsia"/>
-          <w:sz w:val="21"/>
-          <w:szCs w:val="22"/>
-        </w:rPr>
-        <w:t>hare之后项目才能使用git进行代码管理。</w:t>
-      </w:r>
-    </w:p>
-    <w:p>
-      <w:pPr>
-        <w:rPr>
-          <w:rStyle w:val="HTML"/>
-          <w:rFonts w:asciiTheme="minorHAnsi" w:eastAsiaTheme="minorEastAsia" w:hAnsiTheme="minorHAnsi" w:cstheme="minorBidi"/>
+          <w:rFonts w:asciiTheme="minorHAnsi" w:eastAsiaTheme="minorEastAsia" w:hAnsiTheme="minorHAnsi" w:cstheme="minorBidi" w:hint="eastAsia"/>
+          <w:sz w:val="21"/>
+          <w:szCs w:val="22"/>
+        </w:rPr>
+      </w:pPr>
+      <w:r>
+        <w:rPr>
+          <w:rStyle w:val="HTML"/>
+          <w:rFonts w:asciiTheme="minorHAnsi" w:eastAsiaTheme="minorEastAsia" w:hAnsiTheme="minorHAnsi" w:cstheme="minorBidi" w:hint="eastAsia"/>
+          <w:sz w:val="21"/>
+          <w:szCs w:val="22"/>
+        </w:rPr>
+        <w:t>后续</w:t>
+      </w:r>
+      <w:r>
+        <w:rPr>
+          <w:rStyle w:val="HTML"/>
+          <w:rFonts w:asciiTheme="minorHAnsi" w:eastAsiaTheme="minorEastAsia" w:hAnsiTheme="minorHAnsi" w:cstheme="minorBidi" w:hint="eastAsia"/>
+          <w:sz w:val="21"/>
+          <w:szCs w:val="22"/>
+        </w:rPr>
+        <w:t>直接点击下一步</w:t>
+      </w:r>
+      <w:r>
+        <w:rPr>
+          <w:rStyle w:val="HTML"/>
+          <w:rFonts w:asciiTheme="minorHAnsi" w:eastAsiaTheme="minorEastAsia" w:hAnsiTheme="minorHAnsi" w:cstheme="minorBidi" w:hint="eastAsia"/>
+          <w:sz w:val="21"/>
+          <w:szCs w:val="22"/>
+        </w:rPr>
+        <w:t>.</w:t>
+      </w:r>
+    </w:p>
+    <w:p>
+      <w:pPr>
+        <w:rPr>
+          <w:rStyle w:val="HTML"/>
+          <w:rFonts w:asciiTheme="minorHAnsi" w:eastAsiaTheme="minorEastAsia" w:hAnsiTheme="minorHAnsi" w:cstheme="minorBidi" w:hint="eastAsia"/>
+          <w:sz w:val="21"/>
+          <w:szCs w:val="22"/>
+        </w:rPr>
+      </w:pPr>
+      <w:r>
+        <w:rPr>
+          <w:rStyle w:val="HTML"/>
+          <w:rFonts w:asciiTheme="minorHAnsi" w:eastAsiaTheme="minorEastAsia" w:hAnsiTheme="minorHAnsi" w:cstheme="minorBidi" w:hint="eastAsia"/>
+          <w:sz w:val="21"/>
+          <w:szCs w:val="22"/>
+        </w:rPr>
+        <w:t>安装完毕后，自动配置。</w:t>
+      </w:r>
+    </w:p>
+    <w:p>
+      <w:pPr>
+        <w:rPr>
+          <w:rStyle w:val="HTML"/>
+          <w:rFonts w:asciiTheme="minorHAnsi" w:eastAsiaTheme="minorEastAsia" w:hAnsiTheme="minorHAnsi" w:cstheme="minorBidi" w:hint="eastAsia"/>
           <w:sz w:val="21"/>
           <w:szCs w:val="22"/>
         </w:rPr>
@@ -2150,11 +2281,12 @@
         <w:rPr>
           <w:noProof/>
         </w:rPr>
+        <w:lastRenderedPageBreak/>
         <w:drawing>
-          <wp:inline distT="0" distB="0" distL="0" distR="0" wp14:anchorId="3A1E7901" wp14:editId="3E14FA99">
-            <wp:extent cx="2373965" cy="1277655"/>
-            <wp:effectExtent l="0" t="0" r="7620" b="0"/>
-            <wp:docPr id="13" name="图片 13"/>
+          <wp:inline distT="0" distB="0" distL="0" distR="0" wp14:anchorId="6BF40BBE" wp14:editId="3000B3F6">
+            <wp:extent cx="3980329" cy="2050545"/>
+            <wp:effectExtent l="0" t="0" r="1270" b="6985"/>
+            <wp:docPr id="25" name="图片 25"/>
             <wp:cNvGraphicFramePr>
               <a:graphicFrameLocks xmlns:a="http://schemas.openxmlformats.org/drawingml/2006/main" noChangeAspect="1"/>
             </wp:cNvGraphicFramePr>
@@ -2174,7 +2306,7 @@
                   <pic:spPr>
                     <a:xfrm>
                       <a:off x="0" y="0"/>
-                      <a:ext cx="2383583" cy="1282832"/>
+                      <a:ext cx="3984802" cy="2052849"/>
                     </a:xfrm>
                     <a:prstGeom prst="rect">
                       <a:avLst/>
@@ -2189,32 +2321,78 @@
     </w:p>
     <w:p>
       <w:pPr>
+        <w:pStyle w:val="3"/>
+        <w:rPr>
+          <w:rStyle w:val="HTML"/>
+          <w:rFonts w:asciiTheme="minorHAnsi" w:eastAsiaTheme="minorEastAsia" w:hAnsiTheme="minorHAnsi" w:cstheme="minorBidi" w:hint="eastAsia"/>
+          <w:sz w:val="21"/>
+          <w:szCs w:val="22"/>
+        </w:rPr>
+      </w:pPr>
+      <w:r>
         <w:rPr>
           <w:rStyle w:val="HTML"/>
           <w:rFonts w:asciiTheme="minorHAnsi" w:eastAsiaTheme="minorEastAsia" w:hAnsiTheme="minorHAnsi" w:cstheme="minorBidi"/>
           <w:sz w:val="21"/>
           <w:szCs w:val="22"/>
         </w:rPr>
-      </w:pPr>
+        <w:t>2.</w:t>
+      </w:r>
+      <w:r>
+        <w:rPr>
+          <w:rStyle w:val="HTML"/>
+          <w:rFonts w:asciiTheme="minorHAnsi" w:eastAsiaTheme="minorEastAsia" w:hAnsiTheme="minorHAnsi" w:cstheme="minorBidi" w:hint="eastAsia"/>
+          <w:sz w:val="21"/>
+          <w:szCs w:val="22"/>
+        </w:rPr>
+        <w:t xml:space="preserve"> </w:t>
+      </w:r>
+      <w:r>
+        <w:rPr>
+          <w:rStyle w:val="HTML"/>
+          <w:rFonts w:asciiTheme="minorHAnsi" w:eastAsiaTheme="minorEastAsia" w:hAnsiTheme="minorHAnsi" w:cstheme="minorBidi" w:hint="eastAsia"/>
+          <w:sz w:val="21"/>
+          <w:szCs w:val="22"/>
+        </w:rPr>
+        <w:t>git</w:t>
+      </w:r>
+      <w:r>
+        <w:rPr>
+          <w:rStyle w:val="HTML"/>
+          <w:rFonts w:asciiTheme="minorHAnsi" w:eastAsiaTheme="minorEastAsia" w:hAnsiTheme="minorHAnsi" w:cstheme="minorBidi" w:hint="eastAsia"/>
+          <w:sz w:val="21"/>
+          <w:szCs w:val="22"/>
+        </w:rPr>
+        <w:t>使用</w:t>
+      </w:r>
     </w:p>
     <w:p>
       <w:pPr>
         <w:pStyle w:val="4"/>
         <w:rPr>
           <w:rStyle w:val="HTML"/>
+          <w:rFonts w:asciiTheme="minorHAnsi" w:eastAsiaTheme="minorEastAsia" w:hAnsiTheme="minorHAnsi" w:cstheme="minorBidi" w:hint="eastAsia"/>
+          <w:sz w:val="21"/>
+          <w:szCs w:val="22"/>
+        </w:rPr>
+      </w:pPr>
+      <w:r>
+        <w:rPr>
+          <w:rStyle w:val="HTML"/>
+          <w:rFonts w:asciiTheme="minorHAnsi" w:eastAsiaTheme="minorEastAsia" w:hAnsiTheme="minorHAnsi" w:cstheme="minorBidi" w:hint="eastAsia"/>
+          <w:sz w:val="21"/>
+          <w:szCs w:val="22"/>
+        </w:rPr>
+        <w:t>1</w:t>
+      </w:r>
+      <w:r>
+        <w:rPr>
+          <w:rStyle w:val="HTML"/>
           <w:rFonts w:asciiTheme="minorHAnsi" w:eastAsiaTheme="minorEastAsia" w:hAnsiTheme="minorHAnsi" w:cstheme="minorBidi"/>
           <w:sz w:val="21"/>
           <w:szCs w:val="22"/>
         </w:rPr>
-      </w:pPr>
-      <w:r>
-        <w:rPr>
-          <w:rStyle w:val="HTML"/>
-          <w:rFonts w:asciiTheme="minorHAnsi" w:eastAsiaTheme="minorEastAsia" w:hAnsiTheme="minorHAnsi" w:cstheme="minorBidi" w:hint="eastAsia"/>
-          <w:sz w:val="21"/>
-          <w:szCs w:val="22"/>
-        </w:rPr>
-        <w:t>3</w:t>
+        <w:t>)</w:t>
       </w:r>
       <w:r>
         <w:rPr>
@@ -2223,8 +2401,27 @@
           <w:sz w:val="21"/>
           <w:szCs w:val="22"/>
         </w:rPr>
-        <w:t>)</w:t>
-      </w:r>
+        <w:t>.</w:t>
+      </w:r>
+      <w:r>
+        <w:rPr>
+          <w:rStyle w:val="HTML"/>
+          <w:rFonts w:asciiTheme="minorHAnsi" w:eastAsiaTheme="minorEastAsia" w:hAnsiTheme="minorHAnsi" w:cstheme="minorBidi" w:hint="eastAsia"/>
+          <w:sz w:val="21"/>
+          <w:szCs w:val="22"/>
+        </w:rPr>
+        <w:t>创建git仓库</w:t>
+      </w:r>
+    </w:p>
+    <w:p>
+      <w:pPr>
+        <w:rPr>
+          <w:rStyle w:val="HTML"/>
+          <w:rFonts w:asciiTheme="minorHAnsi" w:eastAsiaTheme="minorEastAsia" w:hAnsiTheme="minorHAnsi" w:cstheme="minorBidi" w:hint="eastAsia"/>
+          <w:sz w:val="21"/>
+          <w:szCs w:val="22"/>
+        </w:rPr>
+      </w:pPr>
       <w:r>
         <w:rPr>
           <w:rStyle w:val="HTML"/>
@@ -2232,36 +2429,128 @@
           <w:sz w:val="21"/>
           <w:szCs w:val="22"/>
         </w:rPr>
-        <w:t>.</w:t>
-      </w:r>
-      <w:r>
-        <w:rPr>
-          <w:rStyle w:val="HTML"/>
-          <w:rFonts w:asciiTheme="minorHAnsi" w:eastAsiaTheme="minorEastAsia" w:hAnsiTheme="minorHAnsi" w:cstheme="minorBidi" w:hint="eastAsia"/>
-          <w:sz w:val="21"/>
-          <w:szCs w:val="22"/>
-        </w:rPr>
-        <w:t>将文件加入至git</w:t>
-      </w:r>
-    </w:p>
-    <w:p>
-      <w:pPr>
+        <w:tab/>
+      </w:r>
+      <w:r>
+        <w:rPr>
+          <w:rStyle w:val="HTML"/>
+          <w:rFonts w:asciiTheme="minorHAnsi" w:eastAsiaTheme="minorEastAsia" w:hAnsiTheme="minorHAnsi" w:cstheme="minorBidi" w:hint="eastAsia"/>
+          <w:sz w:val="21"/>
+          <w:szCs w:val="22"/>
+        </w:rPr>
+        <w:t>在</w:t>
+      </w:r>
+      <w:r>
+        <w:rPr>
+          <w:rStyle w:val="HTML"/>
+          <w:rFonts w:asciiTheme="minorHAnsi" w:eastAsiaTheme="minorEastAsia" w:hAnsiTheme="minorHAnsi" w:cstheme="minorBidi" w:hint="eastAsia"/>
+          <w:sz w:val="21"/>
+          <w:szCs w:val="22"/>
+        </w:rPr>
+        <w:t>创建</w:t>
+      </w:r>
+      <w:r>
+        <w:rPr>
+          <w:rStyle w:val="HTML"/>
+          <w:rFonts w:asciiTheme="minorHAnsi" w:eastAsiaTheme="minorEastAsia" w:hAnsiTheme="minorHAnsi" w:cstheme="minorBidi" w:hint="eastAsia"/>
+          <w:sz w:val="21"/>
+          <w:szCs w:val="22"/>
+        </w:rPr>
+        <w:t>的</w:t>
+      </w:r>
+      <w:r>
+        <w:rPr>
+          <w:rStyle w:val="HTML"/>
+          <w:rFonts w:asciiTheme="minorHAnsi" w:eastAsiaTheme="minorEastAsia" w:hAnsiTheme="minorHAnsi" w:cstheme="minorBidi" w:hint="eastAsia"/>
+          <w:sz w:val="21"/>
+          <w:szCs w:val="22"/>
+        </w:rPr>
+        <w:t>java项目</w:t>
+      </w:r>
+      <w:r>
+        <w:rPr>
+          <w:rStyle w:val="HTML"/>
+          <w:rFonts w:asciiTheme="minorHAnsi" w:eastAsiaTheme="minorEastAsia" w:hAnsiTheme="minorHAnsi" w:cstheme="minorBidi" w:hint="eastAsia"/>
+          <w:sz w:val="21"/>
+          <w:szCs w:val="22"/>
+        </w:rPr>
+        <w:t>中执行</w:t>
+      </w:r>
+      <w:r>
         <w:rPr>
           <w:rStyle w:val="HTML"/>
           <w:rFonts w:asciiTheme="minorHAnsi" w:eastAsiaTheme="minorEastAsia" w:hAnsiTheme="minorHAnsi" w:cstheme="minorBidi"/>
           <w:sz w:val="21"/>
           <w:szCs w:val="22"/>
         </w:rPr>
-      </w:pPr>
+        <w:t>g</w:t>
+      </w:r>
+      <w:r>
+        <w:rPr>
+          <w:rStyle w:val="HTML"/>
+          <w:rFonts w:asciiTheme="minorHAnsi" w:eastAsiaTheme="minorEastAsia" w:hAnsiTheme="minorHAnsi" w:cstheme="minorBidi" w:hint="eastAsia"/>
+          <w:sz w:val="21"/>
+          <w:szCs w:val="22"/>
+        </w:rPr>
+        <w:t>it</w:t>
+      </w:r>
+      <w:r>
+        <w:rPr>
+          <w:rStyle w:val="HTML"/>
+          <w:rFonts w:asciiTheme="minorHAnsi" w:eastAsiaTheme="minorEastAsia" w:hAnsiTheme="minorHAnsi" w:cstheme="minorBidi"/>
+          <w:sz w:val="21"/>
+          <w:szCs w:val="22"/>
+        </w:rPr>
+        <w:t xml:space="preserve"> </w:t>
+      </w:r>
+      <w:proofErr w:type="spellStart"/>
+      <w:r>
+        <w:rPr>
+          <w:rStyle w:val="HTML"/>
+          <w:rFonts w:asciiTheme="minorHAnsi" w:eastAsiaTheme="minorEastAsia" w:hAnsiTheme="minorHAnsi" w:cstheme="minorBidi"/>
+          <w:sz w:val="21"/>
+          <w:szCs w:val="22"/>
+        </w:rPr>
+        <w:t>init</w:t>
+      </w:r>
+      <w:proofErr w:type="spellEnd"/>
+      <w:r>
+        <w:rPr>
+          <w:rStyle w:val="HTML"/>
+          <w:rFonts w:asciiTheme="minorHAnsi" w:eastAsiaTheme="minorEastAsia" w:hAnsiTheme="minorHAnsi" w:cstheme="minorBidi" w:hint="eastAsia"/>
+          <w:sz w:val="21"/>
+          <w:szCs w:val="22"/>
+        </w:rPr>
+        <w:t>命令进行git仓库创建。</w:t>
+      </w:r>
+    </w:p>
+    <w:p>
+      <w:pPr>
+        <w:rPr>
+          <w:rStyle w:val="HTML"/>
+          <w:rFonts w:asciiTheme="minorHAnsi" w:eastAsiaTheme="minorEastAsia" w:hAnsiTheme="minorHAnsi" w:cstheme="minorBidi" w:hint="eastAsia"/>
+          <w:sz w:val="21"/>
+          <w:szCs w:val="22"/>
+        </w:rPr>
+      </w:pPr>
+      <w:r>
+        <w:rPr>
+          <w:rStyle w:val="HTML"/>
+          <w:rFonts w:asciiTheme="minorHAnsi" w:eastAsiaTheme="minorEastAsia" w:hAnsiTheme="minorHAnsi" w:cstheme="minorBidi"/>
+          <w:sz w:val="21"/>
+          <w:szCs w:val="22"/>
+        </w:rPr>
+        <w:tab/>
+      </w:r>
       <w:r>
         <w:rPr>
           <w:noProof/>
         </w:rPr>
         <w:drawing>
-          <wp:inline distT="0" distB="0" distL="0" distR="0" wp14:anchorId="78D90C2A" wp14:editId="7CAB9A03">
-            <wp:extent cx="2401979" cy="764088"/>
-            <wp:effectExtent l="0" t="0" r="0" b="0"/>
-            <wp:docPr id="15" name="图片 15"/>
+          <wp:inline distT="0" distB="0" distL="0" distR="0" wp14:anchorId="57F0A215" wp14:editId="4586F6C4">
+            <wp:extent cx="3325910" cy="977031"/>
+            <wp:effectExtent l="0" t="0" r="8255" b="0"/>
+            <wp:docPr id="14" name="图片 14"/>
             <wp:cNvGraphicFramePr>
               <a:graphicFrameLocks xmlns:a="http://schemas.openxmlformats.org/drawingml/2006/main" noChangeAspect="1"/>
             </wp:cNvGraphicFramePr>
@@ -2281,7 +2570,7 @@
                   <pic:spPr>
                     <a:xfrm>
                       <a:off x="0" y="0"/>
-                      <a:ext cx="2418635" cy="769386"/>
+                      <a:ext cx="3337659" cy="980482"/>
                     </a:xfrm>
                     <a:prstGeom prst="rect">
                       <a:avLst/>
@@ -2293,15 +2582,28 @@
           </wp:inline>
         </w:drawing>
       </w:r>
-      <w:r>
-        <w:rPr>
-          <w:rStyle w:val="HTML"/>
-          <w:rFonts w:asciiTheme="minorHAnsi" w:eastAsiaTheme="minorEastAsia" w:hAnsiTheme="minorHAnsi" w:cstheme="minorBidi" w:hint="eastAsia"/>
-          <w:sz w:val="21"/>
-          <w:szCs w:val="22"/>
-        </w:rPr>
-        <w:t xml:space="preserve"> </w:t>
-      </w:r>
+    </w:p>
+    <w:p>
+      <w:pPr>
+        <w:rPr>
+          <w:rStyle w:val="HTML"/>
+          <w:rFonts w:asciiTheme="minorHAnsi" w:eastAsiaTheme="minorEastAsia" w:hAnsiTheme="minorHAnsi" w:cstheme="minorBidi" w:hint="eastAsia"/>
+          <w:sz w:val="21"/>
+          <w:szCs w:val="22"/>
+        </w:rPr>
+      </w:pPr>
+    </w:p>
+    <w:p>
+      <w:pPr>
+        <w:pStyle w:val="4"/>
+        <w:rPr>
+          <w:rStyle w:val="HTML"/>
+          <w:rFonts w:asciiTheme="minorHAnsi" w:eastAsiaTheme="minorEastAsia" w:hAnsiTheme="minorHAnsi" w:cstheme="minorBidi" w:hint="eastAsia"/>
+          <w:sz w:val="21"/>
+          <w:szCs w:val="22"/>
+        </w:rPr>
+      </w:pPr>
+      <w:proofErr w:type="gramStart"/>
       <w:r>
         <w:rPr>
           <w:rStyle w:val="HTML"/>
@@ -2309,17 +2611,83 @@
           <w:sz w:val="21"/>
           <w:szCs w:val="22"/>
         </w:rPr>
-        <w:t xml:space="preserve">  </w:t>
-      </w:r>
+        <w:t>2</w:t>
+      </w:r>
+      <w:r>
+        <w:rPr>
+          <w:rStyle w:val="HTML"/>
+          <w:rFonts w:asciiTheme="minorHAnsi" w:eastAsiaTheme="minorEastAsia" w:hAnsiTheme="minorHAnsi" w:cstheme="minorBidi"/>
+          <w:sz w:val="21"/>
+          <w:szCs w:val="22"/>
+        </w:rPr>
+        <w:t>)</w:t>
+      </w:r>
+      <w:r>
+        <w:rPr>
+          <w:rStyle w:val="HTML"/>
+          <w:rFonts w:asciiTheme="minorHAnsi" w:eastAsiaTheme="minorEastAsia" w:hAnsiTheme="minorHAnsi" w:cstheme="minorBidi"/>
+          <w:sz w:val="21"/>
+          <w:szCs w:val="22"/>
+        </w:rPr>
+        <w:t>.Share</w:t>
+      </w:r>
+      <w:proofErr w:type="gramEnd"/>
+      <w:r>
+        <w:rPr>
+          <w:rStyle w:val="HTML"/>
+          <w:rFonts w:asciiTheme="minorHAnsi" w:eastAsiaTheme="minorEastAsia" w:hAnsiTheme="minorHAnsi" w:cstheme="minorBidi"/>
+          <w:sz w:val="21"/>
+          <w:szCs w:val="22"/>
+        </w:rPr>
+        <w:t xml:space="preserve"> project</w:t>
+      </w:r>
+    </w:p>
+    <w:p>
+      <w:pPr>
+        <w:rPr>
+          <w:rStyle w:val="HTML"/>
+          <w:rFonts w:asciiTheme="minorHAnsi" w:eastAsiaTheme="minorEastAsia" w:hAnsiTheme="minorHAnsi" w:cstheme="minorBidi" w:hint="eastAsia"/>
+          <w:sz w:val="21"/>
+          <w:szCs w:val="22"/>
+        </w:rPr>
+      </w:pPr>
+      <w:r>
+        <w:rPr>
+          <w:rStyle w:val="HTML"/>
+          <w:rFonts w:asciiTheme="minorHAnsi" w:eastAsiaTheme="minorEastAsia" w:hAnsiTheme="minorHAnsi" w:cstheme="minorBidi"/>
+          <w:sz w:val="21"/>
+          <w:szCs w:val="22"/>
+        </w:rPr>
+        <w:t>S</w:t>
+      </w:r>
+      <w:r>
+        <w:rPr>
+          <w:rStyle w:val="HTML"/>
+          <w:rFonts w:asciiTheme="minorHAnsi" w:eastAsiaTheme="minorEastAsia" w:hAnsiTheme="minorHAnsi" w:cstheme="minorBidi" w:hint="eastAsia"/>
+          <w:sz w:val="21"/>
+          <w:szCs w:val="22"/>
+        </w:rPr>
+        <w:t>hare之后项目才能使用git进行代码管理。</w:t>
+      </w:r>
+    </w:p>
+    <w:p>
+      <w:pPr>
+        <w:rPr>
+          <w:rStyle w:val="HTML"/>
+          <w:rFonts w:asciiTheme="minorHAnsi" w:eastAsiaTheme="minorEastAsia" w:hAnsiTheme="minorHAnsi" w:cstheme="minorBidi" w:hint="eastAsia"/>
+          <w:sz w:val="21"/>
+          <w:szCs w:val="22"/>
+        </w:rPr>
+      </w:pPr>
       <w:r>
         <w:rPr>
           <w:noProof/>
         </w:rPr>
         <w:drawing>
-          <wp:inline distT="0" distB="0" distL="0" distR="0" wp14:anchorId="60E677A0" wp14:editId="04882752">
-            <wp:extent cx="2263336" cy="746825"/>
-            <wp:effectExtent l="0" t="0" r="3810" b="0"/>
-            <wp:docPr id="17" name="图片 17"/>
+          <wp:inline distT="0" distB="0" distL="0" distR="0" wp14:anchorId="3A1E7901" wp14:editId="3E14FA99">
+            <wp:extent cx="2373965" cy="1277655"/>
+            <wp:effectExtent l="0" t="0" r="7620" b="0"/>
+            <wp:docPr id="13" name="图片 13"/>
             <wp:cNvGraphicFramePr>
               <a:graphicFrameLocks xmlns:a="http://schemas.openxmlformats.org/drawingml/2006/main" noChangeAspect="1"/>
             </wp:cNvGraphicFramePr>
@@ -2339,7 +2707,7 @@
                   <pic:spPr>
                     <a:xfrm>
                       <a:off x="0" y="0"/>
-                      <a:ext cx="2263336" cy="746825"/>
+                      <a:ext cx="2383583" cy="1282832"/>
                     </a:xfrm>
                     <a:prstGeom prst="rect">
                       <a:avLst/>
@@ -2356,48 +2724,47 @@
       <w:pPr>
         <w:rPr>
           <w:rStyle w:val="HTML"/>
+          <w:rFonts w:asciiTheme="minorHAnsi" w:eastAsiaTheme="minorEastAsia" w:hAnsiTheme="minorHAnsi" w:cstheme="minorBidi" w:hint="eastAsia"/>
+          <w:sz w:val="21"/>
+          <w:szCs w:val="22"/>
+        </w:rPr>
+      </w:pPr>
+    </w:p>
+    <w:p>
+      <w:pPr>
+        <w:pStyle w:val="4"/>
+        <w:rPr>
+          <w:rStyle w:val="HTML"/>
+          <w:rFonts w:asciiTheme="minorHAnsi" w:eastAsiaTheme="minorEastAsia" w:hAnsiTheme="minorHAnsi" w:cstheme="minorBidi" w:hint="eastAsia"/>
+          <w:sz w:val="21"/>
+          <w:szCs w:val="22"/>
+        </w:rPr>
+      </w:pPr>
+      <w:r>
+        <w:rPr>
+          <w:rStyle w:val="HTML"/>
+          <w:rFonts w:asciiTheme="minorHAnsi" w:eastAsiaTheme="minorEastAsia" w:hAnsiTheme="minorHAnsi" w:cstheme="minorBidi" w:hint="eastAsia"/>
+          <w:sz w:val="21"/>
+          <w:szCs w:val="22"/>
+        </w:rPr>
+        <w:t>3</w:t>
+      </w:r>
+      <w:r>
+        <w:rPr>
+          <w:rStyle w:val="HTML"/>
           <w:rFonts w:asciiTheme="minorHAnsi" w:eastAsiaTheme="minorEastAsia" w:hAnsiTheme="minorHAnsi" w:cstheme="minorBidi"/>
           <w:sz w:val="21"/>
           <w:szCs w:val="22"/>
         </w:rPr>
-      </w:pPr>
-    </w:p>
-    <w:p>
-      <w:pPr>
-        <w:pStyle w:val="4"/>
+        <w:t>)</w:t>
+      </w:r>
+      <w:r>
         <w:rPr>
           <w:rStyle w:val="HTML"/>
           <w:rFonts w:asciiTheme="minorHAnsi" w:eastAsiaTheme="minorEastAsia" w:hAnsiTheme="minorHAnsi" w:cstheme="minorBidi"/>
           <w:sz w:val="21"/>
           <w:szCs w:val="22"/>
         </w:rPr>
-      </w:pPr>
-      <w:r>
-        <w:rPr>
-          <w:rStyle w:val="HTML"/>
-          <w:rFonts w:asciiTheme="minorHAnsi" w:eastAsiaTheme="minorEastAsia" w:hAnsiTheme="minorHAnsi" w:cstheme="minorBidi"/>
-          <w:sz w:val="21"/>
-          <w:szCs w:val="22"/>
-        </w:rPr>
-        <w:lastRenderedPageBreak/>
-        <w:t>4</w:t>
-      </w:r>
-      <w:r>
-        <w:rPr>
-          <w:rStyle w:val="HTML"/>
-          <w:rFonts w:asciiTheme="minorHAnsi" w:eastAsiaTheme="minorEastAsia" w:hAnsiTheme="minorHAnsi" w:cstheme="minorBidi"/>
-          <w:sz w:val="21"/>
-          <w:szCs w:val="22"/>
-        </w:rPr>
-        <w:t>)</w:t>
-      </w:r>
-      <w:r>
-        <w:rPr>
-          <w:rStyle w:val="HTML"/>
-          <w:rFonts w:asciiTheme="minorHAnsi" w:eastAsiaTheme="minorEastAsia" w:hAnsiTheme="minorHAnsi" w:cstheme="minorBidi"/>
-          <w:sz w:val="21"/>
-          <w:szCs w:val="22"/>
-        </w:rPr>
         <w:t>.</w:t>
       </w:r>
       <w:r>
@@ -2407,42 +2774,14 @@
           <w:sz w:val="21"/>
           <w:szCs w:val="22"/>
         </w:rPr>
-        <w:t>提交添加文件</w:t>
-      </w:r>
-    </w:p>
-    <w:p>
-      <w:pPr>
-        <w:rPr>
-          <w:rStyle w:val="HTML"/>
-          <w:rFonts w:asciiTheme="minorHAnsi" w:eastAsiaTheme="minorEastAsia" w:hAnsiTheme="minorHAnsi" w:cstheme="minorBidi"/>
-          <w:sz w:val="21"/>
-          <w:szCs w:val="22"/>
-        </w:rPr>
-      </w:pPr>
-      <w:r>
-        <w:rPr>
-          <w:rStyle w:val="HTML"/>
-          <w:rFonts w:asciiTheme="minorHAnsi" w:eastAsiaTheme="minorEastAsia" w:hAnsiTheme="minorHAnsi" w:cstheme="minorBidi"/>
-          <w:sz w:val="21"/>
-          <w:szCs w:val="22"/>
-        </w:rPr>
-        <w:t>C</w:t>
-      </w:r>
-      <w:r>
-        <w:rPr>
-          <w:rStyle w:val="HTML"/>
-          <w:rFonts w:asciiTheme="minorHAnsi" w:eastAsiaTheme="minorEastAsia" w:hAnsiTheme="minorHAnsi" w:cstheme="minorBidi" w:hint="eastAsia"/>
-          <w:sz w:val="21"/>
-          <w:szCs w:val="22"/>
-        </w:rPr>
-        <w:t>ommit只会提交添加文件。</w:t>
-      </w:r>
-    </w:p>
-    <w:p>
-      <w:pPr>
-        <w:rPr>
-          <w:rStyle w:val="HTML"/>
-          <w:rFonts w:asciiTheme="minorHAnsi" w:eastAsiaTheme="minorEastAsia" w:hAnsiTheme="minorHAnsi" w:cstheme="minorBidi"/>
+        <w:t>将文件加入至git</w:t>
+      </w:r>
+    </w:p>
+    <w:p>
+      <w:pPr>
+        <w:rPr>
+          <w:rStyle w:val="HTML"/>
+          <w:rFonts w:asciiTheme="minorHAnsi" w:eastAsiaTheme="minorEastAsia" w:hAnsiTheme="minorHAnsi" w:cstheme="minorBidi" w:hint="eastAsia"/>
           <w:sz w:val="21"/>
           <w:szCs w:val="22"/>
         </w:rPr>
@@ -2452,10 +2791,10 @@
           <w:noProof/>
         </w:rPr>
         <w:drawing>
-          <wp:inline distT="0" distB="0" distL="0" distR="0" wp14:anchorId="0E8206E0" wp14:editId="2642FDB8">
-            <wp:extent cx="3250504" cy="829583"/>
-            <wp:effectExtent l="0" t="0" r="7620" b="8890"/>
-            <wp:docPr id="18" name="图片 18"/>
+          <wp:inline distT="0" distB="0" distL="0" distR="0" wp14:anchorId="78D90C2A" wp14:editId="7CAB9A03">
+            <wp:extent cx="2401979" cy="764088"/>
+            <wp:effectExtent l="0" t="0" r="0" b="0"/>
+            <wp:docPr id="15" name="图片 15"/>
             <wp:cNvGraphicFramePr>
               <a:graphicFrameLocks xmlns:a="http://schemas.openxmlformats.org/drawingml/2006/main" noChangeAspect="1"/>
             </wp:cNvGraphicFramePr>
@@ -2475,7 +2814,7 @@
                   <pic:spPr>
                     <a:xfrm>
                       <a:off x="0" y="0"/>
-                      <a:ext cx="3263803" cy="832977"/>
+                      <a:ext cx="2418635" cy="769386"/>
                     </a:xfrm>
                     <a:prstGeom prst="rect">
                       <a:avLst/>
@@ -2487,182 +2826,33 @@
           </wp:inline>
         </w:drawing>
       </w:r>
-    </w:p>
-    <w:p>
-      <w:pPr>
+      <w:r>
+        <w:rPr>
+          <w:rStyle w:val="HTML"/>
+          <w:rFonts w:asciiTheme="minorHAnsi" w:eastAsiaTheme="minorEastAsia" w:hAnsiTheme="minorHAnsi" w:cstheme="minorBidi" w:hint="eastAsia"/>
+          <w:sz w:val="21"/>
+          <w:szCs w:val="22"/>
+        </w:rPr>
+        <w:t xml:space="preserve"> </w:t>
+      </w:r>
+      <w:r>
         <w:rPr>
           <w:rStyle w:val="HTML"/>
           <w:rFonts w:asciiTheme="minorHAnsi" w:eastAsiaTheme="minorEastAsia" w:hAnsiTheme="minorHAnsi" w:cstheme="minorBidi"/>
           <w:sz w:val="21"/>
           <w:szCs w:val="22"/>
         </w:rPr>
-      </w:pPr>
-    </w:p>
-    <w:p>
-      <w:pPr>
-        <w:pStyle w:val="4"/>
-        <w:rPr>
-          <w:rStyle w:val="HTML"/>
-          <w:rFonts w:asciiTheme="minorHAnsi" w:eastAsiaTheme="minorEastAsia" w:hAnsiTheme="minorHAnsi" w:cstheme="minorBidi"/>
-          <w:sz w:val="21"/>
-          <w:szCs w:val="22"/>
-        </w:rPr>
-      </w:pPr>
-      <w:r>
-        <w:rPr>
-          <w:rStyle w:val="HTML"/>
-          <w:rFonts w:asciiTheme="minorHAnsi" w:eastAsiaTheme="minorEastAsia" w:hAnsiTheme="minorHAnsi" w:cstheme="minorBidi" w:hint="eastAsia"/>
-          <w:sz w:val="21"/>
-          <w:szCs w:val="22"/>
-        </w:rPr>
-        <w:t>5</w:t>
-      </w:r>
-      <w:r>
-        <w:rPr>
-          <w:rStyle w:val="HTML"/>
-          <w:rFonts w:asciiTheme="minorHAnsi" w:eastAsiaTheme="minorEastAsia" w:hAnsiTheme="minorHAnsi" w:cstheme="minorBidi"/>
-          <w:sz w:val="21"/>
-          <w:szCs w:val="22"/>
-        </w:rPr>
-        <w:t>).</w:t>
-      </w:r>
-      <w:r>
-        <w:rPr>
-          <w:rStyle w:val="HTML"/>
-          <w:rFonts w:asciiTheme="minorHAnsi" w:eastAsiaTheme="minorEastAsia" w:hAnsiTheme="minorHAnsi" w:cstheme="minorBidi" w:hint="eastAsia"/>
-          <w:sz w:val="21"/>
-          <w:szCs w:val="22"/>
-        </w:rPr>
-        <w:t>提交</w:t>
-      </w:r>
-      <w:r>
-        <w:rPr>
-          <w:rStyle w:val="HTML"/>
-          <w:rFonts w:asciiTheme="minorHAnsi" w:eastAsiaTheme="minorEastAsia" w:hAnsiTheme="minorHAnsi" w:cstheme="minorBidi" w:hint="eastAsia"/>
-          <w:sz w:val="21"/>
-          <w:szCs w:val="22"/>
-        </w:rPr>
-        <w:t>修改文件</w:t>
-      </w:r>
-    </w:p>
-    <w:p>
-      <w:pPr>
-        <w:rPr>
-          <w:rStyle w:val="HTML"/>
-          <w:rFonts w:asciiTheme="minorHAnsi" w:eastAsiaTheme="minorEastAsia" w:hAnsiTheme="minorHAnsi" w:cstheme="minorBidi"/>
-          <w:color w:val="FF0000"/>
-          <w:sz w:val="21"/>
-          <w:szCs w:val="22"/>
-        </w:rPr>
-      </w:pPr>
-      <w:r>
-        <w:rPr>
-          <w:rStyle w:val="HTML"/>
-          <w:rFonts w:asciiTheme="minorHAnsi" w:eastAsiaTheme="minorEastAsia" w:hAnsiTheme="minorHAnsi" w:cstheme="minorBidi"/>
-          <w:sz w:val="21"/>
-          <w:szCs w:val="22"/>
-        </w:rPr>
-        <w:t xml:space="preserve"> </w:t>
-      </w:r>
-      <w:r>
-        <w:rPr>
-          <w:rStyle w:val="HTML"/>
-          <w:rFonts w:asciiTheme="minorHAnsi" w:eastAsiaTheme="minorEastAsia" w:hAnsiTheme="minorHAnsi" w:cstheme="minorBidi" w:hint="eastAsia"/>
-          <w:color w:val="FF0000"/>
-          <w:sz w:val="21"/>
-          <w:szCs w:val="22"/>
-        </w:rPr>
-        <w:t>&gt;</w:t>
-      </w:r>
-      <w:r>
-        <w:rPr>
-          <w:rStyle w:val="HTML"/>
-          <w:rFonts w:asciiTheme="minorHAnsi" w:eastAsiaTheme="minorEastAsia" w:hAnsiTheme="minorHAnsi" w:cstheme="minorBidi"/>
-          <w:color w:val="FF0000"/>
-          <w:sz w:val="21"/>
-          <w:szCs w:val="22"/>
-        </w:rPr>
-        <w:t xml:space="preserve"> </w:t>
-      </w:r>
-      <w:r>
-        <w:rPr>
-          <w:rStyle w:val="HTML"/>
-          <w:rFonts w:asciiTheme="minorHAnsi" w:eastAsiaTheme="minorEastAsia" w:hAnsiTheme="minorHAnsi" w:cstheme="minorBidi" w:hint="eastAsia"/>
-          <w:color w:val="FF0000"/>
-          <w:sz w:val="21"/>
-          <w:szCs w:val="22"/>
-        </w:rPr>
-        <w:t>表示文件已经修改,当没有add</w:t>
-      </w:r>
-      <w:r>
-        <w:rPr>
-          <w:rStyle w:val="HTML"/>
-          <w:rFonts w:asciiTheme="minorHAnsi" w:eastAsiaTheme="minorEastAsia" w:hAnsiTheme="minorHAnsi" w:cstheme="minorBidi"/>
-          <w:color w:val="FF0000"/>
-          <w:sz w:val="21"/>
-          <w:szCs w:val="22"/>
-        </w:rPr>
-        <w:t xml:space="preserve"> </w:t>
-      </w:r>
-      <w:r>
-        <w:rPr>
-          <w:rStyle w:val="HTML"/>
-          <w:rFonts w:asciiTheme="minorHAnsi" w:eastAsiaTheme="minorEastAsia" w:hAnsiTheme="minorHAnsi" w:cstheme="minorBidi" w:hint="eastAsia"/>
-          <w:color w:val="FF0000"/>
-          <w:sz w:val="21"/>
-          <w:szCs w:val="22"/>
-        </w:rPr>
-        <w:t>to</w:t>
-      </w:r>
-      <w:r>
-        <w:rPr>
-          <w:rStyle w:val="HTML"/>
-          <w:rFonts w:asciiTheme="minorHAnsi" w:eastAsiaTheme="minorEastAsia" w:hAnsiTheme="minorHAnsi" w:cstheme="minorBidi"/>
-          <w:color w:val="FF0000"/>
-          <w:sz w:val="21"/>
-          <w:szCs w:val="22"/>
-        </w:rPr>
-        <w:t xml:space="preserve"> </w:t>
-      </w:r>
-      <w:r>
-        <w:rPr>
-          <w:rStyle w:val="HTML"/>
-          <w:rFonts w:asciiTheme="minorHAnsi" w:eastAsiaTheme="minorEastAsia" w:hAnsiTheme="minorHAnsi" w:cstheme="minorBidi" w:hint="eastAsia"/>
-          <w:color w:val="FF0000"/>
-          <w:sz w:val="21"/>
-          <w:szCs w:val="22"/>
-        </w:rPr>
-        <w:t>index</w:t>
-      </w:r>
-      <w:r>
-        <w:rPr>
-          <w:rStyle w:val="HTML"/>
-          <w:rFonts w:asciiTheme="minorHAnsi" w:eastAsiaTheme="minorEastAsia" w:hAnsiTheme="minorHAnsi" w:cstheme="minorBidi"/>
-          <w:color w:val="FF0000"/>
-          <w:sz w:val="21"/>
-          <w:szCs w:val="22"/>
-        </w:rPr>
-        <w:t>.</w:t>
-      </w:r>
-    </w:p>
-    <w:p>
-      <w:pPr>
-        <w:rPr>
-          <w:rStyle w:val="HTML"/>
-          <w:rFonts w:asciiTheme="minorHAnsi" w:eastAsiaTheme="minorEastAsia" w:hAnsiTheme="minorHAnsi" w:cstheme="minorBidi"/>
-          <w:sz w:val="21"/>
-          <w:szCs w:val="22"/>
-        </w:rPr>
-      </w:pPr>
+        <w:t xml:space="preserve">  </w:t>
+      </w:r>
       <w:r>
         <w:rPr>
           <w:noProof/>
         </w:rPr>
         <w:drawing>
-          <wp:inline distT="0" distB="0" distL="0" distR="0" wp14:anchorId="58BA265C" wp14:editId="2F49E98A">
-            <wp:extent cx="2863450" cy="789140"/>
-            <wp:effectExtent l="0" t="0" r="0" b="0"/>
-            <wp:docPr id="19" name="图片 19"/>
+          <wp:inline distT="0" distB="0" distL="0" distR="0" wp14:anchorId="60E677A0" wp14:editId="04882752">
+            <wp:extent cx="2263336" cy="746825"/>
+            <wp:effectExtent l="0" t="0" r="3810" b="0"/>
+            <wp:docPr id="17" name="图片 17"/>
             <wp:cNvGraphicFramePr>
               <a:graphicFrameLocks xmlns:a="http://schemas.openxmlformats.org/drawingml/2006/main" noChangeAspect="1"/>
             </wp:cNvGraphicFramePr>
@@ -2682,7 +2872,7 @@
                   <pic:spPr>
                     <a:xfrm>
                       <a:off x="0" y="0"/>
-                      <a:ext cx="2876466" cy="792727"/>
+                      <a:ext cx="2263336" cy="746825"/>
                     </a:xfrm>
                     <a:prstGeom prst="rect">
                       <a:avLst/>
@@ -2699,61 +2889,106 @@
       <w:pPr>
         <w:rPr>
           <w:rStyle w:val="HTML"/>
+          <w:rFonts w:asciiTheme="minorHAnsi" w:eastAsiaTheme="minorEastAsia" w:hAnsiTheme="minorHAnsi" w:cstheme="minorBidi" w:hint="eastAsia"/>
+          <w:sz w:val="21"/>
+          <w:szCs w:val="22"/>
+        </w:rPr>
+      </w:pPr>
+    </w:p>
+    <w:p>
+      <w:pPr>
+        <w:pStyle w:val="4"/>
+        <w:rPr>
+          <w:rStyle w:val="HTML"/>
+          <w:rFonts w:asciiTheme="minorHAnsi" w:eastAsiaTheme="minorEastAsia" w:hAnsiTheme="minorHAnsi" w:cstheme="minorBidi" w:hint="eastAsia"/>
+          <w:sz w:val="21"/>
+          <w:szCs w:val="22"/>
+        </w:rPr>
+      </w:pPr>
+      <w:r>
+        <w:rPr>
+          <w:rStyle w:val="HTML"/>
           <w:rFonts w:asciiTheme="minorHAnsi" w:eastAsiaTheme="minorEastAsia" w:hAnsiTheme="minorHAnsi" w:cstheme="minorBidi"/>
           <w:sz w:val="21"/>
           <w:szCs w:val="22"/>
         </w:rPr>
-      </w:pPr>
-    </w:p>
-    <w:p>
-      <w:pPr>
+        <w:lastRenderedPageBreak/>
+        <w:t>4</w:t>
+      </w:r>
+      <w:r>
         <w:rPr>
           <w:rStyle w:val="HTML"/>
           <w:rFonts w:asciiTheme="minorHAnsi" w:eastAsiaTheme="minorEastAsia" w:hAnsiTheme="minorHAnsi" w:cstheme="minorBidi"/>
-          <w:color w:val="FF0000"/>
-          <w:sz w:val="21"/>
-          <w:szCs w:val="22"/>
-        </w:rPr>
-      </w:pPr>
-      <w:r>
-        <w:rPr>
-          <w:rStyle w:val="HTML"/>
-          <w:rFonts w:asciiTheme="minorHAnsi" w:eastAsiaTheme="minorEastAsia" w:hAnsiTheme="minorHAnsi" w:cstheme="minorBidi" w:hint="eastAsia"/>
-          <w:color w:val="FF0000"/>
-          <w:sz w:val="21"/>
-          <w:szCs w:val="22"/>
-        </w:rPr>
-        <w:t xml:space="preserve">*表示修改文件已经执行 </w:t>
+          <w:sz w:val="21"/>
+          <w:szCs w:val="22"/>
+        </w:rPr>
+        <w:t>)</w:t>
       </w:r>
       <w:r>
         <w:rPr>
           <w:rStyle w:val="HTML"/>
           <w:rFonts w:asciiTheme="minorHAnsi" w:eastAsiaTheme="minorEastAsia" w:hAnsiTheme="minorHAnsi" w:cstheme="minorBidi"/>
-          <w:color w:val="FF0000"/>
-          <w:sz w:val="21"/>
-          <w:szCs w:val="22"/>
-        </w:rPr>
-        <w:t>Add to index</w:t>
-      </w:r>
-    </w:p>
-    <w:p>
-      <w:pPr>
+          <w:sz w:val="21"/>
+          <w:szCs w:val="22"/>
+        </w:rPr>
+        <w:t>.</w:t>
+      </w:r>
+      <w:r>
+        <w:rPr>
+          <w:rStyle w:val="HTML"/>
+          <w:rFonts w:asciiTheme="minorHAnsi" w:eastAsiaTheme="minorEastAsia" w:hAnsiTheme="minorHAnsi" w:cstheme="minorBidi" w:hint="eastAsia"/>
+          <w:sz w:val="21"/>
+          <w:szCs w:val="22"/>
+        </w:rPr>
+        <w:t>提交添加文件</w:t>
+      </w:r>
+    </w:p>
+    <w:p>
+      <w:pPr>
+        <w:rPr>
+          <w:rStyle w:val="HTML"/>
+          <w:rFonts w:asciiTheme="minorHAnsi" w:eastAsiaTheme="minorEastAsia" w:hAnsiTheme="minorHAnsi" w:cstheme="minorBidi" w:hint="eastAsia"/>
+          <w:sz w:val="21"/>
+          <w:szCs w:val="22"/>
+        </w:rPr>
+      </w:pPr>
+      <w:r>
         <w:rPr>
           <w:rStyle w:val="HTML"/>
           <w:rFonts w:asciiTheme="minorHAnsi" w:eastAsiaTheme="minorEastAsia" w:hAnsiTheme="minorHAnsi" w:cstheme="minorBidi"/>
           <w:sz w:val="21"/>
           <w:szCs w:val="22"/>
         </w:rPr>
+        <w:t>C</w:t>
+      </w:r>
+      <w:r>
+        <w:rPr>
+          <w:rStyle w:val="HTML"/>
+          <w:rFonts w:asciiTheme="minorHAnsi" w:eastAsiaTheme="minorEastAsia" w:hAnsiTheme="minorHAnsi" w:cstheme="minorBidi" w:hint="eastAsia"/>
+          <w:sz w:val="21"/>
+          <w:szCs w:val="22"/>
+        </w:rPr>
+        <w:t>ommit只会提交添加文件。</w:t>
+      </w:r>
+    </w:p>
+    <w:p>
+      <w:pPr>
+        <w:rPr>
+          <w:rStyle w:val="HTML"/>
+          <w:rFonts w:asciiTheme="minorHAnsi" w:eastAsiaTheme="minorEastAsia" w:hAnsiTheme="minorHAnsi" w:cstheme="minorBidi" w:hint="eastAsia"/>
+          <w:sz w:val="21"/>
+          <w:szCs w:val="22"/>
+        </w:rPr>
       </w:pPr>
       <w:r>
         <w:rPr>
           <w:noProof/>
         </w:rPr>
         <w:drawing>
-          <wp:inline distT="0" distB="0" distL="0" distR="0" wp14:anchorId="08C4596E" wp14:editId="6FA78B7A">
-            <wp:extent cx="1874682" cy="708721"/>
-            <wp:effectExtent l="0" t="0" r="0" b="0"/>
-            <wp:docPr id="20" name="图片 20"/>
+          <wp:inline distT="0" distB="0" distL="0" distR="0" wp14:anchorId="0E8206E0" wp14:editId="2642FDB8">
+            <wp:extent cx="3250504" cy="829583"/>
+            <wp:effectExtent l="0" t="0" r="7620" b="8890"/>
+            <wp:docPr id="18" name="图片 18"/>
             <wp:cNvGraphicFramePr>
               <a:graphicFrameLocks xmlns:a="http://schemas.openxmlformats.org/drawingml/2006/main" noChangeAspect="1"/>
             </wp:cNvGraphicFramePr>
@@ -2773,6 +3008,304 @@
                   <pic:spPr>
                     <a:xfrm>
                       <a:off x="0" y="0"/>
+                      <a:ext cx="3263803" cy="832977"/>
+                    </a:xfrm>
+                    <a:prstGeom prst="rect">
+                      <a:avLst/>
+                    </a:prstGeom>
+                  </pic:spPr>
+                </pic:pic>
+              </a:graphicData>
+            </a:graphic>
+          </wp:inline>
+        </w:drawing>
+      </w:r>
+    </w:p>
+    <w:p>
+      <w:pPr>
+        <w:rPr>
+          <w:rStyle w:val="HTML"/>
+          <w:rFonts w:asciiTheme="minorHAnsi" w:eastAsiaTheme="minorEastAsia" w:hAnsiTheme="minorHAnsi" w:cstheme="minorBidi" w:hint="eastAsia"/>
+          <w:sz w:val="21"/>
+          <w:szCs w:val="22"/>
+        </w:rPr>
+      </w:pPr>
+    </w:p>
+    <w:p>
+      <w:pPr>
+        <w:pStyle w:val="4"/>
+        <w:rPr>
+          <w:rStyle w:val="HTML"/>
+          <w:rFonts w:asciiTheme="minorHAnsi" w:eastAsiaTheme="minorEastAsia" w:hAnsiTheme="minorHAnsi" w:cstheme="minorBidi" w:hint="eastAsia"/>
+          <w:sz w:val="21"/>
+          <w:szCs w:val="22"/>
+        </w:rPr>
+      </w:pPr>
+      <w:r>
+        <w:rPr>
+          <w:rStyle w:val="HTML"/>
+          <w:rFonts w:asciiTheme="minorHAnsi" w:eastAsiaTheme="minorEastAsia" w:hAnsiTheme="minorHAnsi" w:cstheme="minorBidi" w:hint="eastAsia"/>
+          <w:sz w:val="21"/>
+          <w:szCs w:val="22"/>
+        </w:rPr>
+        <w:t>5</w:t>
+      </w:r>
+      <w:r>
+        <w:rPr>
+          <w:rStyle w:val="HTML"/>
+          <w:rFonts w:asciiTheme="minorHAnsi" w:eastAsiaTheme="minorEastAsia" w:hAnsiTheme="minorHAnsi" w:cstheme="minorBidi"/>
+          <w:sz w:val="21"/>
+          <w:szCs w:val="22"/>
+        </w:rPr>
+        <w:t>).</w:t>
+      </w:r>
+      <w:r>
+        <w:rPr>
+          <w:rStyle w:val="HTML"/>
+          <w:rFonts w:asciiTheme="minorHAnsi" w:eastAsiaTheme="minorEastAsia" w:hAnsiTheme="minorHAnsi" w:cstheme="minorBidi" w:hint="eastAsia"/>
+          <w:sz w:val="21"/>
+          <w:szCs w:val="22"/>
+        </w:rPr>
+        <w:t>提交</w:t>
+      </w:r>
+      <w:r>
+        <w:rPr>
+          <w:rStyle w:val="HTML"/>
+          <w:rFonts w:asciiTheme="minorHAnsi" w:eastAsiaTheme="minorEastAsia" w:hAnsiTheme="minorHAnsi" w:cstheme="minorBidi" w:hint="eastAsia"/>
+          <w:sz w:val="21"/>
+          <w:szCs w:val="22"/>
+        </w:rPr>
+        <w:t>修改文件</w:t>
+      </w:r>
+    </w:p>
+    <w:p>
+      <w:pPr>
+        <w:rPr>
+          <w:rStyle w:val="HTML"/>
+          <w:rFonts w:asciiTheme="minorHAnsi" w:eastAsiaTheme="minorEastAsia" w:hAnsiTheme="minorHAnsi" w:cstheme="minorBidi" w:hint="eastAsia"/>
+          <w:color w:val="FF0000"/>
+          <w:sz w:val="21"/>
+          <w:szCs w:val="22"/>
+        </w:rPr>
+      </w:pPr>
+      <w:r>
+        <w:rPr>
+          <w:rStyle w:val="HTML"/>
+          <w:rFonts w:asciiTheme="minorHAnsi" w:eastAsiaTheme="minorEastAsia" w:hAnsiTheme="minorHAnsi" w:cstheme="minorBidi"/>
+          <w:sz w:val="21"/>
+          <w:szCs w:val="22"/>
+        </w:rPr>
+        <w:t xml:space="preserve"> </w:t>
+      </w:r>
+      <w:r>
+        <w:rPr>
+          <w:rStyle w:val="HTML"/>
+          <w:rFonts w:asciiTheme="minorHAnsi" w:eastAsiaTheme="minorEastAsia" w:hAnsiTheme="minorHAnsi" w:cstheme="minorBidi" w:hint="eastAsia"/>
+          <w:color w:val="FF0000"/>
+          <w:sz w:val="21"/>
+          <w:szCs w:val="22"/>
+        </w:rPr>
+        <w:t>&gt;</w:t>
+      </w:r>
+      <w:r>
+        <w:rPr>
+          <w:rStyle w:val="HTML"/>
+          <w:rFonts w:asciiTheme="minorHAnsi" w:eastAsiaTheme="minorEastAsia" w:hAnsiTheme="minorHAnsi" w:cstheme="minorBidi"/>
+          <w:color w:val="FF0000"/>
+          <w:sz w:val="21"/>
+          <w:szCs w:val="22"/>
+        </w:rPr>
+        <w:t xml:space="preserve"> </w:t>
+      </w:r>
+      <w:r>
+        <w:rPr>
+          <w:rStyle w:val="HTML"/>
+          <w:rFonts w:asciiTheme="minorHAnsi" w:eastAsiaTheme="minorEastAsia" w:hAnsiTheme="minorHAnsi" w:cstheme="minorBidi" w:hint="eastAsia"/>
+          <w:color w:val="FF0000"/>
+          <w:sz w:val="21"/>
+          <w:szCs w:val="22"/>
+        </w:rPr>
+        <w:t>表示文件已经修改,当没有add</w:t>
+      </w:r>
+      <w:r>
+        <w:rPr>
+          <w:rStyle w:val="HTML"/>
+          <w:rFonts w:asciiTheme="minorHAnsi" w:eastAsiaTheme="minorEastAsia" w:hAnsiTheme="minorHAnsi" w:cstheme="minorBidi"/>
+          <w:color w:val="FF0000"/>
+          <w:sz w:val="21"/>
+          <w:szCs w:val="22"/>
+        </w:rPr>
+        <w:t xml:space="preserve"> </w:t>
+      </w:r>
+      <w:r>
+        <w:rPr>
+          <w:rStyle w:val="HTML"/>
+          <w:rFonts w:asciiTheme="minorHAnsi" w:eastAsiaTheme="minorEastAsia" w:hAnsiTheme="minorHAnsi" w:cstheme="minorBidi" w:hint="eastAsia"/>
+          <w:color w:val="FF0000"/>
+          <w:sz w:val="21"/>
+          <w:szCs w:val="22"/>
+        </w:rPr>
+        <w:t>to</w:t>
+      </w:r>
+      <w:r>
+        <w:rPr>
+          <w:rStyle w:val="HTML"/>
+          <w:rFonts w:asciiTheme="minorHAnsi" w:eastAsiaTheme="minorEastAsia" w:hAnsiTheme="minorHAnsi" w:cstheme="minorBidi"/>
+          <w:color w:val="FF0000"/>
+          <w:sz w:val="21"/>
+          <w:szCs w:val="22"/>
+        </w:rPr>
+        <w:t xml:space="preserve"> </w:t>
+      </w:r>
+      <w:r>
+        <w:rPr>
+          <w:rStyle w:val="HTML"/>
+          <w:rFonts w:asciiTheme="minorHAnsi" w:eastAsiaTheme="minorEastAsia" w:hAnsiTheme="minorHAnsi" w:cstheme="minorBidi" w:hint="eastAsia"/>
+          <w:color w:val="FF0000"/>
+          <w:sz w:val="21"/>
+          <w:szCs w:val="22"/>
+        </w:rPr>
+        <w:t>index</w:t>
+      </w:r>
+      <w:r>
+        <w:rPr>
+          <w:rStyle w:val="HTML"/>
+          <w:rFonts w:asciiTheme="minorHAnsi" w:eastAsiaTheme="minorEastAsia" w:hAnsiTheme="minorHAnsi" w:cstheme="minorBidi"/>
+          <w:color w:val="FF0000"/>
+          <w:sz w:val="21"/>
+          <w:szCs w:val="22"/>
+        </w:rPr>
+        <w:t>.</w:t>
+      </w:r>
+    </w:p>
+    <w:p>
+      <w:pPr>
+        <w:rPr>
+          <w:rStyle w:val="HTML"/>
+          <w:rFonts w:asciiTheme="minorHAnsi" w:eastAsiaTheme="minorEastAsia" w:hAnsiTheme="minorHAnsi" w:cstheme="minorBidi" w:hint="eastAsia"/>
+          <w:sz w:val="21"/>
+          <w:szCs w:val="22"/>
+        </w:rPr>
+      </w:pPr>
+      <w:r>
+        <w:rPr>
+          <w:noProof/>
+        </w:rPr>
+        <w:drawing>
+          <wp:inline distT="0" distB="0" distL="0" distR="0" wp14:anchorId="58BA265C" wp14:editId="2F49E98A">
+            <wp:extent cx="2863450" cy="789140"/>
+            <wp:effectExtent l="0" t="0" r="0" b="0"/>
+            <wp:docPr id="19" name="图片 19"/>
+            <wp:cNvGraphicFramePr>
+              <a:graphicFrameLocks xmlns:a="http://schemas.openxmlformats.org/drawingml/2006/main" noChangeAspect="1"/>
+            </wp:cNvGraphicFramePr>
+            <a:graphic xmlns:a="http://schemas.openxmlformats.org/drawingml/2006/main">
+              <a:graphicData uri="http://schemas.openxmlformats.org/drawingml/2006/picture">
+                <pic:pic xmlns:pic="http://schemas.openxmlformats.org/drawingml/2006/picture">
+                  <pic:nvPicPr>
+                    <pic:cNvPr id="1" name=""/>
+                    <pic:cNvPicPr/>
+                  </pic:nvPicPr>
+                  <pic:blipFill>
+                    <a:blip r:embed="rId42"/>
+                    <a:stretch>
+                      <a:fillRect/>
+                    </a:stretch>
+                  </pic:blipFill>
+                  <pic:spPr>
+                    <a:xfrm>
+                      <a:off x="0" y="0"/>
+                      <a:ext cx="2876466" cy="792727"/>
+                    </a:xfrm>
+                    <a:prstGeom prst="rect">
+                      <a:avLst/>
+                    </a:prstGeom>
+                  </pic:spPr>
+                </pic:pic>
+              </a:graphicData>
+            </a:graphic>
+          </wp:inline>
+        </w:drawing>
+      </w:r>
+    </w:p>
+    <w:p>
+      <w:pPr>
+        <w:rPr>
+          <w:rStyle w:val="HTML"/>
+          <w:rFonts w:asciiTheme="minorHAnsi" w:eastAsiaTheme="minorEastAsia" w:hAnsiTheme="minorHAnsi" w:cstheme="minorBidi" w:hint="eastAsia"/>
+          <w:sz w:val="21"/>
+          <w:szCs w:val="22"/>
+        </w:rPr>
+      </w:pPr>
+    </w:p>
+    <w:p>
+      <w:pPr>
+        <w:rPr>
+          <w:rStyle w:val="HTML"/>
+          <w:rFonts w:asciiTheme="minorHAnsi" w:eastAsiaTheme="minorEastAsia" w:hAnsiTheme="minorHAnsi" w:cstheme="minorBidi" w:hint="eastAsia"/>
+          <w:color w:val="FF0000"/>
+          <w:sz w:val="21"/>
+          <w:szCs w:val="22"/>
+        </w:rPr>
+      </w:pPr>
+      <w:r>
+        <w:rPr>
+          <w:rStyle w:val="HTML"/>
+          <w:rFonts w:asciiTheme="minorHAnsi" w:eastAsiaTheme="minorEastAsia" w:hAnsiTheme="minorHAnsi" w:cstheme="minorBidi" w:hint="eastAsia"/>
+          <w:color w:val="FF0000"/>
+          <w:sz w:val="21"/>
+          <w:szCs w:val="22"/>
+        </w:rPr>
+        <w:t xml:space="preserve">*表示修改文件已经执行 </w:t>
+      </w:r>
+      <w:r>
+        <w:rPr>
+          <w:rStyle w:val="HTML"/>
+          <w:rFonts w:asciiTheme="minorHAnsi" w:eastAsiaTheme="minorEastAsia" w:hAnsiTheme="minorHAnsi" w:cstheme="minorBidi"/>
+          <w:color w:val="FF0000"/>
+          <w:sz w:val="21"/>
+          <w:szCs w:val="22"/>
+        </w:rPr>
+        <w:t>Add to index</w:t>
+      </w:r>
+    </w:p>
+    <w:p>
+      <w:pPr>
+        <w:rPr>
+          <w:rStyle w:val="HTML"/>
+          <w:rFonts w:asciiTheme="minorHAnsi" w:eastAsiaTheme="minorEastAsia" w:hAnsiTheme="minorHAnsi" w:cstheme="minorBidi" w:hint="eastAsia"/>
+          <w:sz w:val="21"/>
+          <w:szCs w:val="22"/>
+        </w:rPr>
+      </w:pPr>
+      <w:r>
+        <w:rPr>
+          <w:noProof/>
+        </w:rPr>
+        <w:drawing>
+          <wp:inline distT="0" distB="0" distL="0" distR="0" wp14:anchorId="08C4596E" wp14:editId="6FA78B7A">
+            <wp:extent cx="1874682" cy="708721"/>
+            <wp:effectExtent l="0" t="0" r="0" b="0"/>
+            <wp:docPr id="20" name="图片 20"/>
+            <wp:cNvGraphicFramePr>
+              <a:graphicFrameLocks xmlns:a="http://schemas.openxmlformats.org/drawingml/2006/main" noChangeAspect="1"/>
+            </wp:cNvGraphicFramePr>
+            <a:graphic xmlns:a="http://schemas.openxmlformats.org/drawingml/2006/main">
+              <a:graphicData uri="http://schemas.openxmlformats.org/drawingml/2006/picture">
+                <pic:pic xmlns:pic="http://schemas.openxmlformats.org/drawingml/2006/picture">
+                  <pic:nvPicPr>
+                    <pic:cNvPr id="1" name=""/>
+                    <pic:cNvPicPr/>
+                  </pic:nvPicPr>
+                  <pic:blipFill>
+                    <a:blip r:embed="rId43"/>
+                    <a:stretch>
+                      <a:fillRect/>
+                    </a:stretch>
+                  </pic:blipFill>
+                  <pic:spPr>
+                    <a:xfrm>
+                      <a:off x="0" y="0"/>
                       <a:ext cx="1874682" cy="708721"/>
                     </a:xfrm>
                     <a:prstGeom prst="rect">
@@ -2790,47 +3323,47 @@
       <w:pPr>
         <w:rPr>
           <w:rStyle w:val="HTML"/>
-          <w:rFonts w:asciiTheme="minorHAnsi" w:eastAsiaTheme="minorEastAsia" w:hAnsiTheme="minorHAnsi" w:cstheme="minorBidi"/>
-          <w:sz w:val="21"/>
-          <w:szCs w:val="22"/>
-        </w:rPr>
-      </w:pPr>
-    </w:p>
-    <w:p>
-      <w:pPr>
-        <w:rPr>
-          <w:rStyle w:val="HTML"/>
-          <w:rFonts w:asciiTheme="minorHAnsi" w:eastAsiaTheme="minorEastAsia" w:hAnsiTheme="minorHAnsi" w:cstheme="minorBidi"/>
-          <w:sz w:val="21"/>
-          <w:szCs w:val="22"/>
-        </w:rPr>
-      </w:pPr>
-    </w:p>
-    <w:p>
-      <w:pPr>
-        <w:rPr>
-          <w:rStyle w:val="HTML"/>
-          <w:rFonts w:asciiTheme="minorHAnsi" w:eastAsiaTheme="minorEastAsia" w:hAnsiTheme="minorHAnsi" w:cstheme="minorBidi"/>
-          <w:sz w:val="21"/>
-          <w:szCs w:val="22"/>
-        </w:rPr>
-      </w:pPr>
-    </w:p>
-    <w:p>
-      <w:pPr>
-        <w:rPr>
-          <w:rStyle w:val="HTML"/>
-          <w:rFonts w:asciiTheme="minorHAnsi" w:eastAsiaTheme="minorEastAsia" w:hAnsiTheme="minorHAnsi" w:cstheme="minorBidi"/>
-          <w:sz w:val="21"/>
-          <w:szCs w:val="22"/>
-        </w:rPr>
-      </w:pPr>
-    </w:p>
-    <w:p>
-      <w:pPr>
-        <w:rPr>
-          <w:rStyle w:val="HTML"/>
-          <w:rFonts w:asciiTheme="minorHAnsi" w:eastAsiaTheme="minorEastAsia" w:hAnsiTheme="minorHAnsi" w:cstheme="minorBidi"/>
+          <w:rFonts w:asciiTheme="minorHAnsi" w:eastAsiaTheme="minorEastAsia" w:hAnsiTheme="minorHAnsi" w:cstheme="minorBidi" w:hint="eastAsia"/>
+          <w:sz w:val="21"/>
+          <w:szCs w:val="22"/>
+        </w:rPr>
+      </w:pPr>
+    </w:p>
+    <w:p>
+      <w:pPr>
+        <w:rPr>
+          <w:rStyle w:val="HTML"/>
+          <w:rFonts w:asciiTheme="minorHAnsi" w:eastAsiaTheme="minorEastAsia" w:hAnsiTheme="minorHAnsi" w:cstheme="minorBidi" w:hint="eastAsia"/>
+          <w:sz w:val="21"/>
+          <w:szCs w:val="22"/>
+        </w:rPr>
+      </w:pPr>
+    </w:p>
+    <w:p>
+      <w:pPr>
+        <w:rPr>
+          <w:rStyle w:val="HTML"/>
+          <w:rFonts w:asciiTheme="minorHAnsi" w:eastAsiaTheme="minorEastAsia" w:hAnsiTheme="minorHAnsi" w:cstheme="minorBidi" w:hint="eastAsia"/>
+          <w:sz w:val="21"/>
+          <w:szCs w:val="22"/>
+        </w:rPr>
+      </w:pPr>
+    </w:p>
+    <w:p>
+      <w:pPr>
+        <w:rPr>
+          <w:rStyle w:val="HTML"/>
+          <w:rFonts w:asciiTheme="minorHAnsi" w:eastAsiaTheme="minorEastAsia" w:hAnsiTheme="minorHAnsi" w:cstheme="minorBidi" w:hint="eastAsia"/>
+          <w:sz w:val="21"/>
+          <w:szCs w:val="22"/>
+        </w:rPr>
+      </w:pPr>
+    </w:p>
+    <w:p>
+      <w:pPr>
+        <w:rPr>
+          <w:rStyle w:val="HTML"/>
+          <w:rFonts w:asciiTheme="minorHAnsi" w:eastAsiaTheme="minorEastAsia" w:hAnsiTheme="minorHAnsi" w:cstheme="minorBidi" w:hint="eastAsia"/>
           <w:sz w:val="21"/>
           <w:szCs w:val="22"/>
         </w:rPr>
@@ -2847,9 +3380,14 @@
 </file>
 
 <file path=word/endnotes.xml><?xml version="1.0" encoding="utf-8"?>
-<w:endnotes xmlns:wpc="http://schemas.microsoft.com/office/word/2010/wordprocessingCanvas" xmlns:cx="http://schemas.microsoft.com/office/drawing/2014/chartex" xmlns:cx1="http://schemas.microsoft.com/office/drawing/2015/9/8/chartex" xmlns:cx2="http://schemas.microsoft.com/office/drawing/2015/10/21/chartex" xmlns:cx3="http://schemas.microsoft.com/office/drawing/2016/5/9/chartex" xmlns:cx4="http://schemas.microsoft.com/office/drawing/2016/5/10/chartex" xmlns:cx5="http://schemas.microsoft.com/office/drawing/2016/5/11/chartex" xmlns:cx6="http://schemas.microsoft.com/office/drawing/2016/5/12/chartex" xmlns:cx7="http://schemas.microsoft.com/office/drawing/2016/5/13/chartex" xmlns:cx8="http://schemas.microsoft.com/office/drawing/2016/5/14/chartex" xmlns:mc="http://schemas.openxmlformats.org/markup-compatibility/2006" xmlns:aink="http://schemas.microsoft.com/office/drawing/2016/ink" xmlns:am3d="http://schemas.microsoft.com/office/drawing/2017/model3d" xmlns:o="urn:schemas-microsoft-com:office:office" xmlns:r="http://schemas.openxmlformats.org/officeDocument/2006/relationships" xmlns:m="http://schemas.openxmlformats.org/officeDocument/2006/math" xmlns:v="urn:schemas-microsoft-com:vml" xmlns:wp14="http://schemas.microsoft.com/office/word/2010/wordprocessingDrawing" xmlns:wp="http://schemas.openxmlformats.org/drawingml/2006/wordprocessingDrawing" xmlns:w10="urn:schemas-microsoft-com:office:word" xmlns:w="http://schemas.openxmlformats.org/wordprocessingml/2006/main" xmlns:w14="http://schemas.microsoft.com/office/word/2010/wordml" xmlns:w15="http://schemas.microsoft.com/office/word/2012/wordml" xmlns:w16cex="http://schemas.microsoft.com/office/word/2018/wordml/cex" xmlns:w16cid="http://schemas.microsoft.com/office/word/2016/wordml/cid" xmlns:w16="http://schemas.microsoft.com/office/word/2018/wordml" xmlns:w16sdtdh="http://schemas.microsoft.com/office/word/2020/wordml/sdtdatahash" xmlns:w16se="http://schemas.microsoft.com/office/word/2015/wordml/symex" xmlns:wpg="http://schemas.microsoft.com/office/word/2010/wordprocessingGroup" xmlns:wpi="http://schemas.microsoft.com/office/word/2010/wordprocessingInk" xmlns:wne="http://schemas.microsoft.com/office/word/2006/wordml" xmlns:wps="http://schemas.microsoft.com/office/word/2010/wordprocessingShape" mc:Ignorable="w14 w15 w16se w16cid w16 w16cex w16sdtdh wp14">
+<w:endnotes xmlns:wpc="http://schemas.microsoft.com/office/word/2010/wordprocessingCanvas" xmlns:cx="http://schemas.microsoft.com/office/drawing/2014/chartex" xmlns:cx1="http://schemas.microsoft.com/office/drawing/2015/9/8/chartex" xmlns:cx2="http://schemas.microsoft.com/office/drawing/2015/10/21/chartex" xmlns:cx3="http://schemas.microsoft.com/office/drawing/2016/5/9/chartex" xmlns:cx4="http://schemas.microsoft.com/office/drawing/2016/5/10/chartex" xmlns:cx5="http://schemas.microsoft.com/office/drawing/2016/5/11/chartex" xmlns:cx6="http://schemas.microsoft.com/office/drawing/2016/5/12/chartex" xmlns:cx7="http://schemas.microsoft.com/office/drawing/2016/5/13/chartex" xmlns:cx8="http://schemas.microsoft.com/office/drawing/2016/5/14/chartex" xmlns:mc="http://schemas.openxmlformats.org/markup-compatibility/2006" xmlns:aink="http://schemas.microsoft.com/office/drawing/2016/ink" xmlns:am3d="http://schemas.microsoft.com/office/drawing/2017/model3d" xmlns:o="urn:schemas-microsoft-com:office:office" xmlns:oel="http://schemas.microsoft.com/office/2019/extlst" xmlns:r="http://schemas.openxmlformats.org/officeDocument/2006/relationships" xmlns:m="http://schemas.openxmlformats.org/officeDocument/2006/math" xmlns:v="urn:schemas-microsoft-com:vml" xmlns:wp14="http://schemas.microsoft.com/office/word/2010/wordprocessingDrawing" xmlns:wp="http://schemas.openxmlformats.org/drawingml/2006/wordprocessingDrawing" xmlns:w10="urn:schemas-microsoft-com:office:word" xmlns:w="http://schemas.openxmlformats.org/wordprocessingml/2006/main" xmlns:w14="http://schemas.microsoft.com/office/word/2010/wordml" xmlns:w15="http://schemas.microsoft.com/office/word/2012/wordml" xmlns:w16cex="http://schemas.microsoft.com/office/word/2018/wordml/cex" xmlns:w16cid="http://schemas.microsoft.com/office/word/2016/wordml/cid" xmlns:w16="http://schemas.microsoft.com/office/word/2018/wordml" xmlns:w16du="http://schemas.microsoft.com/office/word/2023/wordml/word16du" xmlns:w16sdtdh="http://schemas.microsoft.com/office/word/2020/wordml/sdtdatahash" xmlns:w16sdtfl="http://schemas.microsoft.com/office/word/2024/wordml/sdtformatlock" xmlns:w16se="http://schemas.microsoft.com/office/word/2015/wordml/symex" xmlns:wpg="http://schemas.microsoft.com/office/word/2010/wordprocessingGroup" xmlns:wpi="http://schemas.microsoft.com/office/word/2010/wordprocessingInk" xmlns:wne="http://schemas.microsoft.com/office/word/2006/wordml" xmlns:wps="http://schemas.microsoft.com/office/word/2010/wordprocessingShape" mc:Ignorable="w14 w15 w16se w16cid w16 w16cex w16sdtdh w16sdtfl w16du wp14">
   <w:endnote w:type="separator" w:id="-1">
     <w:p>
+      <w:pPr>
+        <w:rPr>
+          <w:rFonts w:hint="eastAsia"/>
+        </w:rPr>
+      </w:pPr>
       <w:r>
         <w:separator/>
       </w:r>
@@ -2857,6 +3395,11 @@
   </w:endnote>
   <w:endnote w:type="continuationSeparator" w:id="0">
     <w:p>
+      <w:pPr>
+        <w:rPr>
+          <w:rFonts w:hint="eastAsia"/>
+        </w:rPr>
+      </w:pPr>
       <w:r>
         <w:continuationSeparator/>
       </w:r>
@@ -2866,9 +3409,14 @@
 </file>
 
 <file path=word/footnotes.xml><?xml version="1.0" encoding="utf-8"?>
-<w:footnotes xmlns:wpc="http://schemas.microsoft.com/office/word/2010/wordprocessingCanvas" xmlns:cx="http://schemas.microsoft.com/office/drawing/2014/chartex" xmlns:cx1="http://schemas.microsoft.com/office/drawing/2015/9/8/chartex" xmlns:cx2="http://schemas.microsoft.com/office/drawing/2015/10/21/chartex" xmlns:cx3="http://schemas.microsoft.com/office/drawing/2016/5/9/chartex" xmlns:cx4="http://schemas.microsoft.com/office/drawing/2016/5/10/chartex" xmlns:cx5="http://schemas.microsoft.com/office/drawing/2016/5/11/chartex" xmlns:cx6="http://schemas.microsoft.com/office/drawing/2016/5/12/chartex" xmlns:cx7="http://schemas.microsoft.com/office/drawing/2016/5/13/chartex" xmlns:cx8="http://schemas.microsoft.com/office/drawing/2016/5/14/chartex" xmlns:mc="http://schemas.openxmlformats.org/markup-compatibility/2006" xmlns:aink="http://schemas.microsoft.com/office/drawing/2016/ink" xmlns:am3d="http://schemas.microsoft.com/office/drawing/2017/model3d" xmlns:o="urn:schemas-microsoft-com:office:office" xmlns:r="http://schemas.openxmlformats.org/officeDocument/2006/relationships" xmlns:m="http://schemas.openxmlformats.org/officeDocument/2006/math" xmlns:v="urn:schemas-microsoft-com:vml" xmlns:wp14="http://schemas.microsoft.com/office/word/2010/wordprocessingDrawing" xmlns:wp="http://schemas.openxmlformats.org/drawingml/2006/wordprocessingDrawing" xmlns:w10="urn:schemas-microsoft-com:office:word" xmlns:w="http://schemas.openxmlformats.org/wordprocessingml/2006/main" xmlns:w14="http://schemas.microsoft.com/office/word/2010/wordml" xmlns:w15="http://schemas.microsoft.com/office/word/2012/wordml" xmlns:w16cex="http://schemas.microsoft.com/office/word/2018/wordml/cex" xmlns:w16cid="http://schemas.microsoft.com/office/word/2016/wordml/cid" xmlns:w16="http://schemas.microsoft.com/office/word/2018/wordml" xmlns:w16sdtdh="http://schemas.microsoft.com/office/word/2020/wordml/sdtdatahash" xmlns:w16se="http://schemas.microsoft.com/office/word/2015/wordml/symex" xmlns:wpg="http://schemas.microsoft.com/office/word/2010/wordprocessingGroup" xmlns:wpi="http://schemas.microsoft.com/office/word/2010/wordprocessingInk" xmlns:wne="http://schemas.microsoft.com/office/word/2006/wordml" xmlns:wps="http://schemas.microsoft.com/office/word/2010/wordprocessingShape" mc:Ignorable="w14 w15 w16se w16cid w16 w16cex w16sdtdh wp14">
+<w:footnotes xmlns:wpc="http://schemas.microsoft.com/office/word/2010/wordprocessingCanvas" xmlns:cx="http://schemas.microsoft.com/office/drawing/2014/chartex" xmlns:cx1="http://schemas.microsoft.com/office/drawing/2015/9/8/chartex" xmlns:cx2="http://schemas.microsoft.com/office/drawing/2015/10/21/chartex" xmlns:cx3="http://schemas.microsoft.com/office/drawing/2016/5/9/chartex" xmlns:cx4="http://schemas.microsoft.com/office/drawing/2016/5/10/chartex" xmlns:cx5="http://schemas.microsoft.com/office/drawing/2016/5/11/chartex" xmlns:cx6="http://schemas.microsoft.com/office/drawing/2016/5/12/chartex" xmlns:cx7="http://schemas.microsoft.com/office/drawing/2016/5/13/chartex" xmlns:cx8="http://schemas.microsoft.com/office/drawing/2016/5/14/chartex" xmlns:mc="http://schemas.openxmlformats.org/markup-compatibility/2006" xmlns:aink="http://schemas.microsoft.com/office/drawing/2016/ink" xmlns:am3d="http://schemas.microsoft.com/office/drawing/2017/model3d" xmlns:o="urn:schemas-microsoft-com:office:office" xmlns:oel="http://schemas.microsoft.com/office/2019/extlst" xmlns:r="http://schemas.openxmlformats.org/officeDocument/2006/relationships" xmlns:m="http://schemas.openxmlformats.org/officeDocument/2006/math" xmlns:v="urn:schemas-microsoft-com:vml" xmlns:wp14="http://schemas.microsoft.com/office/word/2010/wordprocessingDrawing" xmlns:wp="http://schemas.openxmlformats.org/drawingml/2006/wordprocessingDrawing" xmlns:w10="urn:schemas-microsoft-com:office:word" xmlns:w="http://schemas.openxmlformats.org/wordprocessingml/2006/main" xmlns:w14="http://schemas.microsoft.com/office/word/2010/wordml" xmlns:w15="http://schemas.microsoft.com/office/word/2012/wordml" xmlns:w16cex="http://schemas.microsoft.com/office/word/2018/wordml/cex" xmlns:w16cid="http://schemas.microsoft.com/office/word/2016/wordml/cid" xmlns:w16="http://schemas.microsoft.com/office/word/2018/wordml" xmlns:w16du="http://schemas.microsoft.com/office/word/2023/wordml/word16du" xmlns:w16sdtdh="http://schemas.microsoft.com/office/word/2020/wordml/sdtdatahash" xmlns:w16sdtfl="http://schemas.microsoft.com/office/word/2024/wordml/sdtformatlock" xmlns:w16se="http://schemas.microsoft.com/office/word/2015/wordml/symex" xmlns:wpg="http://schemas.microsoft.com/office/word/2010/wordprocessingGroup" xmlns:wpi="http://schemas.microsoft.com/office/word/2010/wordprocessingInk" xmlns:wne="http://schemas.microsoft.com/office/word/2006/wordml" xmlns:wps="http://schemas.microsoft.com/office/word/2010/wordprocessingShape" mc:Ignorable="w14 w15 w16se w16cid w16 w16cex w16sdtdh w16sdtfl w16du wp14">
   <w:footnote w:type="separator" w:id="-1">
     <w:p>
+      <w:pPr>
+        <w:rPr>
+          <w:rFonts w:hint="eastAsia"/>
+        </w:rPr>
+      </w:pPr>
       <w:r>
         <w:separator/>
       </w:r>
@@ -2876,6 +3424,11 @@
   </w:footnote>
   <w:footnote w:type="continuationSeparator" w:id="0">
     <w:p>
+      <w:pPr>
+        <w:rPr>
+          <w:rFonts w:hint="eastAsia"/>
+        </w:rPr>
+      </w:pPr>
       <w:r>
         <w:continuationSeparator/>
       </w:r>
@@ -2885,7 +3438,7 @@
 </file>
 
 <file path=word/numbering.xml><?xml version="1.0" encoding="utf-8"?>
-<w:numbering xmlns:wpc="http://schemas.microsoft.com/office/word/2010/wordprocessingCanvas" xmlns:cx="http://schemas.microsoft.com/office/drawing/2014/chartex" xmlns:cx1="http://schemas.microsoft.com/office/drawing/2015/9/8/chartex" xmlns:cx2="http://schemas.microsoft.com/office/drawing/2015/10/21/chartex" xmlns:cx3="http://schemas.microsoft.com/office/drawing/2016/5/9/chartex" xmlns:cx4="http://schemas.microsoft.com/office/drawing/2016/5/10/chartex" xmlns:cx5="http://schemas.microsoft.com/office/drawing/2016/5/11/chartex" xmlns:cx6="http://schemas.microsoft.com/office/drawing/2016/5/12/chartex" xmlns:cx7="http://schemas.microsoft.com/office/drawing/2016/5/13/chartex" xmlns:cx8="http://schemas.microsoft.com/office/drawing/2016/5/14/chartex" xmlns:mc="http://schemas.openxmlformats.org/markup-compatibility/2006" xmlns:aink="http://schemas.microsoft.com/office/drawing/2016/ink" xmlns:am3d="http://schemas.microsoft.com/office/drawing/2017/model3d" xmlns:o="urn:schemas-microsoft-com:office:office" xmlns:r="http://schemas.openxmlformats.org/officeDocument/2006/relationships" xmlns:m="http://schemas.openxmlformats.org/officeDocument/2006/math" xmlns:v="urn:schemas-microsoft-com:vml" xmlns:wp14="http://schemas.microsoft.com/office/word/2010/wordprocessingDrawing" xmlns:wp="http://schemas.openxmlformats.org/drawingml/2006/wordprocessingDrawing" xmlns:w10="urn:schemas-microsoft-com:office:word" xmlns:w="http://schemas.openxmlformats.org/wordprocessingml/2006/main" xmlns:w14="http://schemas.microsoft.com/office/word/2010/wordml" xmlns:w15="http://schemas.microsoft.com/office/word/2012/wordml" xmlns:w16cex="http://schemas.microsoft.com/office/word/2018/wordml/cex" xmlns:w16cid="http://schemas.microsoft.com/office/word/2016/wordml/cid" xmlns:w16="http://schemas.microsoft.com/office/word/2018/wordml" xmlns:w16sdtdh="http://schemas.microsoft.com/office/word/2020/wordml/sdtdatahash" xmlns:w16se="http://schemas.microsoft.com/office/word/2015/wordml/symex" xmlns:wpg="http://schemas.microsoft.com/office/word/2010/wordprocessingGroup" xmlns:wpi="http://schemas.microsoft.com/office/word/2010/wordprocessingInk" xmlns:wne="http://schemas.microsoft.com/office/word/2006/wordml" xmlns:wps="http://schemas.microsoft.com/office/word/2010/wordprocessingShape" mc:Ignorable="w14 w15 w16se w16cid w16 w16cex w16sdtdh wp14">
+<w:numbering xmlns:wpc="http://schemas.microsoft.com/office/word/2010/wordprocessingCanvas" xmlns:cx="http://schemas.microsoft.com/office/drawing/2014/chartex" xmlns:cx1="http://schemas.microsoft.com/office/drawing/2015/9/8/chartex" xmlns:cx2="http://schemas.microsoft.com/office/drawing/2015/10/21/chartex" xmlns:cx3="http://schemas.microsoft.com/office/drawing/2016/5/9/chartex" xmlns:cx4="http://schemas.microsoft.com/office/drawing/2016/5/10/chartex" xmlns:cx5="http://schemas.microsoft.com/office/drawing/2016/5/11/chartex" xmlns:cx6="http://schemas.microsoft.com/office/drawing/2016/5/12/chartex" xmlns:cx7="http://schemas.microsoft.com/office/drawing/2016/5/13/chartex" xmlns:cx8="http://schemas.microsoft.com/office/drawing/2016/5/14/chartex" xmlns:mc="http://schemas.openxmlformats.org/markup-compatibility/2006" xmlns:aink="http://schemas.microsoft.com/office/drawing/2016/ink" xmlns:am3d="http://schemas.microsoft.com/office/drawing/2017/model3d" xmlns:o="urn:schemas-microsoft-com:office:office" xmlns:oel="http://schemas.microsoft.com/office/2019/extlst" xmlns:r="http://schemas.openxmlformats.org/officeDocument/2006/relationships" xmlns:m="http://schemas.openxmlformats.org/officeDocument/2006/math" xmlns:v="urn:schemas-microsoft-com:vml" xmlns:wp14="http://schemas.microsoft.com/office/word/2010/wordprocessingDrawing" xmlns:wp="http://schemas.openxmlformats.org/drawingml/2006/wordprocessingDrawing" xmlns:w10="urn:schemas-microsoft-com:office:word" xmlns:w="http://schemas.openxmlformats.org/wordprocessingml/2006/main" xmlns:w14="http://schemas.microsoft.com/office/word/2010/wordml" xmlns:w15="http://schemas.microsoft.com/office/word/2012/wordml" xmlns:w16cex="http://schemas.microsoft.com/office/word/2018/wordml/cex" xmlns:w16cid="http://schemas.microsoft.com/office/word/2016/wordml/cid" xmlns:w16="http://schemas.microsoft.com/office/word/2018/wordml" xmlns:w16du="http://schemas.microsoft.com/office/word/2023/wordml/word16du" xmlns:w16sdtdh="http://schemas.microsoft.com/office/word/2020/wordml/sdtdatahash" xmlns:w16sdtfl="http://schemas.microsoft.com/office/word/2024/wordml/sdtformatlock" xmlns:w16se="http://schemas.microsoft.com/office/word/2015/wordml/symex" xmlns:wpg="http://schemas.microsoft.com/office/word/2010/wordprocessingGroup" xmlns:wpi="http://schemas.microsoft.com/office/word/2010/wordprocessingInk" xmlns:wne="http://schemas.microsoft.com/office/word/2006/wordml" xmlns:wps="http://schemas.microsoft.com/office/word/2010/wordprocessingShape" mc:Ignorable="w14 w15 w16se w16cid w16 w16cex w16sdtdh w16sdtfl w16du wp14">
   <w:abstractNum w:abstractNumId="0" w15:restartNumberingAfterBreak="0">
     <w:nsid w:val="41D24F4C"/>
     <w:multiLevelType w:val="hybridMultilevel"/>
@@ -3153,20 +3706,20 @@
       </w:pPr>
     </w:lvl>
   </w:abstractNum>
-  <w:num w:numId="1">
+  <w:num w:numId="1" w16cid:durableId="1259868325">
     <w:abstractNumId w:val="0"/>
   </w:num>
-  <w:num w:numId="2">
+  <w:num w:numId="2" w16cid:durableId="1773236511">
     <w:abstractNumId w:val="2"/>
   </w:num>
-  <w:num w:numId="3">
+  <w:num w:numId="3" w16cid:durableId="229387499">
     <w:abstractNumId w:val="1"/>
   </w:num>
 </w:numbering>
 </file>
 
 <file path=word/styles.xml><?xml version="1.0" encoding="utf-8"?>
-<w:styles xmlns:mc="http://schemas.openxmlformats.org/markup-compatibility/2006" xmlns:r="http://schemas.openxmlformats.org/officeDocument/2006/relationships" xmlns:w="http://schemas.openxmlformats.org/wordprocessingml/2006/main" xmlns:w14="http://schemas.microsoft.com/office/word/2010/wordml" xmlns:w15="http://schemas.microsoft.com/office/word/2012/wordml" xmlns:w16cex="http://schemas.microsoft.com/office/word/2018/wordml/cex" xmlns:w16cid="http://schemas.microsoft.com/office/word/2016/wordml/cid" xmlns:w16="http://schemas.microsoft.com/office/word/2018/wordml" xmlns:w16sdtdh="http://schemas.microsoft.com/office/word/2020/wordml/sdtdatahash" xmlns:w16se="http://schemas.microsoft.com/office/word/2015/wordml/symex" mc:Ignorable="w14 w15 w16se w16cid w16 w16cex w16sdtdh">
+<w:styles xmlns:mc="http://schemas.openxmlformats.org/markup-compatibility/2006" xmlns:r="http://schemas.openxmlformats.org/officeDocument/2006/relationships" xmlns:w="http://schemas.openxmlformats.org/wordprocessingml/2006/main" xmlns:w14="http://schemas.microsoft.com/office/word/2010/wordml" xmlns:w15="http://schemas.microsoft.com/office/word/2012/wordml" xmlns:w16cex="http://schemas.microsoft.com/office/word/2018/wordml/cex" xmlns:w16cid="http://schemas.microsoft.com/office/word/2016/wordml/cid" xmlns:w16="http://schemas.microsoft.com/office/word/2018/wordml" xmlns:w16du="http://schemas.microsoft.com/office/word/2023/wordml/word16du" xmlns:w16sdtdh="http://schemas.microsoft.com/office/word/2020/wordml/sdtdatahash" xmlns:w16sdtfl="http://schemas.microsoft.com/office/word/2024/wordml/sdtformatlock" xmlns:w16se="http://schemas.microsoft.com/office/word/2015/wordml/symex" mc:Ignorable="w14 w15 w16se w16cid w16 w16cex w16sdtdh w16sdtfl w16du">
   <w:docDefaults>
     <w:rPrDefault>
       <w:rPr>
